--- a/대본/3부/07화_Price_per_Syringe.docx
+++ b/대본/3부/07화_Price_per_Syringe.docx
@@ -2,7 +2,7 @@
 <file path=word/document.xml><?xml version="1.0" encoding="utf-8"?>
 <w:document xmlns:w="http://schemas.openxmlformats.org/wordprocessingml/2006/main" xmlns:m="http://schemas.openxmlformats.org/officeDocument/2006/math" xmlns:r="http://schemas.openxmlformats.org/officeDocument/2006/relationships" xmlns:o="urn:schemas-microsoft-com:office:office" xmlns:v="urn:schemas-microsoft-com:vml" xmlns:w10="urn:schemas-microsoft-com:office:word" xmlns:a="http://schemas.openxmlformats.org/drawingml/2006/main" xmlns:pic="http://schemas.openxmlformats.org/drawingml/2006/picture" xmlns:wp="http://schemas.openxmlformats.org/drawingml/2006/wordprocessingDrawing">
   <w:body>
-    <w:bookmarkStart w:id="31" w:name="ship-it-3부-7화"/>
+    <w:bookmarkStart w:id="32" w:name="ship-it-3부-7화"/>
     <w:p>
       <w:pPr>
         <w:pStyle w:val="Heading1"/>
@@ -65,7 +65,7 @@
         <w:t xml:space="preserve"> </w:t>
       </w:r>
       <w:r>
-        <w:t xml:space="preserve">- 규칙: 지문 없음. 전 화 100% 「화자명: 대사」. 1턴 15단어 이내.</w:t>
+        <w:t xml:space="preserve">- 규칙: 지문 없음. 전 화 100% 「화자명: 대사」. 1턴 15단어 이내 + 긴 턴 10~15회(25~35단어).</w:t>
       </w:r>
       <w:r>
         <w:t xml:space="preserve"> </w:t>
@@ -464,13 +464,13 @@
         </w:numPr>
       </w:pPr>
       <w:r>
-        <w:t xml:space="preserve">ZOE: I was tired of selling hope in a jar. I wanted to sell something real.</w:t>
-      </w:r>
-      <w:r>
-        <w:t xml:space="preserve"> </w:t>
-      </w:r>
-      <w:r>
-        <w:t xml:space="preserve">조이: 병에 담긴 희망을 파는 데 지쳤어요. 진짜인 걸 팔고 싶었어요.</w:t>
+        <w:t xml:space="preserve">ZOE: I was tired of selling hope in a jar. Every season, a new promise and the same cream. I wanted to sell something real, something with numbers that actually mean something.</w:t>
+      </w:r>
+      <w:r>
+        <w:t xml:space="preserve"> </w:t>
+      </w:r>
+      <w:r>
+        <w:t xml:space="preserve">조이: 병에 담긴 희망을 파는 데 지쳤어요. 시즌마다 새로운 약속에 똑같은 크림. 진짜인 걸 팔고 싶었어요. 숫자가 정말로 의미를 가지는 걸요.</w:t>
       </w:r>
     </w:p>
     <w:p>
@@ -661,13 +661,13 @@
         </w:numPr>
       </w:pPr>
       <w:r>
-        <w:t xml:space="preserve">ZOE: Exactly. That’s why cost-plus is usually wrong. It ignores the market.</w:t>
-      </w:r>
-      <w:r>
-        <w:t xml:space="preserve"> </w:t>
-      </w:r>
-      <w:r>
-        <w:t xml:space="preserve">조이: 바로 그거예요. 그래서 원가 가산은 대개 틀려요. 시장을 무시하니까요.</w:t>
+        <w:t xml:space="preserve">ZOE: Exactly. That’s why cost-plus is usually wrong. It only looks at what the product costs us, and it ignores the market, what customers already pay, and what they’d happily pay.</w:t>
+      </w:r>
+      <w:r>
+        <w:t xml:space="preserve"> </w:t>
+      </w:r>
+      <w:r>
+        <w:t xml:space="preserve">조이: 바로 그거예요. 그래서 원가 가산은 대개 틀려요. 제품이 우리에게 얼마 드는지만 보고, 시장도, 고객이 이미 내고 있는 돈도, 기꺼이 낼 돈도 무시하니까요.</w:t>
       </w:r>
     </w:p>
     <w:p>
@@ -906,13 +906,13 @@
         </w:numPr>
       </w:pPr>
       <w:r>
-        <w:t xml:space="preserve">ELENA: Careful. Price can’t make a claim the label doesn’t make.</w:t>
-      </w:r>
-      <w:r>
-        <w:t xml:space="preserve"> </w:t>
-      </w:r>
-      <w:r>
-        <w:t xml:space="preserve">엘레나: 조심해요. 가격으로 라벨에 없는 주장을 할 순 없어요.</w:t>
+        <w:t xml:space="preserve">ELENA: Careful. Price can’t make a claim the label doesn’t make. If our price quietly tells doctors we’re better, regulators can treat that as a claim, just like words in a brochure.</w:t>
+      </w:r>
+      <w:r>
+        <w:t xml:space="preserve"> </w:t>
+      </w:r>
+      <w:r>
+        <w:t xml:space="preserve">엘레나: 조심해요. 가격으로 라벨에 없는 주장을 할 순 없어요. 우리 가격이 의사들에게 은근히 더 좋다고 말하면, 규제 당국은 그걸 브로슈어 문구처럼 하나의 주장으로 볼 수 있어요.</w:t>
       </w:r>
     </w:p>
     <w:p>
@@ -1093,13 +1093,13 @@
         </w:numPr>
       </w:pPr>
       <w:r>
-        <w:t xml:space="preserve">NOAH: A med spa owner we interviewed. Four years ago. One complication. One lawsuit threat.</w:t>
-      </w:r>
-      <w:r>
-        <w:t xml:space="preserve"> </w:t>
-      </w:r>
-      <w:r>
-        <w:t xml:space="preserve">노아: 4년 전에 인터뷰한 메디스파 원장이요. 부작용 한 건. 소송 위협 한 번.</w:t>
+        <w:t xml:space="preserve">NOAH: A med spa owner we interviewed four years ago, back when this was just an idea. She had one complication, one lawsuit threat, and her insurance went up forty percent.</w:t>
+      </w:r>
+      <w:r>
+        <w:t xml:space="preserve"> </w:t>
+      </w:r>
+      <w:r>
+        <w:t xml:space="preserve">노아: 4년 전, 이게 아이디어에 불과했을 때 인터뷰한 메디스파 원장이요. 부작용 한 건, 소송 위협 한 번에 보험료가 40퍼센트 올랐어요.</w:t>
       </w:r>
     </w:p>
     <w:p>
@@ -1229,13 +1229,13 @@
         </w:numPr>
       </w:pPr>
       <w:r>
-        <w:t xml:space="preserve">MARCUS: I’d go three-fifty. Same as Lumaderm. Remove the price objection.</w:t>
-      </w:r>
-      <w:r>
-        <w:t xml:space="preserve"> </w:t>
-      </w:r>
-      <w:r>
-        <w:t xml:space="preserve">마커스: 난 350달러. 루마덤이랑 같게. 가격 반대 이유를 없애는 거지.</w:t>
+        <w:t xml:space="preserve">MARCUS: I’d go three-fifty. Same as Lumaderm. That removes the price objection completely, so the doctor’s only question is whether to switch. In the army we’d call that clearing the path.</w:t>
+      </w:r>
+      <w:r>
+        <w:t xml:space="preserve"> </w:t>
+      </w:r>
+      <w:r>
+        <w:t xml:space="preserve">마커스: 난 350달러. 루마덤이랑 같게. 가격 반대 이유를 완전히 없애는 거지. 그러면 의사가 고민할 건 바꿀지 말지 하나뿐이야. 군대에선 그걸 길을 치운다고 하지.</w:t>
       </w:r>
     </w:p>
     <w:p>
@@ -1404,10 +1404,79 @@
         <w:t xml:space="preserve"> </w:t>
       </w:r>
       <w:r>
+        <w:t xml:space="preserve">‘</w:t>
+      </w:r>
+      <w:r>
+        <w:t xml:space="preserve">safety.</w:t>
+      </w:r>
+      <w:r>
+        <w:t xml:space="preserve">’</w:t>
+      </w:r>
+      <w:r>
+        <w:t xml:space="preserve"> </w:t>
+      </w:r>
+      <w:r>
+        <w:t xml:space="preserve">Doctors will do that math in two seconds, and then they’ll ask us to prove it. We can’t.</w:t>
+      </w:r>
+      <w:r>
+        <w:t xml:space="preserve"> </w:t>
+      </w:r>
+      <w:r>
+        <w:t xml:space="preserve">엘레나: 가격이 대신 말했죠. ’안전’을 위해 100달러 더. 의사들은 그 계산을 2초 만에 하고, 그다음엔 증명해 보라고 할 거예요. 우린 못 해요.</w:t>
+      </w:r>
+    </w:p>
+    <w:p>
+      <w:pPr>
+        <w:numPr>
+          <w:ilvl w:val="0"/>
+          <w:numId w:val="1003"/>
+        </w:numPr>
+      </w:pPr>
+      <w:r>
+        <w:t xml:space="preserve">ZOE: She’s right. At four-fifty, the price makes a claim the label can’t.</w:t>
+      </w:r>
+      <w:r>
+        <w:t xml:space="preserve"> </w:t>
+      </w:r>
+      <w:r>
+        <w:t xml:space="preserve">조이: 엘레나 말이 맞아요. 450달러면 가격이 라벨이 못 하는 주장을 하게 돼요.</w:t>
+      </w:r>
+    </w:p>
+    <w:p>
+      <w:pPr>
+        <w:numPr>
+          <w:ilvl w:val="0"/>
+          <w:numId w:val="1003"/>
+        </w:numPr>
+      </w:pPr>
+      <w:r>
+        <w:t xml:space="preserve">NOAH: Okay. Fair. Marcus, three-fifty. Your story?</w:t>
+      </w:r>
+      <w:r>
+        <w:t xml:space="preserve"> </w:t>
+      </w:r>
+      <w:r>
+        <w:t xml:space="preserve">노아: 알겠어요. 맞아요. 마커스, 350달러. 어떤 이야기예요?</w:t>
+      </w:r>
+    </w:p>
+    <w:p>
+      <w:pPr>
+        <w:numPr>
+          <w:ilvl w:val="0"/>
+          <w:numId w:val="1003"/>
+        </w:numPr>
+      </w:pPr>
+      <w:r>
+        <w:t xml:space="preserve">MARCUS:</w:t>
+      </w:r>
+      <w:r>
+        <w:t xml:space="preserve"> </w:t>
+      </w:r>
+      <w:r>
         <w:t xml:space="preserve">“</w:t>
       </w:r>
       <w:r>
-        <w:t xml:space="preserve">safety.</w:t>
+        <w:t xml:space="preserve">Same price as Lumaderm. Same results. Plus an emergency exit. Why not switch?</w:t>
       </w:r>
       <w:r>
         <w:t xml:space="preserve">”</w:t>
@@ -1416,7 +1485,7 @@
         <w:t xml:space="preserve"> </w:t>
       </w:r>
       <w:r>
-        <w:t xml:space="preserve">엘레나: 가격이 대신 말했죠.</w:t>
+        <w:t xml:space="preserve">마커스:</w:t>
       </w:r>
       <w:r>
         <w:t xml:space="preserve"> </w:t>
@@ -1425,14 +1494,11 @@
         <w:t xml:space="preserve">“</w:t>
       </w:r>
       <w:r>
-        <w:t xml:space="preserve">안전</w:t>
+        <w:t xml:space="preserve">루마덤과 같은 가격. 같은 효과. 거기에 비상구까지. 바꾸지 않을 이유가 있나?</w:t>
       </w:r>
       <w:r>
         <w:t xml:space="preserve">”</w:t>
       </w:r>
-      <w:r>
-        <w:t xml:space="preserve">을 위해 100달러 더.</w:t>
-      </w:r>
     </w:p>
     <w:p>
       <w:pPr>
@@ -1442,13 +1508,37 @@
         </w:numPr>
       </w:pPr>
       <w:r>
-        <w:t xml:space="preserve">ZOE: She’s right. At four-fifty, the price makes a claim the label can’t.</w:t>
-      </w:r>
-      <w:r>
-        <w:t xml:space="preserve"> </w:t>
-      </w:r>
-      <w:r>
-        <w:t xml:space="preserve">조이: 엘레나 말이 맞아요. 450달러면 가격이 라벨이 못 하는 주장을 하게 돼요.</w:t>
+        <w:t xml:space="preserve">PRIYA: That’s actually strong.</w:t>
+      </w:r>
+      <w:r>
+        <w:t xml:space="preserve"> </w:t>
+      </w:r>
+      <w:r>
+        <w:t xml:space="preserve">“</w:t>
+      </w:r>
+      <w:r>
+        <w:t xml:space="preserve">Same, plus.</w:t>
+      </w:r>
+      <w:r>
+        <w:t xml:space="preserve">”</w:t>
+      </w:r>
+      <w:r>
+        <w:t xml:space="preserve"> </w:t>
+      </w:r>
+      <w:r>
+        <w:t xml:space="preserve">프리야: 그거 사실 강력한데.</w:t>
+      </w:r>
+      <w:r>
+        <w:t xml:space="preserve"> </w:t>
+      </w:r>
+      <w:r>
+        <w:t xml:space="preserve">“</w:t>
+      </w:r>
+      <w:r>
+        <w:t xml:space="preserve">같은데, 플러스.</w:t>
+      </w:r>
+      <w:r>
+        <w:t xml:space="preserve">”</w:t>
       </w:r>
     </w:p>
     <w:p>
@@ -1459,13 +1549,13 @@
         </w:numPr>
       </w:pPr>
       <w:r>
-        <w:t xml:space="preserve">NOAH: Okay. Fair. Marcus, three-fifty. Your story?</w:t>
-      </w:r>
-      <w:r>
-        <w:t xml:space="preserve"> </w:t>
-      </w:r>
-      <w:r>
-        <w:t xml:space="preserve">노아: 알겠어요. 맞아요. 마커스, 350달러. 어떤 이야기예요?</w:t>
+        <w:t xml:space="preserve">ZOE: Strong but risky. If we match Lumaderm, Halvern can drop their price.</w:t>
+      </w:r>
+      <w:r>
+        <w:t xml:space="preserve"> </w:t>
+      </w:r>
+      <w:r>
+        <w:t xml:space="preserve">조이: 강력하지만 위험해요. 루마덤과 같게 하면 할번이 가격을 내릴 수 있어요.</w:t>
       </w:r>
     </w:p>
     <w:p>
@@ -1476,7 +1566,245 @@
         </w:numPr>
       </w:pPr>
       <w:r>
-        <w:t xml:space="preserve">MARCUS:</w:t>
+        <w:t xml:space="preserve">MARCUS: Would they drop it?</w:t>
+      </w:r>
+      <w:r>
+        <w:t xml:space="preserve"> </w:t>
+      </w:r>
+      <w:r>
+        <w:t xml:space="preserve">마커스: 내릴까?</w:t>
+      </w:r>
+    </w:p>
+    <w:p>
+      <w:pPr>
+        <w:numPr>
+          <w:ilvl w:val="0"/>
+          <w:numId w:val="1003"/>
+        </w:numPr>
+      </w:pPr>
+      <w:r>
+        <w:t xml:space="preserve">NOAH: For a big competitor? Absolutely. I’ve seen Tom do it.</w:t>
+      </w:r>
+      <w:r>
+        <w:t xml:space="preserve"> </w:t>
+      </w:r>
+      <w:r>
+        <w:t xml:space="preserve">노아: 큰 경쟁자라면요? 당연하죠. 톰이 그러는 걸 봤어요.</w:t>
+      </w:r>
+    </w:p>
+    <w:p>
+      <w:pPr>
+        <w:numPr>
+          <w:ilvl w:val="0"/>
+          <w:numId w:val="1003"/>
+        </w:numPr>
+      </w:pPr>
+      <w:r>
+        <w:t xml:space="preserve">ZOE: And once you start at three-fifty, you can never go up.</w:t>
+      </w:r>
+      <w:r>
+        <w:t xml:space="preserve"> </w:t>
+      </w:r>
+      <w:r>
+        <w:t xml:space="preserve">조이: 그리고 350달러로 시작하면 절대 올릴 수 없어요.</w:t>
+      </w:r>
+    </w:p>
+    <w:p>
+      <w:pPr>
+        <w:numPr>
+          <w:ilvl w:val="0"/>
+          <w:numId w:val="1003"/>
+        </w:numPr>
+      </w:pPr>
+      <w:r>
+        <w:t xml:space="preserve">GRACE: Prices only go down after launch. Never up. Clinics remember the first price you gave them, and every increase feels like a broken promise, even when your costs have changed.</w:t>
+      </w:r>
+      <w:r>
+        <w:t xml:space="preserve"> </w:t>
+      </w:r>
+      <w:r>
+        <w:t xml:space="preserve">그레이스: 출시 후엔 가격이 내려가기만 하죠. 올라가진 않고요. 병원은 처음 받은 가격을 기억해요. 그래서 원가가 바뀌었더라도 가격을 올리면 약속을 깬 것처럼 느껴져요.</w:t>
+      </w:r>
+    </w:p>
+    <w:p>
+      <w:pPr>
+        <w:numPr>
+          <w:ilvl w:val="0"/>
+          <w:numId w:val="1003"/>
+        </w:numPr>
+      </w:pPr>
+      <w:r>
+        <w:t xml:space="preserve">ZOE: Exactly. So we need room. Room to discount. Room to fight.</w:t>
+      </w:r>
+      <w:r>
+        <w:t xml:space="preserve"> </w:t>
+      </w:r>
+      <w:r>
+        <w:t xml:space="preserve">조이: 맞아요. 그래서 여유가 필요해요. 할인할 여유. 싸울 여유.</w:t>
+      </w:r>
+    </w:p>
+    <w:p>
+      <w:pPr>
+        <w:numPr>
+          <w:ilvl w:val="0"/>
+          <w:numId w:val="1003"/>
+        </w:numPr>
+      </w:pPr>
+      <w:r>
+        <w:t xml:space="preserve">MARCUS: So what is your number, Zoe?</w:t>
+      </w:r>
+      <w:r>
+        <w:t xml:space="preserve"> </w:t>
+      </w:r>
+      <w:r>
+        <w:t xml:space="preserve">마커스: 그래서 조이의 숫자는 뭐야?</w:t>
+      </w:r>
+    </w:p>
+    <w:p>
+      <w:pPr>
+        <w:numPr>
+          <w:ilvl w:val="0"/>
+          <w:numId w:val="1003"/>
+        </w:numPr>
+      </w:pPr>
+      <w:r>
+        <w:t xml:space="preserve">PRIYA: Two numbers? A list price and a launch price?</w:t>
+      </w:r>
+      <w:r>
+        <w:t xml:space="preserve"> </w:t>
+      </w:r>
+      <w:r>
+        <w:t xml:space="preserve">프리야: 숫자 두 개요? 정가랑 출시가?</w:t>
+      </w:r>
+    </w:p>
+    <w:p>
+      <w:pPr>
+        <w:numPr>
+          <w:ilvl w:val="0"/>
+          <w:numId w:val="1003"/>
+        </w:numPr>
+      </w:pPr>
+      <w:r>
+        <w:t xml:space="preserve">ZOE: List price: four twenty-five. Launch program: three ninety-five. For the first six months.</w:t>
+      </w:r>
+      <w:r>
+        <w:t xml:space="preserve"> </w:t>
+      </w:r>
+      <w:r>
+        <w:t xml:space="preserve">조이: 정가 425달러. 출시 프로그램 395달러. 처음 6개월 동안.</w:t>
+      </w:r>
+    </w:p>
+    <w:p>
+      <w:pPr>
+        <w:numPr>
+          <w:ilvl w:val="0"/>
+          <w:numId w:val="1003"/>
+        </w:numPr>
+      </w:pPr>
+      <w:r>
+        <w:t xml:space="preserve">NOAH: Four twenty-five is the anchor.</w:t>
+      </w:r>
+      <w:r>
+        <w:t xml:space="preserve"> </w:t>
+      </w:r>
+      <w:r>
+        <w:t xml:space="preserve">노아: 425달러가 앵커네요.</w:t>
+      </w:r>
+    </w:p>
+    <w:p>
+      <w:pPr>
+        <w:numPr>
+          <w:ilvl w:val="0"/>
+          <w:numId w:val="1003"/>
+        </w:numPr>
+      </w:pPr>
+      <w:r>
+        <w:t xml:space="preserve">ZOE: Exactly. The anchor makes three ninety-five feel like a good deal.</w:t>
+      </w:r>
+      <w:r>
+        <w:t xml:space="preserve"> </w:t>
+      </w:r>
+      <w:r>
+        <w:t xml:space="preserve">조이: 맞아요. 앵커가 있으면 395달러가 좋은 조건처럼 느껴져요.</w:t>
+      </w:r>
+    </w:p>
+    <w:p>
+      <w:pPr>
+        <w:numPr>
+          <w:ilvl w:val="0"/>
+          <w:numId w:val="1003"/>
+        </w:numPr>
+      </w:pPr>
+      <w:r>
+        <w:t xml:space="preserve">MARCUS: And three ninety-five is only forty-five above Lumaderm.</w:t>
+      </w:r>
+      <w:r>
+        <w:t xml:space="preserve"> </w:t>
+      </w:r>
+      <w:r>
+        <w:t xml:space="preserve">마커스: 그리고 395달러면 루마덤보다 45달러밖에 안 비싸고.</w:t>
+      </w:r>
+    </w:p>
+    <w:p>
+      <w:pPr>
+        <w:numPr>
+          <w:ilvl w:val="0"/>
+          <w:numId w:val="1003"/>
+        </w:numPr>
+      </w:pPr>
+      <w:r>
+        <w:t xml:space="preserve">ZOE: And what does the clinic get for forty-five dollars?</w:t>
+      </w:r>
+      <w:r>
+        <w:t xml:space="preserve"> </w:t>
+      </w:r>
+      <w:r>
+        <w:t xml:space="preserve">조이: 그리고 병원은 45달러로 뭘 얻죠?</w:t>
+      </w:r>
+    </w:p>
+    <w:p>
+      <w:pPr>
+        <w:numPr>
+          <w:ilvl w:val="0"/>
+          <w:numId w:val="1003"/>
+        </w:numPr>
+      </w:pPr>
+      <w:r>
+        <w:t xml:space="preserve">ELENA: Training. An emergency kit. And a measured dissolution advantage.</w:t>
+      </w:r>
+      <w:r>
+        <w:t xml:space="preserve"> </w:t>
+      </w:r>
+      <w:r>
+        <w:t xml:space="preserve">엘레나: 교육. 응급 키트. 그리고 측정된 용해 장점.</w:t>
+      </w:r>
+    </w:p>
+    <w:p>
+      <w:pPr>
+        <w:numPr>
+          <w:ilvl w:val="0"/>
+          <w:numId w:val="1003"/>
+        </w:numPr>
+      </w:pPr>
+      <w:r>
+        <w:t xml:space="preserve">ZOE: What that means for you is… the extra forty-five buys a system.</w:t>
+      </w:r>
+      <w:r>
+        <w:t xml:space="preserve"> </w:t>
+      </w:r>
+      <w:r>
+        <w:t xml:space="preserve">조이: 그 말은 곧… 추가 45달러로 시스템을 산다는 거예요.</w:t>
+      </w:r>
+    </w:p>
+    <w:p>
+      <w:pPr>
+        <w:numPr>
+          <w:ilvl w:val="0"/>
+          <w:numId w:val="1003"/>
+        </w:numPr>
+      </w:pPr>
+      <w:r>
+        <w:t xml:space="preserve">PRIYA: You keep saying</w:t>
       </w:r>
       <w:r>
         <w:t xml:space="preserve"> </w:t>
@@ -1485,7 +1813,7 @@
         <w:t xml:space="preserve">“</w:t>
       </w:r>
       <w:r>
-        <w:t xml:space="preserve">Same price as Lumaderm. Same results. Plus an emergency exit. Why not switch?</w:t>
+        <w:t xml:space="preserve">What that means for you is.</w:t>
       </w:r>
       <w:r>
         <w:t xml:space="preserve">”</w:t>
@@ -1494,7 +1822,13 @@
         <w:t xml:space="preserve"> </w:t>
       </w:r>
       <w:r>
-        <w:t xml:space="preserve">마커스:</w:t>
+        <w:t xml:space="preserve">Is that a habit?</w:t>
+      </w:r>
+      <w:r>
+        <w:t xml:space="preserve"> </w:t>
+      </w:r>
+      <w:r>
+        <w:t xml:space="preserve">프리야: 계속</w:t>
       </w:r>
       <w:r>
         <w:t xml:space="preserve"> </w:t>
@@ -1503,11 +1837,14 @@
         <w:t xml:space="preserve">“</w:t>
       </w:r>
       <w:r>
-        <w:t xml:space="preserve">루마덤과 같은 가격. 같은 효과. 거기에 비상구까지. 바꾸지 않을 이유가 있나?</w:t>
+        <w:t xml:space="preserve">그 말은 곧</w:t>
       </w:r>
       <w:r>
         <w:t xml:space="preserve">”</w:t>
       </w:r>
+      <w:r>
+        <w:t xml:space="preserve">이라고 하네요. 습관이에요?</w:t>
+      </w:r>
     </w:p>
     <w:p>
       <w:pPr>
@@ -1517,359 +1854,31 @@
         </w:numPr>
       </w:pPr>
       <w:r>
-        <w:t xml:space="preserve">PRIYA: That’s actually strong.</w:t>
-      </w:r>
-      <w:r>
-        <w:t xml:space="preserve"> </w:t>
-      </w:r>
-      <w:r>
-        <w:t xml:space="preserve">“</w:t>
-      </w:r>
-      <w:r>
-        <w:t xml:space="preserve">Same, plus.</w:t>
-      </w:r>
-      <w:r>
-        <w:t xml:space="preserve">”</w:t>
-      </w:r>
-      <w:r>
-        <w:t xml:space="preserve"> </w:t>
-      </w:r>
-      <w:r>
-        <w:t xml:space="preserve">프리야: 그거 사실 강력한데.</w:t>
-      </w:r>
-      <w:r>
-        <w:t xml:space="preserve"> </w:t>
-      </w:r>
-      <w:r>
-        <w:t xml:space="preserve">“</w:t>
-      </w:r>
-      <w:r>
-        <w:t xml:space="preserve">같은데, 플러스.</w:t>
-      </w:r>
-      <w:r>
-        <w:t xml:space="preserve">”</w:t>
-      </w:r>
-    </w:p>
-    <w:p>
-      <w:pPr>
-        <w:numPr>
-          <w:ilvl w:val="0"/>
-          <w:numId w:val="1003"/>
-        </w:numPr>
-      </w:pPr>
-      <w:r>
-        <w:t xml:space="preserve">ZOE: Strong but risky. If we match Lumaderm, Halvern can drop their price.</w:t>
-      </w:r>
-      <w:r>
-        <w:t xml:space="preserve"> </w:t>
-      </w:r>
-      <w:r>
-        <w:t xml:space="preserve">조이: 강력하지만 위험해요. 루마덤과 같게 하면 할번이 가격을 내릴 수 있어요.</w:t>
-      </w:r>
-    </w:p>
-    <w:p>
-      <w:pPr>
-        <w:numPr>
-          <w:ilvl w:val="0"/>
-          <w:numId w:val="1003"/>
-        </w:numPr>
-      </w:pPr>
-      <w:r>
-        <w:t xml:space="preserve">MARCUS: Would they drop it?</w:t>
-      </w:r>
-      <w:r>
-        <w:t xml:space="preserve"> </w:t>
-      </w:r>
-      <w:r>
-        <w:t xml:space="preserve">마커스: 내릴까?</w:t>
-      </w:r>
-    </w:p>
-    <w:p>
-      <w:pPr>
-        <w:numPr>
-          <w:ilvl w:val="0"/>
-          <w:numId w:val="1003"/>
-        </w:numPr>
-      </w:pPr>
-      <w:r>
-        <w:t xml:space="preserve">NOAH: For a big competitor? Absolutely. I’ve seen Tom do it.</w:t>
-      </w:r>
-      <w:r>
-        <w:t xml:space="preserve"> </w:t>
-      </w:r>
-      <w:r>
-        <w:t xml:space="preserve">노아: 큰 경쟁자라면요? 당연하죠. 톰이 그러는 걸 봤어요.</w:t>
-      </w:r>
-    </w:p>
-    <w:p>
-      <w:pPr>
-        <w:numPr>
-          <w:ilvl w:val="0"/>
-          <w:numId w:val="1003"/>
-        </w:numPr>
-      </w:pPr>
-      <w:r>
-        <w:t xml:space="preserve">ZOE: And once you start at three-fifty, you can never go up.</w:t>
-      </w:r>
-      <w:r>
-        <w:t xml:space="preserve"> </w:t>
-      </w:r>
-      <w:r>
-        <w:t xml:space="preserve">조이: 그리고 350달러로 시작하면 절대 올릴 수 없어요.</w:t>
-      </w:r>
-    </w:p>
-    <w:p>
-      <w:pPr>
-        <w:numPr>
-          <w:ilvl w:val="0"/>
-          <w:numId w:val="1003"/>
-        </w:numPr>
-      </w:pPr>
-      <w:r>
-        <w:t xml:space="preserve">GRACE: Prices only go down after launch. Never up.</w:t>
-      </w:r>
-      <w:r>
-        <w:t xml:space="preserve"> </w:t>
-      </w:r>
-      <w:r>
-        <w:t xml:space="preserve">그레이스: 출시 후엔 가격이 내려가기만 하죠. 올라가진 않고요.</w:t>
-      </w:r>
-    </w:p>
-    <w:p>
-      <w:pPr>
-        <w:numPr>
-          <w:ilvl w:val="0"/>
-          <w:numId w:val="1003"/>
-        </w:numPr>
-      </w:pPr>
-      <w:r>
-        <w:t xml:space="preserve">ZOE: Exactly. So we need room. Room to discount. Room to fight.</w:t>
-      </w:r>
-      <w:r>
-        <w:t xml:space="preserve"> </w:t>
-      </w:r>
-      <w:r>
-        <w:t xml:space="preserve">조이: 맞아요. 그래서 여유가 필요해요. 할인할 여유. 싸울 여유.</w:t>
-      </w:r>
-    </w:p>
-    <w:p>
-      <w:pPr>
-        <w:numPr>
-          <w:ilvl w:val="0"/>
-          <w:numId w:val="1003"/>
-        </w:numPr>
-      </w:pPr>
-      <w:r>
-        <w:t xml:space="preserve">MARCUS: So what is your number, Zoe?</w:t>
-      </w:r>
-      <w:r>
-        <w:t xml:space="preserve"> </w:t>
-      </w:r>
-      <w:r>
-        <w:t xml:space="preserve">마커스: 그래서 조이의 숫자는 뭐야?</w:t>
-      </w:r>
-    </w:p>
-    <w:p>
-      <w:pPr>
-        <w:numPr>
-          <w:ilvl w:val="0"/>
-          <w:numId w:val="1003"/>
-        </w:numPr>
-      </w:pPr>
-      <w:r>
-        <w:t xml:space="preserve">PRIYA: Two numbers? A list price and a launch price?</w:t>
-      </w:r>
-      <w:r>
-        <w:t xml:space="preserve"> </w:t>
-      </w:r>
-      <w:r>
-        <w:t xml:space="preserve">프리야: 숫자 두 개요? 정가랑 출시가?</w:t>
-      </w:r>
-    </w:p>
-    <w:p>
-      <w:pPr>
-        <w:numPr>
-          <w:ilvl w:val="0"/>
-          <w:numId w:val="1003"/>
-        </w:numPr>
-      </w:pPr>
-      <w:r>
-        <w:t xml:space="preserve">ZOE: List price: four twenty-five. Launch program: three ninety-five. For the first six months.</w:t>
-      </w:r>
-      <w:r>
-        <w:t xml:space="preserve"> </w:t>
-      </w:r>
-      <w:r>
-        <w:t xml:space="preserve">조이: 정가 425달러. 출시 프로그램 395달러. 처음 6개월 동안.</w:t>
-      </w:r>
-    </w:p>
-    <w:p>
-      <w:pPr>
-        <w:numPr>
-          <w:ilvl w:val="0"/>
-          <w:numId w:val="1003"/>
-        </w:numPr>
-      </w:pPr>
-      <w:r>
-        <w:t xml:space="preserve">NOAH: Four twenty-five is the anchor.</w:t>
-      </w:r>
-      <w:r>
-        <w:t xml:space="preserve"> </w:t>
-      </w:r>
-      <w:r>
-        <w:t xml:space="preserve">노아: 425달러가 앵커네요.</w:t>
-      </w:r>
-    </w:p>
-    <w:p>
-      <w:pPr>
-        <w:numPr>
-          <w:ilvl w:val="0"/>
-          <w:numId w:val="1003"/>
-        </w:numPr>
-      </w:pPr>
-      <w:r>
-        <w:t xml:space="preserve">ZOE: Exactly. The anchor makes three ninety-five feel like a good deal.</w:t>
-      </w:r>
-      <w:r>
-        <w:t xml:space="preserve"> </w:t>
-      </w:r>
-      <w:r>
-        <w:t xml:space="preserve">조이: 맞아요. 앵커가 있으면 395달러가 좋은 조건처럼 느껴져요.</w:t>
-      </w:r>
-    </w:p>
-    <w:p>
-      <w:pPr>
-        <w:numPr>
-          <w:ilvl w:val="0"/>
-          <w:numId w:val="1003"/>
-        </w:numPr>
-      </w:pPr>
-      <w:r>
-        <w:t xml:space="preserve">MARCUS: And three ninety-five is only forty-five above Lumaderm.</w:t>
-      </w:r>
-      <w:r>
-        <w:t xml:space="preserve"> </w:t>
-      </w:r>
-      <w:r>
-        <w:t xml:space="preserve">마커스: 그리고 395달러면 루마덤보다 45달러밖에 안 비싸고.</w:t>
-      </w:r>
-    </w:p>
-    <w:p>
-      <w:pPr>
-        <w:numPr>
-          <w:ilvl w:val="0"/>
-          <w:numId w:val="1003"/>
-        </w:numPr>
-      </w:pPr>
-      <w:r>
-        <w:t xml:space="preserve">ZOE: And what does the clinic get for forty-five dollars?</w:t>
-      </w:r>
-      <w:r>
-        <w:t xml:space="preserve"> </w:t>
-      </w:r>
-      <w:r>
-        <w:t xml:space="preserve">조이: 그리고 병원은 45달러로 뭘 얻죠?</w:t>
-      </w:r>
-    </w:p>
-    <w:p>
-      <w:pPr>
-        <w:numPr>
-          <w:ilvl w:val="0"/>
-          <w:numId w:val="1003"/>
-        </w:numPr>
-      </w:pPr>
-      <w:r>
-        <w:t xml:space="preserve">ELENA: Training. An emergency kit. And a measured dissolution advantage.</w:t>
-      </w:r>
-      <w:r>
-        <w:t xml:space="preserve"> </w:t>
-      </w:r>
-      <w:r>
-        <w:t xml:space="preserve">엘레나: 교육. 응급 키트. 그리고 측정된 용해 장점.</w:t>
-      </w:r>
-    </w:p>
-    <w:p>
-      <w:pPr>
-        <w:numPr>
-          <w:ilvl w:val="0"/>
-          <w:numId w:val="1003"/>
-        </w:numPr>
-      </w:pPr>
-      <w:r>
-        <w:t xml:space="preserve">ZOE: What that means for you is… the extra forty-five buys a system.</w:t>
-      </w:r>
-      <w:r>
-        <w:t xml:space="preserve"> </w:t>
-      </w:r>
-      <w:r>
-        <w:t xml:space="preserve">조이: 그 말은 곧… 추가 45달러로 시스템을 산다는 거예요.</w:t>
-      </w:r>
-    </w:p>
-    <w:p>
-      <w:pPr>
-        <w:numPr>
-          <w:ilvl w:val="0"/>
-          <w:numId w:val="1003"/>
-        </w:numPr>
-      </w:pPr>
-      <w:r>
-        <w:t xml:space="preserve">PRIYA: You keep saying</w:t>
-      </w:r>
-      <w:r>
-        <w:t xml:space="preserve"> </w:t>
-      </w:r>
-      <w:r>
-        <w:t xml:space="preserve">“</w:t>
-      </w:r>
-      <w:r>
-        <w:t xml:space="preserve">What that means for you is.</w:t>
-      </w:r>
-      <w:r>
-        <w:t xml:space="preserve">”</w:t>
-      </w:r>
-      <w:r>
-        <w:t xml:space="preserve"> </w:t>
-      </w:r>
-      <w:r>
-        <w:t xml:space="preserve">Is that a habit?</w:t>
-      </w:r>
-      <w:r>
-        <w:t xml:space="preserve"> </w:t>
-      </w:r>
-      <w:r>
-        <w:t xml:space="preserve">프리야: 계속</w:t>
-      </w:r>
-      <w:r>
-        <w:t xml:space="preserve"> </w:t>
-      </w:r>
-      <w:r>
-        <w:t xml:space="preserve">“</w:t>
-      </w:r>
-      <w:r>
-        <w:t xml:space="preserve">그 말은 곧</w:t>
-      </w:r>
-      <w:r>
-        <w:t xml:space="preserve">”</w:t>
-      </w:r>
-      <w:r>
-        <w:t xml:space="preserve">이라고 하네요. 습관이에요?</w:t>
-      </w:r>
-    </w:p>
-    <w:p>
-      <w:pPr>
-        <w:numPr>
-          <w:ilvl w:val="0"/>
-          <w:numId w:val="1003"/>
-        </w:numPr>
-      </w:pPr>
-      <w:r>
-        <w:t xml:space="preserve">ZOE: It’s my favorite sentence. Features mean nothing until you say what they mean for someone.</w:t>
-      </w:r>
-      <w:r>
-        <w:t xml:space="preserve"> </w:t>
-      </w:r>
-      <w:r>
-        <w:t xml:space="preserve">조이: 제가 제일 좋아하는 문장이에요. 특징은 누군가에게 무슨 의미인지 말하기 전까진 아무 의미 없거든요.</w:t>
+        <w:t xml:space="preserve">ZOE: It’s my favorite sentence. Features mean nothing until you say what they mean for someone. A doctor doesn’t buy</w:t>
+      </w:r>
+      <w:r>
+        <w:t xml:space="preserve"> </w:t>
+      </w:r>
+      <w:r>
+        <w:t xml:space="preserve">‘</w:t>
+      </w:r>
+      <w:r>
+        <w:t xml:space="preserve">two point eight.</w:t>
+      </w:r>
+      <w:r>
+        <w:t xml:space="preserve">’</w:t>
+      </w:r>
+      <w:r>
+        <w:t xml:space="preserve"> </w:t>
+      </w:r>
+      <w:r>
+        <w:t xml:space="preserve">She buys what that number means in her clinic.</w:t>
+      </w:r>
+      <w:r>
+        <w:t xml:space="preserve"> </w:t>
+      </w:r>
+      <w:r>
+        <w:t xml:space="preserve">조이: 제가 제일 좋아하는 문장이에요. 특징은 누군가에게 무슨 의미인지 말하기 전까진 아무 의미 없거든요. 의사는 ’2.8’을 사는 게 아니에요. 그 숫자가 자기 병원에서 갖는 의미를 사는 거죠.</w:t>
       </w:r>
     </w:p>
     <w:p>
@@ -2009,13 +2018,13 @@
         </w:numPr>
       </w:pPr>
       <w:r>
-        <w:t xml:space="preserve">DIANE: Clinics set their own prices. Telling them what to charge is a legal risk.</w:t>
-      </w:r>
-      <w:r>
-        <w:t xml:space="preserve"> </w:t>
-      </w:r>
-      <w:r>
-        <w:t xml:space="preserve">다이앤: 병원은 자기 가격을 스스로 정해요. 얼마 받으라고 하는 건 법적 리스크예요.</w:t>
+        <w:t xml:space="preserve">DIANE: Clinics set their own prices. If a supplier tells them what to charge, it can look like price fixing, and that’s a legal risk for us and for them. So we stay out.</w:t>
+      </w:r>
+      <w:r>
+        <w:t xml:space="preserve"> </w:t>
+      </w:r>
+      <w:r>
+        <w:t xml:space="preserve">다이앤: 병원은 자기 가격을 스스로 정해요. 공급자가 얼마 받으라고 하면 가격 담합처럼 보일 수 있고, 그건 우리와 병원 모두에게 법적 리스크예요. 그러니까 우린 빠지는 거예요.</w:t>
       </w:r>
     </w:p>
     <w:p>
@@ -2195,13 +2204,13 @@
         </w:numPr>
       </w:pPr>
       <w:r>
-        <w:t xml:space="preserve">DIANE: Anything of value given to doctors may need to be reported. Open Payments.</w:t>
-      </w:r>
-      <w:r>
-        <w:t xml:space="preserve"> </w:t>
-      </w:r>
-      <w:r>
-        <w:t xml:space="preserve">다이앤: 의사에게 주는 가치 있는 건 보고해야 할 수 있어요. 오픈 페이먼츠.</w:t>
+        <w:t xml:space="preserve">DIANE: Anything of value given to doctors may need to be reported to Open Payments. That can include free kits. It’s public, so anyone can search it, including competitors and journalists.</w:t>
+      </w:r>
+      <w:r>
+        <w:t xml:space="preserve"> </w:t>
+      </w:r>
+      <w:r>
+        <w:t xml:space="preserve">다이앤: 의사에게 주는 가치 있는 건 오픈 페이먼츠에 보고해야 할 수 있어요. 무료 키트도 포함될 수 있고요. 공개 자료라서 경쟁사든 기자든 누구나 검색할 수 있어요.</w:t>
       </w:r>
     </w:p>
     <w:p>
@@ -2263,13 +2272,13 @@
         </w:numPr>
       </w:pPr>
       <w:r>
-        <w:t xml:space="preserve">NOAH: So, decision. List price four twenty-five. Launch program three ninety-five. Six months.</w:t>
-      </w:r>
-      <w:r>
-        <w:t xml:space="preserve"> </w:t>
-      </w:r>
-      <w:r>
-        <w:t xml:space="preserve">노아: 그럼 결정. 정가 425달러. 출시 프로그램 395달러. 6개월.</w:t>
+        <w:t xml:space="preserve">NOAH: So, decision. List price four twenty-five. Launch program three ninety-five for six months. That gives clinics a reason to start now, and it leaves us room if Halvern cuts prices.</w:t>
+      </w:r>
+      <w:r>
+        <w:t xml:space="preserve"> </w:t>
+      </w:r>
+      <w:r>
+        <w:t xml:space="preserve">노아: 그럼 결정. 정가 425달러. 출시 프로그램 395달러, 6개월간. 병원엔 지금 시작할 이유가 되고, 할번이 가격을 내려도 우리에게 여유가 남아요.</w:t>
       </w:r>
     </w:p>
     <w:p>
@@ -2528,13 +2537,13 @@
         </w:numPr>
       </w:pPr>
       <w:r>
-        <w:t xml:space="preserve">ZOE: No. In my old job, nobody argued. And we made a lot of bad products.</w:t>
-      </w:r>
-      <w:r>
-        <w:t xml:space="preserve"> </w:t>
-      </w:r>
-      <w:r>
-        <w:t xml:space="preserve">조이: 아니요. 예전 직장에선 아무도 안 다퉜어요. 그리고 나쁜 제품을 엄청 만들었죠.</w:t>
+        <w:t xml:space="preserve">ZOE: No. In my old job, nobody argued, because nobody wanted to upset the boss. So bad ideas went straight to the shelf, and we made a lot of bad products.</w:t>
+      </w:r>
+      <w:r>
+        <w:t xml:space="preserve"> </w:t>
+      </w:r>
+      <w:r>
+        <w:t xml:space="preserve">조이: 아니요. 예전 직장에선 아무도 안 다퉜어요. 다들 상사 기분 상하게 하기 싫었거든요. 그래서 나쁜 아이디어가 그대로 매대에 올라갔고, 나쁜 제품을 엄청 만들었죠.</w:t>
       </w:r>
     </w:p>
     <w:p>
@@ -2712,7 +2721,7 @@
     </w:p>
     <w:bookmarkEnd w:id="25"/>
     <w:bookmarkEnd w:id="26"/>
-    <w:bookmarkStart w:id="30" w:name="학습-부록"/>
+    <w:bookmarkStart w:id="31" w:name="학습-부록"/>
     <w:p>
       <w:pPr>
         <w:pStyle w:val="Heading2"/>
@@ -4078,8 +4087,311 @@
       </w:r>
     </w:p>
     <w:bookmarkEnd w:id="29"/>
+    <w:bookmarkStart w:id="30" w:name="긴-발화-분석"/>
+    <w:p>
+      <w:pPr>
+        <w:pStyle w:val="Heading3"/>
+      </w:pPr>
+      <w:r>
+        <w:t xml:space="preserve">④ 긴 발화 분석</w:t>
+      </w:r>
+    </w:p>
+    <w:p>
+      <w:pPr>
+        <w:pStyle w:val="BlockText"/>
+      </w:pPr>
+      <w:r>
+        <w:rPr>
+          <w:bCs/>
+          <w:b/>
+        </w:rPr>
+        <w:t xml:space="preserve">23턴 ZOE:</w:t>
+      </w:r>
+      <w:r>
+        <w:t xml:space="preserve"> </w:t>
+      </w:r>
+      <w:r>
+        <w:t xml:space="preserve">“</w:t>
+      </w:r>
+      <w:r>
+        <w:t xml:space="preserve">Exactly. That’s why cost-plus is usually wrong. It only looks at what the product costs us, and it ignores the market, what customers already pay, and what they’d happily pay.</w:t>
+      </w:r>
+      <w:r>
+        <w:t xml:space="preserve">”</w:t>
+      </w:r>
+    </w:p>
+    <w:tbl>
+      <w:tblPr>
+        <w:tblStyle w:val="Table"/>
+        <w:tblW w:type="pct" w:w="5000"/>
+        <w:tblLook w:firstRow="1" w:lastRow="0" w:firstColumn="0" w:lastColumn="0" w:noHBand="0" w:noVBand="0" w:val="0020"/>
+        <w:jc w:val="start"/>
+      </w:tblPr>
+      <w:tblGrid>
+        <w:gridCol w:w="2640"/>
+        <w:gridCol w:w="2640"/>
+        <w:gridCol w:w="2640"/>
+      </w:tblGrid>
+      <w:tr>
+        <w:trPr>
+          <w:tblHeader w:val="true"/>
+        </w:trPr>
+        <w:tc>
+          <w:tcPr/>
+          <w:p>
+            <w:pPr>
+              <w:pStyle w:val="Compact"/>
+              <w:jc w:val="left"/>
+            </w:pPr>
+            <w:r>
+              <w:t xml:space="preserve">구조</w:t>
+            </w:r>
+          </w:p>
+        </w:tc>
+        <w:tc>
+          <w:tcPr/>
+          <w:p>
+            <w:pPr>
+              <w:pStyle w:val="Compact"/>
+              <w:jc w:val="left"/>
+            </w:pPr>
+            <w:r>
+              <w:t xml:space="preserve">영어</w:t>
+            </w:r>
+          </w:p>
+        </w:tc>
+        <w:tc>
+          <w:tcPr/>
+          <w:p>
+            <w:pPr>
+              <w:pStyle w:val="Compact"/>
+              <w:jc w:val="left"/>
+            </w:pPr>
+            <w:r>
+              <w:t xml:space="preserve">기능</w:t>
+            </w:r>
+          </w:p>
+        </w:tc>
+      </w:tr>
+      <w:tr>
+        <w:tc>
+          <w:tcPr/>
+          <w:p>
+            <w:pPr>
+              <w:pStyle w:val="Compact"/>
+              <w:jc w:val="left"/>
+            </w:pPr>
+            <w:r>
+              <w:t xml:space="preserve">① 동의(연결)</w:t>
+            </w:r>
+          </w:p>
+        </w:tc>
+        <w:tc>
+          <w:tcPr/>
+          <w:p>
+            <w:pPr>
+              <w:pStyle w:val="Compact"/>
+              <w:jc w:val="left"/>
+            </w:pPr>
+            <w:r>
+              <w:t xml:space="preserve">Exactly.</w:t>
+            </w:r>
+          </w:p>
+        </w:tc>
+        <w:tc>
+          <w:tcPr/>
+          <w:p>
+            <w:pPr>
+              <w:pStyle w:val="Compact"/>
+              <w:jc w:val="left"/>
+            </w:pPr>
+            <w:r>
+              <w:t xml:space="preserve">상대가 방금 한 말을 자기 논점의 출발점으로 삼음</w:t>
+            </w:r>
+          </w:p>
+        </w:tc>
+      </w:tr>
+      <w:tr>
+        <w:tc>
+          <w:tcPr/>
+          <w:p>
+            <w:pPr>
+              <w:pStyle w:val="Compact"/>
+              <w:jc w:val="left"/>
+            </w:pPr>
+            <w:r>
+              <w:t xml:space="preserve">② 결론(평가)</w:t>
+            </w:r>
+          </w:p>
+        </w:tc>
+        <w:tc>
+          <w:tcPr/>
+          <w:p>
+            <w:pPr>
+              <w:pStyle w:val="Compact"/>
+              <w:jc w:val="left"/>
+            </w:pPr>
+            <w:r>
+              <w:t xml:space="preserve">That’s why cost-plus is usually wrong.</w:t>
+            </w:r>
+          </w:p>
+        </w:tc>
+        <w:tc>
+          <w:tcPr/>
+          <w:p>
+            <w:pPr>
+              <w:pStyle w:val="Compact"/>
+              <w:jc w:val="left"/>
+            </w:pPr>
+            <w:r>
+              <w:t xml:space="preserve">That’s why로 앞의 사례를 결론과 연결</w:t>
+            </w:r>
+          </w:p>
+        </w:tc>
+      </w:tr>
+      <w:tr>
+        <w:tc>
+          <w:tcPr/>
+          <w:p>
+            <w:pPr>
+              <w:pStyle w:val="Compact"/>
+              <w:jc w:val="left"/>
+            </w:pPr>
+            <w:r>
+              <w:t xml:space="preserve">③ 근거(대비·목록)</w:t>
+            </w:r>
+          </w:p>
+        </w:tc>
+        <w:tc>
+          <w:tcPr/>
+          <w:p>
+            <w:pPr>
+              <w:pStyle w:val="Compact"/>
+              <w:jc w:val="left"/>
+            </w:pPr>
+            <w:r>
+              <w:t xml:space="preserve">It only looks at what the product costs us, and it ignores the market, what customers already pay, and what they’d happily pay.</w:t>
+            </w:r>
+          </w:p>
+        </w:tc>
+        <w:tc>
+          <w:tcPr/>
+          <w:p>
+            <w:pPr>
+              <w:pStyle w:val="Compact"/>
+              <w:jc w:val="left"/>
+            </w:pPr>
+            <w:r>
+              <w:t xml:space="preserve">“</w:t>
+            </w:r>
+            <w:r>
+              <w:t xml:space="preserve">only A, ignores B</w:t>
+            </w:r>
+            <w:r>
+              <w:t xml:space="preserve">”</w:t>
+            </w:r>
+            <w:r>
+              <w:t xml:space="preserve"> </w:t>
+            </w:r>
+            <w:r>
+              <w:t xml:space="preserve">대비 후, 무시하는 것 세 가지를 나열</w:t>
+            </w:r>
+          </w:p>
+        </w:tc>
+      </w:tr>
+    </w:tbl>
+    <w:p>
+      <w:pPr>
+        <w:pStyle w:val="BodyText"/>
+      </w:pPr>
+      <w:r>
+        <w:rPr>
+          <w:bCs/>
+          <w:b/>
+        </w:rPr>
+        <w:t xml:space="preserve">활용 패턴:</w:t>
+      </w:r>
+      <w:r>
+        <w:t xml:space="preserve"> </w:t>
+      </w:r>
+      <w:r>
+        <w:t xml:space="preserve">짧은 동의 →</w:t>
+      </w:r>
+      <w:r>
+        <w:t xml:space="preserve"> </w:t>
+      </w:r>
+      <w:r>
+        <w:t xml:space="preserve">“</w:t>
+      </w:r>
+      <w:r>
+        <w:t xml:space="preserve">That’s why X is wrong.</w:t>
+      </w:r>
+      <w:r>
+        <w:t xml:space="preserve">”</w:t>
+      </w:r>
+      <w:r>
+        <w:t xml:space="preserve"> </w:t>
+      </w:r>
+      <w:r>
+        <w:t xml:space="preserve">→</w:t>
+      </w:r>
+      <w:r>
+        <w:t xml:space="preserve"> </w:t>
+      </w:r>
+      <w:r>
+        <w:t xml:space="preserve">“</w:t>
+      </w:r>
+      <w:r>
+        <w:t xml:space="preserve">It only looks at A and ignores B, C, D.</w:t>
+      </w:r>
+      <w:r>
+        <w:t xml:space="preserve">”</w:t>
+      </w:r>
+      <w:r>
+        <w:t xml:space="preserve"> </w:t>
+      </w:r>
+      <w:r>
+        <w:rPr>
+          <w:bCs/>
+          <w:b/>
+        </w:rPr>
+        <w:t xml:space="preserve">연결 표현:</w:t>
+      </w:r>
+      <w:r>
+        <w:t xml:space="preserve"> </w:t>
+      </w:r>
+      <w:r>
+        <w:t xml:space="preserve">That’s why(그래서) · usually(대개) · It only looks at…(~만 본다) · what they’d happily pay(기꺼이 낼 금액)</w:t>
+      </w:r>
+      <w:r>
+        <w:t xml:space="preserve"> </w:t>
+      </w:r>
+      <w:r>
+        <w:rPr>
+          <w:bCs/>
+          <w:b/>
+        </w:rPr>
+        <w:t xml:space="preserve">연습:</w:t>
+      </w:r>
+      <w:r>
+        <w:t xml:space="preserve"> </w:t>
+      </w:r>
+      <w:r>
+        <w:t xml:space="preserve">“</w:t>
+      </w:r>
+      <w:r>
+        <w:t xml:space="preserve">작년 대비 5% 인상</w:t>
+      </w:r>
+      <w:r>
+        <w:t xml:space="preserve">”</w:t>
+      </w:r>
+      <w:r>
+        <w:t xml:space="preserve">으로 예산을 정하자는 제안에 같은 구조로 30단어 안팎으로 반론해 보기.</w:t>
+      </w:r>
+    </w:p>
     <w:bookmarkEnd w:id="30"/>
     <w:bookmarkEnd w:id="31"/>
+    <w:bookmarkEnd w:id="32"/>
     <w:sectPr/>
   </w:body>
 </w:document>

--- a/대본/3부/07화_Price_per_Syringe.docx
+++ b/대본/3부/07화_Price_per_Syringe.docx
@@ -2,7 +2,7 @@
 <file path=word/document.xml><?xml version="1.0" encoding="utf-8"?>
 <w:document xmlns:w="http://schemas.openxmlformats.org/wordprocessingml/2006/main" xmlns:m="http://schemas.openxmlformats.org/officeDocument/2006/math" xmlns:r="http://schemas.openxmlformats.org/officeDocument/2006/relationships" xmlns:o="urn:schemas-microsoft-com:office:office" xmlns:v="urn:schemas-microsoft-com:vml" xmlns:w10="urn:schemas-microsoft-com:office:word" xmlns:a="http://schemas.openxmlformats.org/drawingml/2006/main" xmlns:pic="http://schemas.openxmlformats.org/drawingml/2006/picture" xmlns:wp="http://schemas.openxmlformats.org/drawingml/2006/wordprocessingDrawing">
   <w:body>
-    <w:bookmarkStart w:id="32" w:name="ship-it-3부-7화"/>
+    <w:bookmarkStart w:id="38" w:name="ship-it-3부-7화"/>
     <w:p>
       <w:pPr>
         <w:pStyle w:val="Heading1"/>
@@ -151,129 +151,63 @@
     </w:p>
     <w:p>
       <w:pPr>
-        <w:numPr>
-          <w:ilvl w:val="0"/>
-          <w:numId w:val="1001"/>
-        </w:numPr>
+        <w:pStyle w:val="FirstParagraph"/>
       </w:pPr>
       <w:r>
         <w:t xml:space="preserve">ZOE: Good morning! Official day one. I brought donuts. And sticky notes.</w:t>
       </w:r>
-      <w:r>
-        <w:t xml:space="preserve"> </w:t>
-      </w:r>
-      <w:r>
-        <w:t xml:space="preserve">조이: 좋은 아침이에요! 공식 첫날. 도넛 가져왔어요. 그리고 포스트잇도.</w:t>
-      </w:r>
-    </w:p>
-    <w:p>
-      <w:pPr>
-        <w:numPr>
-          <w:ilvl w:val="0"/>
-          <w:numId w:val="1001"/>
-        </w:numPr>
+    </w:p>
+    <w:p>
+      <w:pPr>
+        <w:pStyle w:val="BodyText"/>
       </w:pPr>
       <w:r>
         <w:t xml:space="preserve">MARCUS: Donuts on day one. You’ll fit in.</w:t>
       </w:r>
-      <w:r>
-        <w:t xml:space="preserve"> </w:t>
-      </w:r>
-      <w:r>
-        <w:t xml:space="preserve">마커스: 첫날 도넛이라. 잘 적응하겠네.</w:t>
-      </w:r>
-    </w:p>
-    <w:p>
-      <w:pPr>
-        <w:numPr>
-          <w:ilvl w:val="0"/>
-          <w:numId w:val="1001"/>
-        </w:numPr>
+    </w:p>
+    <w:p>
+      <w:pPr>
+        <w:pStyle w:val="BodyText"/>
       </w:pPr>
       <w:r>
         <w:t xml:space="preserve">PRIYA: What are the sticky notes for?</w:t>
       </w:r>
-      <w:r>
-        <w:t xml:space="preserve"> </w:t>
-      </w:r>
-      <w:r>
-        <w:t xml:space="preserve">프리야: 포스트잇은 뭐에 쓰려고요?</w:t>
-      </w:r>
-    </w:p>
-    <w:p>
-      <w:pPr>
-        <w:numPr>
-          <w:ilvl w:val="0"/>
-          <w:numId w:val="1001"/>
-        </w:numPr>
+    </w:p>
+    <w:p>
+      <w:pPr>
+        <w:pStyle w:val="BodyText"/>
       </w:pPr>
       <w:r>
         <w:t xml:space="preserve">ZOE: For everything. I think on walls. Not in spreadsheets.</w:t>
       </w:r>
-      <w:r>
-        <w:t xml:space="preserve"> </w:t>
-      </w:r>
-      <w:r>
-        <w:t xml:space="preserve">조이: 모든 거에요. 전 벽에다 생각해요. 스프레드시트가 아니라.</w:t>
-      </w:r>
-    </w:p>
-    <w:p>
-      <w:pPr>
-        <w:numPr>
-          <w:ilvl w:val="0"/>
-          <w:numId w:val="1001"/>
-        </w:numPr>
+    </w:p>
+    <w:p>
+      <w:pPr>
+        <w:pStyle w:val="BodyText"/>
       </w:pPr>
       <w:r>
         <w:t xml:space="preserve">ELENA: Where were you before Veyra, Zoe?</w:t>
       </w:r>
-      <w:r>
-        <w:t xml:space="preserve"> </w:t>
-      </w:r>
-      <w:r>
-        <w:t xml:space="preserve">엘레나: Veyra 오기 전엔 어디 있었어요, 조이?</w:t>
-      </w:r>
-    </w:p>
-    <w:p>
-      <w:pPr>
-        <w:numPr>
-          <w:ilvl w:val="0"/>
-          <w:numId w:val="1001"/>
-        </w:numPr>
+    </w:p>
+    <w:p>
+      <w:pPr>
+        <w:pStyle w:val="BodyText"/>
       </w:pPr>
       <w:r>
         <w:t xml:space="preserve">ZOE: New York. Twelve years at a skincare brand. Serums, creams, a lot of lipstick.</w:t>
       </w:r>
-      <w:r>
-        <w:t xml:space="preserve"> </w:t>
-      </w:r>
-      <w:r>
-        <w:t xml:space="preserve">조이: 뉴욕이요. 스킨케어 브랜드에서 12년. 세럼, 크림, 립스틱 엄청 많이.</w:t>
-      </w:r>
-    </w:p>
-    <w:p>
-      <w:pPr>
-        <w:numPr>
-          <w:ilvl w:val="0"/>
-          <w:numId w:val="1001"/>
-        </w:numPr>
+    </w:p>
+    <w:p>
+      <w:pPr>
+        <w:pStyle w:val="BodyText"/>
       </w:pPr>
       <w:r>
         <w:t xml:space="preserve">GRACE: That’s very different from medical devices.</w:t>
       </w:r>
-      <w:r>
-        <w:t xml:space="preserve"> </w:t>
-      </w:r>
-      <w:r>
-        <w:t xml:space="preserve">그레이스: 의료기기랑은 많이 다르네요.</w:t>
-      </w:r>
-    </w:p>
-    <w:p>
-      <w:pPr>
-        <w:numPr>
-          <w:ilvl w:val="0"/>
-          <w:numId w:val="1001"/>
-        </w:numPr>
+    </w:p>
+    <w:p>
+      <w:pPr>
+        <w:pStyle w:val="BodyText"/>
       </w:pPr>
       <w:r>
         <w:t xml:space="preserve">ZOE: Very. In cosmetics, I said</w:t>
@@ -326,11 +260,13 @@
       <w:r>
         <w:t xml:space="preserve">”</w:t>
       </w:r>
-      <w:r>
-        <w:t xml:space="preserve"> </w:t>
-      </w:r>
-      <w:r>
-        <w:t xml:space="preserve">조이: 아주요. 화장품에선</w:t>
+    </w:p>
+    <w:p>
+      <w:pPr>
+        <w:pStyle w:val="BodyText"/>
+      </w:pPr>
+      <w:r>
+        <w:t xml:space="preserve">ELENA: And</w:t>
       </w:r>
       <w:r>
         <w:t xml:space="preserve"> </w:t>
@@ -339,189 +275,58 @@
         <w:t xml:space="preserve">“</w:t>
       </w:r>
       <w:r>
-        <w:t xml:space="preserve">빛나는</w:t>
+        <w:t xml:space="preserve">has not been established in clinical studies.</w:t>
       </w:r>
       <w:r>
         <w:t xml:space="preserve">”</w:t>
       </w:r>
-      <w:r>
-        <w:t xml:space="preserve">,</w:t>
-      </w:r>
-      <w:r>
-        <w:t xml:space="preserve"> </w:t>
-      </w:r>
-      <w:r>
-        <w:t xml:space="preserve">“</w:t>
-      </w:r>
-      <w:r>
-        <w:t xml:space="preserve">마법 같은</w:t>
-      </w:r>
-      <w:r>
-        <w:t xml:space="preserve">”</w:t>
-      </w:r>
-      <w:r>
-        <w:t xml:space="preserve">이라고 했죠. 여기선</w:t>
-      </w:r>
-      <w:r>
-        <w:t xml:space="preserve"> </w:t>
-      </w:r>
-      <w:r>
-        <w:t xml:space="preserve">“</w:t>
-      </w:r>
-      <w:r>
-        <w:t xml:space="preserve">2.8</w:t>
-      </w:r>
-      <w:r>
-        <w:t xml:space="preserve">”</w:t>
-      </w:r>
-      <w:r>
-        <w:t xml:space="preserve">이라고 해요.</w:t>
-      </w:r>
-    </w:p>
-    <w:p>
-      <w:pPr>
-        <w:numPr>
-          <w:ilvl w:val="0"/>
-          <w:numId w:val="1001"/>
-        </w:numPr>
-      </w:pPr>
-      <w:r>
-        <w:t xml:space="preserve">ELENA: And</w:t>
-      </w:r>
-      <w:r>
-        <w:t xml:space="preserve"> </w:t>
-      </w:r>
-      <w:r>
-        <w:t xml:space="preserve">“</w:t>
-      </w:r>
-      <w:r>
-        <w:t xml:space="preserve">has not been established in clinical studies.</w:t>
-      </w:r>
-      <w:r>
-        <w:t xml:space="preserve">”</w:t>
-      </w:r>
-      <w:r>
-        <w:t xml:space="preserve"> </w:t>
-      </w:r>
-      <w:r>
-        <w:t xml:space="preserve">엘레나: 그리고</w:t>
-      </w:r>
-      <w:r>
-        <w:t xml:space="preserve"> </w:t>
-      </w:r>
-      <w:r>
-        <w:t xml:space="preserve">“</w:t>
-      </w:r>
-      <w:r>
-        <w:t xml:space="preserve">임상 연구에서 확립되지 않았다</w:t>
-      </w:r>
-      <w:r>
-        <w:t xml:space="preserve">”</w:t>
-      </w:r>
-      <w:r>
-        <w:t xml:space="preserve">도요.</w:t>
-      </w:r>
-    </w:p>
-    <w:p>
-      <w:pPr>
-        <w:numPr>
-          <w:ilvl w:val="0"/>
-          <w:numId w:val="1001"/>
-        </w:numPr>
+    </w:p>
+    <w:p>
+      <w:pPr>
+        <w:pStyle w:val="BodyText"/>
       </w:pPr>
       <w:r>
         <w:t xml:space="preserve">ZOE: I know. I’ve read the label nine times. I dream about it now.</w:t>
       </w:r>
-      <w:r>
-        <w:t xml:space="preserve"> </w:t>
-      </w:r>
-      <w:r>
-        <w:t xml:space="preserve">조이: 알아요. 라벨을 아홉 번 읽었어요. 이젠 꿈에도 나와요.</w:t>
-      </w:r>
-    </w:p>
-    <w:p>
-      <w:pPr>
-        <w:numPr>
-          <w:ilvl w:val="0"/>
-          <w:numId w:val="1001"/>
-        </w:numPr>
+    </w:p>
+    <w:p>
+      <w:pPr>
+        <w:pStyle w:val="BodyText"/>
       </w:pPr>
       <w:r>
         <w:t xml:space="preserve">NOAH: Why did you leave cosmetics?</w:t>
       </w:r>
-      <w:r>
-        <w:t xml:space="preserve"> </w:t>
-      </w:r>
-      <w:r>
-        <w:t xml:space="preserve">노아: 왜 화장품 업계를 떠났어요?</w:t>
-      </w:r>
-    </w:p>
-    <w:p>
-      <w:pPr>
-        <w:numPr>
-          <w:ilvl w:val="0"/>
-          <w:numId w:val="1001"/>
-        </w:numPr>
+    </w:p>
+    <w:p>
+      <w:pPr>
+        <w:pStyle w:val="BodyText"/>
       </w:pPr>
       <w:r>
         <w:t xml:space="preserve">ZOE: I was tired of selling hope in a jar. Every season, a new promise and the same cream. I wanted to sell something real, something with numbers that actually mean something.</w:t>
       </w:r>
-      <w:r>
-        <w:t xml:space="preserve"> </w:t>
-      </w:r>
-      <w:r>
-        <w:t xml:space="preserve">조이: 병에 담긴 희망을 파는 데 지쳤어요. 시즌마다 새로운 약속에 똑같은 크림. 진짜인 걸 팔고 싶었어요. 숫자가 정말로 의미를 가지는 걸요.</w:t>
-      </w:r>
-    </w:p>
-    <w:p>
-      <w:pPr>
-        <w:numPr>
-          <w:ilvl w:val="0"/>
-          <w:numId w:val="1001"/>
-        </w:numPr>
+    </w:p>
+    <w:p>
+      <w:pPr>
+        <w:pStyle w:val="BodyText"/>
       </w:pPr>
       <w:r>
         <w:t xml:space="preserve">MARCUS: This is real. Twelve thousand pages of real.</w:t>
       </w:r>
-      <w:r>
-        <w:t xml:space="preserve"> </w:t>
-      </w:r>
-      <w:r>
-        <w:t xml:space="preserve">마커스: 이건 진짜야. 1만 2천 쪽짜리 진짜.</w:t>
-      </w:r>
-    </w:p>
-    <w:p>
-      <w:pPr>
-        <w:numPr>
-          <w:ilvl w:val="0"/>
-          <w:numId w:val="1001"/>
-        </w:numPr>
+    </w:p>
+    <w:p>
+      <w:pPr>
+        <w:pStyle w:val="BodyText"/>
       </w:pPr>
       <w:r>
         <w:t xml:space="preserve">NOAH: Okay. Ten a.m. Our first big marketing decision. Price.</w:t>
       </w:r>
-      <w:r>
-        <w:t xml:space="preserve"> </w:t>
-      </w:r>
-      <w:r>
-        <w:t xml:space="preserve">노아: 좋아요. 오전 10시. 첫 번째 큰 마케팅 결정. 가격.</w:t>
-      </w:r>
-    </w:p>
-    <w:p>
-      <w:pPr>
-        <w:numPr>
-          <w:ilvl w:val="0"/>
-          <w:numId w:val="1001"/>
-        </w:numPr>
+    </w:p>
+    <w:p>
+      <w:pPr>
+        <w:pStyle w:val="BodyText"/>
       </w:pPr>
       <w:r>
         <w:t xml:space="preserve">ZOE: Perfect. Price is my favorite topic. Price is a story too.</w:t>
-      </w:r>
-      <w:r>
-        <w:t xml:space="preserve"> </w:t>
-      </w:r>
-      <w:r>
-        <w:t xml:space="preserve">조이: 완벽해요. 가격은 제가 제일 좋아하는 주제예요. 가격도 하나의 이야기거든요.</w:t>
       </w:r>
     </w:p>
     <w:bookmarkEnd w:id="21"/>
@@ -536,197 +341,95 @@
     </w:p>
     <w:p>
       <w:pPr>
-        <w:numPr>
-          <w:ilvl w:val="0"/>
-          <w:numId w:val="1002"/>
-        </w:numPr>
+        <w:pStyle w:val="FirstParagraph"/>
       </w:pPr>
       <w:r>
         <w:t xml:space="preserve">ZOE: There are three ways to set a price. I’ll put them on the wall.</w:t>
       </w:r>
-      <w:r>
-        <w:t xml:space="preserve"> </w:t>
-      </w:r>
-      <w:r>
-        <w:t xml:space="preserve">조이: 가격을 정하는 방법은 세 가지예요. 벽에 붙일게요.</w:t>
-      </w:r>
-    </w:p>
-    <w:p>
-      <w:pPr>
-        <w:numPr>
-          <w:ilvl w:val="0"/>
-          <w:numId w:val="1002"/>
-        </w:numPr>
+    </w:p>
+    <w:p>
+      <w:pPr>
+        <w:pStyle w:val="BodyText"/>
       </w:pPr>
       <w:r>
         <w:t xml:space="preserve">GRACE: One is cost-plus, right? Our cost, plus a margin?</w:t>
       </w:r>
-      <w:r>
-        <w:t xml:space="preserve"> </w:t>
-      </w:r>
-      <w:r>
-        <w:t xml:space="preserve">그레이스: 첫째는 원가 가산이죠? 우리 원가에 마진을 더하는 거.</w:t>
-      </w:r>
-    </w:p>
-    <w:p>
-      <w:pPr>
-        <w:numPr>
-          <w:ilvl w:val="0"/>
-          <w:numId w:val="1002"/>
-        </w:numPr>
+    </w:p>
+    <w:p>
+      <w:pPr>
+        <w:pStyle w:val="BodyText"/>
       </w:pPr>
       <w:r>
         <w:t xml:space="preserve">MARCUS: That one I can help with. Our commercial cost per syringe is about thirty-four dollars.</w:t>
       </w:r>
-      <w:r>
-        <w:t xml:space="preserve"> </w:t>
-      </w:r>
-      <w:r>
-        <w:t xml:space="preserve">마커스: 그건 내가 도울 수 있어. 상업 생산 원가가 시린지당 약 34달러야.</w:t>
-      </w:r>
-    </w:p>
-    <w:p>
-      <w:pPr>
-        <w:numPr>
-          <w:ilvl w:val="0"/>
-          <w:numId w:val="1002"/>
-        </w:numPr>
+    </w:p>
+    <w:p>
+      <w:pPr>
+        <w:pStyle w:val="BodyText"/>
       </w:pPr>
       <w:r>
         <w:t xml:space="preserve">PRIYA: Down from forty-eight in the clinical batches.</w:t>
       </w:r>
-      <w:r>
-        <w:t xml:space="preserve"> </w:t>
-      </w:r>
-      <w:r>
-        <w:t xml:space="preserve">프리야: 임상 배치 때 48달러에서 내려왔네요.</w:t>
-      </w:r>
-    </w:p>
-    <w:p>
-      <w:pPr>
-        <w:numPr>
-          <w:ilvl w:val="0"/>
-          <w:numId w:val="1002"/>
-        </w:numPr>
+    </w:p>
+    <w:p>
+      <w:pPr>
+        <w:pStyle w:val="BodyText"/>
       </w:pPr>
       <w:r>
         <w:t xml:space="preserve">MARCUS: Bigger batches, lower cost. Plus packaging, shipping, and the emergency kit.</w:t>
       </w:r>
-      <w:r>
-        <w:t xml:space="preserve"> </w:t>
-      </w:r>
-      <w:r>
-        <w:t xml:space="preserve">마커스: 배치가 커지면 원가가 내려가지. 포장, 배송, 응급 키트까지 더해서.</w:t>
-      </w:r>
-    </w:p>
-    <w:p>
-      <w:pPr>
-        <w:numPr>
-          <w:ilvl w:val="0"/>
-          <w:numId w:val="1002"/>
-        </w:numPr>
+    </w:p>
+    <w:p>
+      <w:pPr>
+        <w:pStyle w:val="BodyText"/>
       </w:pPr>
       <w:r>
         <w:t xml:space="preserve">ZOE: So cost-plus might say… one hundred dollars? A healthy margin?</w:t>
       </w:r>
-      <w:r>
-        <w:t xml:space="preserve"> </w:t>
-      </w:r>
-      <w:r>
-        <w:t xml:space="preserve">조이: 그럼 원가 가산이면… 100달러? 건강한 마진으로?</w:t>
-      </w:r>
-    </w:p>
-    <w:p>
-      <w:pPr>
-        <w:numPr>
-          <w:ilvl w:val="0"/>
-          <w:numId w:val="1002"/>
-        </w:numPr>
+    </w:p>
+    <w:p>
+      <w:pPr>
+        <w:pStyle w:val="BodyText"/>
       </w:pPr>
       <w:r>
         <w:t xml:space="preserve">NOAH: One hundred dollars? Lumaderm sells for three-fifty.</w:t>
       </w:r>
-      <w:r>
-        <w:t xml:space="preserve"> </w:t>
-      </w:r>
-      <w:r>
-        <w:t xml:space="preserve">노아: 100달러요? 루마덤은 350달러에 팔려요.</w:t>
-      </w:r>
-    </w:p>
-    <w:p>
-      <w:pPr>
-        <w:numPr>
-          <w:ilvl w:val="0"/>
-          <w:numId w:val="1002"/>
-        </w:numPr>
+    </w:p>
+    <w:p>
+      <w:pPr>
+        <w:pStyle w:val="BodyText"/>
       </w:pPr>
       <w:r>
         <w:t xml:space="preserve">ZOE: Exactly. That’s why cost-plus is usually wrong. It only looks at what the product costs us, and it ignores the market, what customers already pay, and what they’d happily pay.</w:t>
       </w:r>
-      <w:r>
-        <w:t xml:space="preserve"> </w:t>
-      </w:r>
-      <w:r>
-        <w:t xml:space="preserve">조이: 바로 그거예요. 그래서 원가 가산은 대개 틀려요. 제품이 우리에게 얼마 드는지만 보고, 시장도, 고객이 이미 내고 있는 돈도, 기꺼이 낼 돈도 무시하니까요.</w:t>
-      </w:r>
-    </w:p>
-    <w:p>
-      <w:pPr>
-        <w:numPr>
-          <w:ilvl w:val="0"/>
-          <w:numId w:val="1002"/>
-        </w:numPr>
+    </w:p>
+    <w:p>
+      <w:pPr>
+        <w:pStyle w:val="BodyText"/>
       </w:pPr>
       <w:r>
         <w:t xml:space="preserve">ELENA: And it ignores our trial. We spent forty million to get here.</w:t>
       </w:r>
-      <w:r>
-        <w:t xml:space="preserve"> </w:t>
-      </w:r>
-      <w:r>
-        <w:t xml:space="preserve">엘레나: 그리고 우리 임상도 무시하죠. 여기까지 오는 데 4천만 달러를 썼어요.</w:t>
-      </w:r>
-    </w:p>
-    <w:p>
-      <w:pPr>
-        <w:numPr>
-          <w:ilvl w:val="0"/>
-          <w:numId w:val="1002"/>
-        </w:numPr>
+    </w:p>
+    <w:p>
+      <w:pPr>
+        <w:pStyle w:val="BodyText"/>
       </w:pPr>
       <w:r>
         <w:t xml:space="preserve">ZOE: Two. Competitor-based. We look at Lumaderm and decide where to sit.</w:t>
       </w:r>
-      <w:r>
-        <w:t xml:space="preserve"> </w:t>
-      </w:r>
-      <w:r>
-        <w:t xml:space="preserve">조이: 둘. 경쟁사 기준. 루마덤을 보고 우리가 어디 앉을지 정하는 거예요.</w:t>
-      </w:r>
-    </w:p>
-    <w:p>
-      <w:pPr>
-        <w:numPr>
-          <w:ilvl w:val="0"/>
-          <w:numId w:val="1002"/>
-        </w:numPr>
+    </w:p>
+    <w:p>
+      <w:pPr>
+        <w:pStyle w:val="BodyText"/>
       </w:pPr>
       <w:r>
         <w:t xml:space="preserve">GRACE: Below, equal, or above.</w:t>
       </w:r>
-      <w:r>
-        <w:t xml:space="preserve"> </w:t>
-      </w:r>
-      <w:r>
-        <w:t xml:space="preserve">그레이스: 아래, 같게, 아니면 위.</w:t>
-      </w:r>
-    </w:p>
-    <w:p>
-      <w:pPr>
-        <w:numPr>
-          <w:ilvl w:val="0"/>
-          <w:numId w:val="1002"/>
-        </w:numPr>
+    </w:p>
+    <w:p>
+      <w:pPr>
+        <w:pStyle w:val="BodyText"/>
       </w:pPr>
       <w:r>
         <w:t xml:space="preserve">ZOE: Below says</w:t>
@@ -779,11 +482,13 @@
       <w:r>
         <w:t xml:space="preserve">”</w:t>
       </w:r>
-      <w:r>
-        <w:t xml:space="preserve"> </w:t>
-      </w:r>
-      <w:r>
-        <w:t xml:space="preserve">조이: 아래는</w:t>
+    </w:p>
+    <w:p>
+      <w:pPr>
+        <w:pStyle w:val="BodyText"/>
+      </w:pPr>
+      <w:r>
+        <w:t xml:space="preserve">NOAH: But we can’t say</w:t>
       </w:r>
       <w:r>
         <w:t xml:space="preserve"> </w:t>
@@ -792,467 +497,192 @@
         <w:t xml:space="preserve">“</w:t>
       </w:r>
       <w:r>
-        <w:t xml:space="preserve">더 싸다</w:t>
+        <w:t xml:space="preserve">better.</w:t>
       </w:r>
       <w:r>
         <w:t xml:space="preserve">”</w:t>
       </w:r>
       <w:r>
-        <w:t xml:space="preserve">, 같으면</w:t>
-      </w:r>
-      <w:r>
-        <w:t xml:space="preserve"> </w:t>
-      </w:r>
-      <w:r>
-        <w:t xml:space="preserve">“</w:t>
-      </w:r>
-      <w:r>
-        <w:t xml:space="preserve">똑같다</w:t>
-      </w:r>
-      <w:r>
-        <w:t xml:space="preserve">”</w:t>
-      </w:r>
-      <w:r>
-        <w:t xml:space="preserve">, 위는</w:t>
-      </w:r>
-      <w:r>
-        <w:t xml:space="preserve"> </w:t>
-      </w:r>
-      <w:r>
-        <w:t xml:space="preserve">“</w:t>
-      </w:r>
-      <w:r>
-        <w:t xml:space="preserve">더 좋다</w:t>
-      </w:r>
-      <w:r>
-        <w:t xml:space="preserve">”</w:t>
-      </w:r>
-      <w:r>
-        <w:t xml:space="preserve">를 말해요.</w:t>
-      </w:r>
-    </w:p>
-    <w:p>
-      <w:pPr>
-        <w:numPr>
-          <w:ilvl w:val="0"/>
-          <w:numId w:val="1002"/>
-        </w:numPr>
-      </w:pPr>
-      <w:r>
-        <w:t xml:space="preserve">NOAH: But we can’t say</w:t>
-      </w:r>
-      <w:r>
-        <w:t xml:space="preserve"> </w:t>
-      </w:r>
-      <w:r>
-        <w:t xml:space="preserve">“</w:t>
-      </w:r>
-      <w:r>
-        <w:t xml:space="preserve">better.</w:t>
-      </w:r>
-      <w:r>
-        <w:t xml:space="preserve">”</w:t>
-      </w:r>
-      <w:r>
         <w:t xml:space="preserve"> </w:t>
       </w:r>
       <w:r>
         <w:t xml:space="preserve">We designed for non-inferiority.</w:t>
       </w:r>
-      <w:r>
-        <w:t xml:space="preserve"> </w:t>
-      </w:r>
-      <w:r>
-        <w:t xml:space="preserve">노아: 하지만</w:t>
-      </w:r>
-      <w:r>
-        <w:t xml:space="preserve"> </w:t>
-      </w:r>
-      <w:r>
-        <w:t xml:space="preserve">“</w:t>
-      </w:r>
-      <w:r>
-        <w:t xml:space="preserve">더 좋다</w:t>
-      </w:r>
-      <w:r>
-        <w:t xml:space="preserve">”</w:t>
-      </w:r>
-      <w:r>
-        <w:t xml:space="preserve">고 할 수 없잖아요. 비열등성으로 설계했으니까.</w:t>
-      </w:r>
-    </w:p>
-    <w:p>
-      <w:pPr>
-        <w:numPr>
-          <w:ilvl w:val="0"/>
-          <w:numId w:val="1002"/>
-        </w:numPr>
+    </w:p>
+    <w:p>
+      <w:pPr>
+        <w:pStyle w:val="BodyText"/>
       </w:pPr>
       <w:r>
         <w:t xml:space="preserve">ZOE: We can’t say it in words. Price says things words can’t.</w:t>
       </w:r>
-      <w:r>
-        <w:t xml:space="preserve"> </w:t>
-      </w:r>
-      <w:r>
-        <w:t xml:space="preserve">조이: 말로는 못 하죠. 가격은 말이 못 하는 걸 말해요.</w:t>
-      </w:r>
-    </w:p>
-    <w:p>
-      <w:pPr>
-        <w:numPr>
-          <w:ilvl w:val="0"/>
-          <w:numId w:val="1002"/>
-        </w:numPr>
+    </w:p>
+    <w:p>
+      <w:pPr>
+        <w:pStyle w:val="BodyText"/>
       </w:pPr>
       <w:r>
         <w:t xml:space="preserve">ELENA: Careful. Price can’t make a claim the label doesn’t make. If our price quietly tells doctors we’re better, regulators can treat that as a claim, just like words in a brochure.</w:t>
       </w:r>
-      <w:r>
-        <w:t xml:space="preserve"> </w:t>
-      </w:r>
-      <w:r>
-        <w:t xml:space="preserve">엘레나: 조심해요. 가격으로 라벨에 없는 주장을 할 순 없어요. 우리 가격이 의사들에게 은근히 더 좋다고 말하면, 규제 당국은 그걸 브로슈어 문구처럼 하나의 주장으로 볼 수 있어요.</w:t>
-      </w:r>
-    </w:p>
-    <w:p>
-      <w:pPr>
-        <w:numPr>
-          <w:ilvl w:val="0"/>
-          <w:numId w:val="1002"/>
-        </w:numPr>
+    </w:p>
+    <w:p>
+      <w:pPr>
+        <w:pStyle w:val="BodyText"/>
       </w:pPr>
       <w:r>
         <w:t xml:space="preserve">ZOE: Agreed. Price signals value. It doesn’t promise outcomes.</w:t>
       </w:r>
-      <w:r>
-        <w:t xml:space="preserve"> </w:t>
-      </w:r>
-      <w:r>
-        <w:t xml:space="preserve">조이: 동의해요. 가격은 가치를 신호하지, 결과를 약속하진 않아요.</w:t>
-      </w:r>
-    </w:p>
-    <w:p>
-      <w:pPr>
-        <w:numPr>
-          <w:ilvl w:val="0"/>
-          <w:numId w:val="1002"/>
-        </w:numPr>
+    </w:p>
+    <w:p>
+      <w:pPr>
+        <w:pStyle w:val="BodyText"/>
       </w:pPr>
       <w:r>
         <w:t xml:space="preserve">PRIYA: What’s the third way?</w:t>
       </w:r>
-      <w:r>
-        <w:t xml:space="preserve"> </w:t>
-      </w:r>
-      <w:r>
-        <w:t xml:space="preserve">프리야: 세 번째 방법은요?</w:t>
-      </w:r>
-    </w:p>
-    <w:p>
-      <w:pPr>
-        <w:numPr>
-          <w:ilvl w:val="0"/>
-          <w:numId w:val="1002"/>
-        </w:numPr>
+    </w:p>
+    <w:p>
+      <w:pPr>
+        <w:pStyle w:val="BodyText"/>
       </w:pPr>
       <w:r>
         <w:t xml:space="preserve">ZOE: Three. Value-based. What is it worth to the customer?</w:t>
       </w:r>
-      <w:r>
-        <w:t xml:space="preserve"> </w:t>
-      </w:r>
-      <w:r>
-        <w:t xml:space="preserve">조이: 셋. 가치 기반. 고객에게 얼마의 가치가 있는가?</w:t>
-      </w:r>
-    </w:p>
-    <w:p>
-      <w:pPr>
-        <w:numPr>
-          <w:ilvl w:val="0"/>
-          <w:numId w:val="1002"/>
-        </w:numPr>
+    </w:p>
+    <w:p>
+      <w:pPr>
+        <w:pStyle w:val="BodyText"/>
       </w:pPr>
       <w:r>
         <w:t xml:space="preserve">MARCUS: And who’s the customer? The doctor? The patient?</w:t>
       </w:r>
-      <w:r>
-        <w:t xml:space="preserve"> </w:t>
-      </w:r>
-      <w:r>
-        <w:t xml:space="preserve">마커스: 그리고 고객이 누구야? 의사? 환자?</w:t>
-      </w:r>
-    </w:p>
-    <w:p>
-      <w:pPr>
-        <w:numPr>
-          <w:ilvl w:val="0"/>
-          <w:numId w:val="1002"/>
-        </w:numPr>
+    </w:p>
+    <w:p>
+      <w:pPr>
+        <w:pStyle w:val="BodyText"/>
       </w:pPr>
       <w:r>
         <w:t xml:space="preserve">ZOE: For us, the clinic. They buy the syringe. Patients pay the clinic.</w:t>
       </w:r>
-      <w:r>
-        <w:t xml:space="preserve"> </w:t>
-      </w:r>
-      <w:r>
-        <w:t xml:space="preserve">조이: 우리에겐 병원이요. 병원이 주사기를 사고, 환자는 병원에 돈을 내죠.</w:t>
-      </w:r>
-    </w:p>
-    <w:p>
-      <w:pPr>
-        <w:numPr>
-          <w:ilvl w:val="0"/>
-          <w:numId w:val="1002"/>
-        </w:numPr>
+    </w:p>
+    <w:p>
+      <w:pPr>
+        <w:pStyle w:val="BodyText"/>
       </w:pPr>
       <w:r>
         <w:t xml:space="preserve">NOAH: So what’s Veyra worth to a clinic?</w:t>
       </w:r>
-      <w:r>
-        <w:t xml:space="preserve"> </w:t>
-      </w:r>
-      <w:r>
-        <w:t xml:space="preserve">노아: 그럼 Veyra는 병원에 얼마의 가치가 있어요?</w:t>
-      </w:r>
-    </w:p>
-    <w:p>
-      <w:pPr>
-        <w:numPr>
-          <w:ilvl w:val="0"/>
-          <w:numId w:val="1002"/>
-        </w:numPr>
+    </w:p>
+    <w:p>
+      <w:pPr>
+        <w:pStyle w:val="BodyText"/>
       </w:pPr>
       <w:r>
         <w:t xml:space="preserve">ZOE: Let’s find out. What does a clinic fear most?</w:t>
       </w:r>
-      <w:r>
-        <w:t xml:space="preserve"> </w:t>
-      </w:r>
-      <w:r>
-        <w:t xml:space="preserve">조이: 알아보죠. 병원이 가장 두려워하는 게 뭐예요?</w:t>
-      </w:r>
-    </w:p>
-    <w:p>
-      <w:pPr>
-        <w:numPr>
-          <w:ilvl w:val="0"/>
-          <w:numId w:val="1002"/>
-        </w:numPr>
+    </w:p>
+    <w:p>
+      <w:pPr>
+        <w:pStyle w:val="BodyText"/>
       </w:pPr>
       <w:r>
         <w:t xml:space="preserve">ELENA: A complication. A patient in the ER.</w:t>
       </w:r>
-      <w:r>
-        <w:t xml:space="preserve"> </w:t>
-      </w:r>
-      <w:r>
-        <w:t xml:space="preserve">엘레나: 부작용이요. 응급실에 실려 간 환자.</w:t>
-      </w:r>
-    </w:p>
-    <w:p>
-      <w:pPr>
-        <w:numPr>
-          <w:ilvl w:val="0"/>
-          <w:numId w:val="1002"/>
-        </w:numPr>
+    </w:p>
+    <w:p>
+      <w:pPr>
+        <w:pStyle w:val="BodyText"/>
       </w:pPr>
       <w:r>
         <w:t xml:space="preserve">NOAH: And a lawsuit. Remember Tiffany? Her insurance went up forty percent.</w:t>
       </w:r>
-      <w:r>
-        <w:t xml:space="preserve"> </w:t>
-      </w:r>
-      <w:r>
-        <w:t xml:space="preserve">노아: 그리고 소송이요. 티파니 기억나요? 보험료가 40퍼센트 올랐잖아요.</w:t>
-      </w:r>
-    </w:p>
-    <w:p>
-      <w:pPr>
-        <w:numPr>
-          <w:ilvl w:val="0"/>
-          <w:numId w:val="1002"/>
-        </w:numPr>
+    </w:p>
+    <w:p>
+      <w:pPr>
+        <w:pStyle w:val="BodyText"/>
       </w:pPr>
       <w:r>
         <w:t xml:space="preserve">ZOE: Who’s Tiffany?</w:t>
       </w:r>
-      <w:r>
-        <w:t xml:space="preserve"> </w:t>
-      </w:r>
-      <w:r>
-        <w:t xml:space="preserve">조이: 티파니가 누구예요?</w:t>
-      </w:r>
-    </w:p>
-    <w:p>
-      <w:pPr>
-        <w:numPr>
-          <w:ilvl w:val="0"/>
-          <w:numId w:val="1002"/>
-        </w:numPr>
+    </w:p>
+    <w:p>
+      <w:pPr>
+        <w:pStyle w:val="BodyText"/>
       </w:pPr>
       <w:r>
         <w:t xml:space="preserve">NOAH: A med spa owner we interviewed four years ago, back when this was just an idea. She had one complication, one lawsuit threat, and her insurance went up forty percent.</w:t>
       </w:r>
-      <w:r>
-        <w:t xml:space="preserve"> </w:t>
-      </w:r>
-      <w:r>
-        <w:t xml:space="preserve">노아: 4년 전, 이게 아이디어에 불과했을 때 인터뷰한 메디스파 원장이요. 부작용 한 건, 소송 위협 한 번에 보험료가 40퍼센트 올랐어요.</w:t>
-      </w:r>
-    </w:p>
-    <w:p>
-      <w:pPr>
-        <w:numPr>
-          <w:ilvl w:val="0"/>
-          <w:numId w:val="1002"/>
-        </w:numPr>
+    </w:p>
+    <w:p>
+      <w:pPr>
+        <w:pStyle w:val="BodyText"/>
       </w:pPr>
       <w:r>
         <w:t xml:space="preserve">ZOE: That’s gold. What that means for you is… our value isn’t just a syringe.</w:t>
       </w:r>
-      <w:r>
-        <w:t xml:space="preserve"> </w:t>
-      </w:r>
-      <w:r>
-        <w:t xml:space="preserve">조이: 그거 금 같은 정보예요. 그 말은 곧… 우리 가치가 주사기만이 아니라는 거예요.</w:t>
-      </w:r>
-    </w:p>
-    <w:p>
-      <w:pPr>
-        <w:numPr>
-          <w:ilvl w:val="0"/>
-          <w:numId w:val="1002"/>
-        </w:numPr>
+    </w:p>
+    <w:p>
+      <w:pPr>
+        <w:pStyle w:val="BodyText"/>
       </w:pPr>
       <w:r>
         <w:t xml:space="preserve">NOAH: A syringe, plus training, plus an emergency kit, plus peace of mind.</w:t>
       </w:r>
-      <w:r>
-        <w:t xml:space="preserve"> </w:t>
-      </w:r>
-      <w:r>
-        <w:t xml:space="preserve">노아: 주사기, 거기에 교육, 거기에 응급 키트, 거기에 마음의 평화.</w:t>
-      </w:r>
-    </w:p>
-    <w:p>
-      <w:pPr>
-        <w:numPr>
-          <w:ilvl w:val="0"/>
-          <w:numId w:val="1002"/>
-        </w:numPr>
+    </w:p>
+    <w:p>
+      <w:pPr>
+        <w:pStyle w:val="BodyText"/>
       </w:pPr>
       <w:r>
         <w:t xml:space="preserve">GRACE: And we can say the 2.8 number. Within the label.</w:t>
       </w:r>
-      <w:r>
-        <w:t xml:space="preserve"> </w:t>
-      </w:r>
-      <w:r>
-        <w:t xml:space="preserve">그레이스: 그리고 2.8이라는 숫자도 말할 수 있죠. 라벨 안에서.</w:t>
-      </w:r>
-    </w:p>
-    <w:p>
-      <w:pPr>
-        <w:numPr>
-          <w:ilvl w:val="0"/>
-          <w:numId w:val="1002"/>
-        </w:numPr>
+    </w:p>
+    <w:p>
+      <w:pPr>
+        <w:pStyle w:val="BodyText"/>
       </w:pPr>
       <w:r>
         <w:t xml:space="preserve">ZOE: Exactly. So value-based says… above Lumaderm. Not a lot. But above.</w:t>
       </w:r>
-      <w:r>
-        <w:t xml:space="preserve"> </w:t>
-      </w:r>
-      <w:r>
-        <w:t xml:space="preserve">조이: 맞아요. 그러니까 가치 기반으로는… 루마덤보다 위. 많이는 아니고. 하지만 위.</w:t>
-      </w:r>
-    </w:p>
-    <w:p>
-      <w:pPr>
-        <w:numPr>
-          <w:ilvl w:val="0"/>
-          <w:numId w:val="1002"/>
-        </w:numPr>
+    </w:p>
+    <w:p>
+      <w:pPr>
+        <w:pStyle w:val="BodyText"/>
       </w:pPr>
       <w:r>
         <w:t xml:space="preserve">MARCUS: How much above?</w:t>
       </w:r>
-      <w:r>
-        <w:t xml:space="preserve"> </w:t>
-      </w:r>
-      <w:r>
-        <w:t xml:space="preserve">마커스: 얼마나 위?</w:t>
-      </w:r>
-    </w:p>
-    <w:p>
-      <w:pPr>
-        <w:numPr>
-          <w:ilvl w:val="0"/>
-          <w:numId w:val="1002"/>
-        </w:numPr>
+    </w:p>
+    <w:p>
+      <w:pPr>
+        <w:pStyle w:val="BodyText"/>
       </w:pPr>
       <w:r>
         <w:t xml:space="preserve">ZOE: That’s the fight. Let’s have it.</w:t>
       </w:r>
-      <w:r>
-        <w:t xml:space="preserve"> </w:t>
-      </w:r>
-      <w:r>
-        <w:t xml:space="preserve">조이: 그게 싸움이죠. 해 봐요.</w:t>
-      </w:r>
-    </w:p>
-    <w:p>
-      <w:pPr>
-        <w:numPr>
-          <w:ilvl w:val="0"/>
-          <w:numId w:val="1002"/>
-        </w:numPr>
+    </w:p>
+    <w:p>
+      <w:pPr>
+        <w:pStyle w:val="BodyText"/>
       </w:pPr>
       <w:r>
         <w:t xml:space="preserve">NOAH: I’d go four-fifty. Premium. It makes a statement.</w:t>
       </w:r>
-      <w:r>
-        <w:t xml:space="preserve"> </w:t>
-      </w:r>
-      <w:r>
-        <w:t xml:space="preserve">노아: 전 450달러로 가겠어요. 프리미엄. 존재감을 보여 주죠.</w:t>
-      </w:r>
-    </w:p>
-    <w:p>
-      <w:pPr>
-        <w:numPr>
-          <w:ilvl w:val="0"/>
-          <w:numId w:val="1002"/>
-        </w:numPr>
+    </w:p>
+    <w:p>
+      <w:pPr>
+        <w:pStyle w:val="BodyText"/>
       </w:pPr>
       <w:r>
         <w:t xml:space="preserve">MARCUS: I’d go three-fifty. Same as Lumaderm. That removes the price objection completely, so the doctor’s only question is whether to switch. In the army we’d call that clearing the path.</w:t>
       </w:r>
-      <w:r>
-        <w:t xml:space="preserve"> </w:t>
-      </w:r>
-      <w:r>
-        <w:t xml:space="preserve">마커스: 난 350달러. 루마덤이랑 같게. 가격 반대 이유를 완전히 없애는 거지. 그러면 의사가 고민할 건 바꿀지 말지 하나뿐이야. 군대에선 그걸 길을 치운다고 하지.</w:t>
-      </w:r>
-    </w:p>
-    <w:p>
-      <w:pPr>
-        <w:numPr>
-          <w:ilvl w:val="0"/>
-          <w:numId w:val="1002"/>
-        </w:numPr>
+    </w:p>
+    <w:p>
+      <w:pPr>
+        <w:pStyle w:val="BodyText"/>
       </w:pPr>
       <w:r>
         <w:t xml:space="preserve">ZOE: Two very different stories. Let’s test them.</w:t>
-      </w:r>
-      <w:r>
-        <w:t xml:space="preserve"> </w:t>
-      </w:r>
-      <w:r>
-        <w:t xml:space="preserve">조이: 아주 다른 두 이야기네요. 시험해 보죠.</w:t>
       </w:r>
     </w:p>
     <w:bookmarkEnd w:id="22"/>
@@ -1267,27 +697,15 @@
     </w:p>
     <w:p>
       <w:pPr>
-        <w:numPr>
-          <w:ilvl w:val="0"/>
-          <w:numId w:val="1003"/>
-        </w:numPr>
+        <w:pStyle w:val="FirstParagraph"/>
       </w:pPr>
       <w:r>
         <w:t xml:space="preserve">ZOE: Noah. Four-fifty. What’s the story?</w:t>
       </w:r>
-      <w:r>
-        <w:t xml:space="preserve"> </w:t>
-      </w:r>
-      <w:r>
-        <w:t xml:space="preserve">조이: 노아. 450달러. 어떤 이야기예요?</w:t>
-      </w:r>
-    </w:p>
-    <w:p>
-      <w:pPr>
-        <w:numPr>
-          <w:ilvl w:val="0"/>
-          <w:numId w:val="1003"/>
-        </w:numPr>
+    </w:p>
+    <w:p>
+      <w:pPr>
+        <w:pStyle w:val="BodyText"/>
       </w:pPr>
       <w:r>
         <w:t xml:space="preserve">NOAH:</w:t>
@@ -1304,11 +722,13 @@
       <w:r>
         <w:t xml:space="preserve">”</w:t>
       </w:r>
-      <w:r>
-        <w:t xml:space="preserve"> </w:t>
-      </w:r>
-      <w:r>
-        <w:t xml:space="preserve">노아:</w:t>
+    </w:p>
+    <w:p>
+      <w:pPr>
+        <w:pStyle w:val="BodyText"/>
+      </w:pPr>
+      <w:r>
+        <w:t xml:space="preserve">ELENA: That sounds like</w:t>
       </w:r>
       <w:r>
         <w:t xml:space="preserve"> </w:t>
@@ -1317,21 +737,74 @@
         <w:t xml:space="preserve">“</w:t>
       </w:r>
       <w:r>
-        <w:t xml:space="preserve">우리는 프리미엄 선택이다. 안전을 중시하는 의사는 더 낸다.</w:t>
+        <w:t xml:space="preserve">safer.</w:t>
       </w:r>
       <w:r>
         <w:t xml:space="preserve">”</w:t>
       </w:r>
-    </w:p>
-    <w:p>
-      <w:pPr>
-        <w:numPr>
-          <w:ilvl w:val="0"/>
-          <w:numId w:val="1003"/>
-        </w:numPr>
-      </w:pPr>
-      <w:r>
-        <w:t xml:space="preserve">ELENA: That sounds like</w:t>
+      <w:r>
+        <w:t xml:space="preserve"> </w:t>
+      </w:r>
+      <w:r>
+        <w:t xml:space="preserve">We can’t say safer.</w:t>
+      </w:r>
+    </w:p>
+    <w:p>
+      <w:pPr>
+        <w:pStyle w:val="BodyText"/>
+      </w:pPr>
+      <w:r>
+        <w:t xml:space="preserve">NOAH: I didn’t say safer.</w:t>
+      </w:r>
+    </w:p>
+    <w:p>
+      <w:pPr>
+        <w:pStyle w:val="BodyText"/>
+      </w:pPr>
+      <w:r>
+        <w:t xml:space="preserve">ELENA: The price said it for you. A hundred dollars more for</w:t>
+      </w:r>
+      <w:r>
+        <w:t xml:space="preserve"> </w:t>
+      </w:r>
+      <w:r>
+        <w:t xml:space="preserve">‘</w:t>
+      </w:r>
+      <w:r>
+        <w:t xml:space="preserve">safety.</w:t>
+      </w:r>
+      <w:r>
+        <w:t xml:space="preserve">’</w:t>
+      </w:r>
+      <w:r>
+        <w:t xml:space="preserve"> </w:t>
+      </w:r>
+      <w:r>
+        <w:t xml:space="preserve">Doctors will do that math in two seconds, and then they’ll ask us to prove it. We can’t.</w:t>
+      </w:r>
+    </w:p>
+    <w:p>
+      <w:pPr>
+        <w:pStyle w:val="BodyText"/>
+      </w:pPr>
+      <w:r>
+        <w:t xml:space="preserve">ZOE: She’s right. At four-fifty, the price makes a claim the label can’t.</w:t>
+      </w:r>
+    </w:p>
+    <w:p>
+      <w:pPr>
+        <w:pStyle w:val="BodyText"/>
+      </w:pPr>
+      <w:r>
+        <w:t xml:space="preserve">NOAH: Okay. Fair. Marcus, three-fifty. Your story?</w:t>
+      </w:r>
+    </w:p>
+    <w:p>
+      <w:pPr>
+        <w:pStyle w:val="BodyText"/>
+      </w:pPr>
+      <w:r>
+        <w:t xml:space="preserve">MARCUS:</w:t>
       </w:r>
       <w:r>
         <w:t xml:space="preserve"> </w:t>
@@ -1340,22 +813,18 @@
         <w:t xml:space="preserve">“</w:t>
       </w:r>
       <w:r>
-        <w:t xml:space="preserve">safer.</w:t>
+        <w:t xml:space="preserve">Same price as Lumaderm. Same results. Plus an emergency exit. Why not switch?</w:t>
       </w:r>
       <w:r>
         <w:t xml:space="preserve">”</w:t>
       </w:r>
-      <w:r>
-        <w:t xml:space="preserve"> </w:t>
-      </w:r>
-      <w:r>
-        <w:t xml:space="preserve">We can’t say safer.</w:t>
-      </w:r>
-      <w:r>
-        <w:t xml:space="preserve"> </w:t>
-      </w:r>
-      <w:r>
-        <w:t xml:space="preserve">엘레나: 그건</w:t>
+    </w:p>
+    <w:p>
+      <w:pPr>
+        <w:pStyle w:val="BodyText"/>
+      </w:pPr>
+      <w:r>
+        <w:t xml:space="preserve">PRIYA: That’s actually strong.</w:t>
       </w:r>
       <w:r>
         <w:t xml:space="preserve"> </w:t>
@@ -1364,41 +833,164 @@
         <w:t xml:space="preserve">“</w:t>
       </w:r>
       <w:r>
-        <w:t xml:space="preserve">더 안전하다</w:t>
+        <w:t xml:space="preserve">Same, plus.</w:t>
       </w:r>
       <w:r>
         <w:t xml:space="preserve">”</w:t>
       </w:r>
-      <w:r>
-        <w:t xml:space="preserve">로 들려요. 그 말은 못 해요.</w:t>
-      </w:r>
-    </w:p>
-    <w:p>
-      <w:pPr>
-        <w:numPr>
-          <w:ilvl w:val="0"/>
-          <w:numId w:val="1003"/>
-        </w:numPr>
-      </w:pPr>
-      <w:r>
-        <w:t xml:space="preserve">NOAH: I didn’t say safer.</w:t>
-      </w:r>
-      <w:r>
-        <w:t xml:space="preserve"> </w:t>
-      </w:r>
-      <w:r>
-        <w:t xml:space="preserve">노아: 더 안전하다고 안 했어요.</w:t>
-      </w:r>
-    </w:p>
-    <w:p>
-      <w:pPr>
-        <w:numPr>
-          <w:ilvl w:val="0"/>
-          <w:numId w:val="1003"/>
-        </w:numPr>
-      </w:pPr>
-      <w:r>
-        <w:t xml:space="preserve">ELENA: The price said it for you. A hundred dollars more for</w:t>
+    </w:p>
+    <w:p>
+      <w:pPr>
+        <w:pStyle w:val="BodyText"/>
+      </w:pPr>
+      <w:r>
+        <w:t xml:space="preserve">ZOE: Strong but risky. If we match Lumaderm, Halvern can drop their price.</w:t>
+      </w:r>
+    </w:p>
+    <w:p>
+      <w:pPr>
+        <w:pStyle w:val="BodyText"/>
+      </w:pPr>
+      <w:r>
+        <w:t xml:space="preserve">MARCUS: Would they drop it?</w:t>
+      </w:r>
+    </w:p>
+    <w:p>
+      <w:pPr>
+        <w:pStyle w:val="BodyText"/>
+      </w:pPr>
+      <w:r>
+        <w:t xml:space="preserve">NOAH: For a big competitor? Absolutely. I’ve seen Tom do it.</w:t>
+      </w:r>
+    </w:p>
+    <w:p>
+      <w:pPr>
+        <w:pStyle w:val="BodyText"/>
+      </w:pPr>
+      <w:r>
+        <w:t xml:space="preserve">ZOE: And once you start at three-fifty, you can never go up.</w:t>
+      </w:r>
+    </w:p>
+    <w:p>
+      <w:pPr>
+        <w:pStyle w:val="BodyText"/>
+      </w:pPr>
+      <w:r>
+        <w:t xml:space="preserve">GRACE: Prices only go down after launch. Never up. Clinics remember the first price you gave them, and every increase feels like a broken promise, even when your costs have changed.</w:t>
+      </w:r>
+    </w:p>
+    <w:p>
+      <w:pPr>
+        <w:pStyle w:val="BodyText"/>
+      </w:pPr>
+      <w:r>
+        <w:t xml:space="preserve">ZOE: Exactly. So we need room. Room to discount. Room to fight.</w:t>
+      </w:r>
+    </w:p>
+    <w:p>
+      <w:pPr>
+        <w:pStyle w:val="BodyText"/>
+      </w:pPr>
+      <w:r>
+        <w:t xml:space="preserve">MARCUS: So what is your number, Zoe?</w:t>
+      </w:r>
+    </w:p>
+    <w:p>
+      <w:pPr>
+        <w:pStyle w:val="BodyText"/>
+      </w:pPr>
+      <w:r>
+        <w:t xml:space="preserve">PRIYA: Two numbers? A list price and a launch price?</w:t>
+      </w:r>
+    </w:p>
+    <w:p>
+      <w:pPr>
+        <w:pStyle w:val="BodyText"/>
+      </w:pPr>
+      <w:r>
+        <w:t xml:space="preserve">ZOE: List price: four twenty-five. Launch program: three ninety-five. For the first six months.</w:t>
+      </w:r>
+    </w:p>
+    <w:p>
+      <w:pPr>
+        <w:pStyle w:val="BodyText"/>
+      </w:pPr>
+      <w:r>
+        <w:t xml:space="preserve">NOAH: Four twenty-five is the anchor.</w:t>
+      </w:r>
+    </w:p>
+    <w:p>
+      <w:pPr>
+        <w:pStyle w:val="BodyText"/>
+      </w:pPr>
+      <w:r>
+        <w:t xml:space="preserve">ZOE: Exactly. The anchor makes three ninety-five feel like a good deal.</w:t>
+      </w:r>
+    </w:p>
+    <w:p>
+      <w:pPr>
+        <w:pStyle w:val="BodyText"/>
+      </w:pPr>
+      <w:r>
+        <w:t xml:space="preserve">MARCUS: And three ninety-five is only forty-five above Lumaderm.</w:t>
+      </w:r>
+    </w:p>
+    <w:p>
+      <w:pPr>
+        <w:pStyle w:val="BodyText"/>
+      </w:pPr>
+      <w:r>
+        <w:t xml:space="preserve">ZOE: And what does the clinic get for forty-five dollars?</w:t>
+      </w:r>
+    </w:p>
+    <w:p>
+      <w:pPr>
+        <w:pStyle w:val="BodyText"/>
+      </w:pPr>
+      <w:r>
+        <w:t xml:space="preserve">ELENA: Training. An emergency kit. And a measured dissolution advantage.</w:t>
+      </w:r>
+    </w:p>
+    <w:p>
+      <w:pPr>
+        <w:pStyle w:val="BodyText"/>
+      </w:pPr>
+      <w:r>
+        <w:t xml:space="preserve">ZOE: What that means for you is… the extra forty-five buys a system.</w:t>
+      </w:r>
+    </w:p>
+    <w:p>
+      <w:pPr>
+        <w:pStyle w:val="BodyText"/>
+      </w:pPr>
+      <w:r>
+        <w:t xml:space="preserve">PRIYA: You keep saying</w:t>
+      </w:r>
+      <w:r>
+        <w:t xml:space="preserve"> </w:t>
+      </w:r>
+      <w:r>
+        <w:t xml:space="preserve">“</w:t>
+      </w:r>
+      <w:r>
+        <w:t xml:space="preserve">What that means for you is.</w:t>
+      </w:r>
+      <w:r>
+        <w:t xml:space="preserve">”</w:t>
+      </w:r>
+      <w:r>
+        <w:t xml:space="preserve"> </w:t>
+      </w:r>
+      <w:r>
+        <w:t xml:space="preserve">Is that a habit?</w:t>
+      </w:r>
+    </w:p>
+    <w:p>
+      <w:pPr>
+        <w:pStyle w:val="BodyText"/>
+      </w:pPr>
+      <w:r>
+        <w:t xml:space="preserve">ZOE: It’s my favorite sentence. Features mean nothing until you say what they mean for someone. A doctor doesn’t buy</w:t>
       </w:r>
       <w:r>
         <w:t xml:space="preserve"> </w:t>
@@ -1407,7 +999,7 @@
         <w:t xml:space="preserve">‘</w:t>
       </w:r>
       <w:r>
-        <w:t xml:space="preserve">safety.</w:t>
+        <w:t xml:space="preserve">two point eight.</w:t>
       </w:r>
       <w:r>
         <w:t xml:space="preserve">’</w:t>
@@ -1416,537 +1008,39 @@
         <w:t xml:space="preserve"> </w:t>
       </w:r>
       <w:r>
-        <w:t xml:space="preserve">Doctors will do that math in two seconds, and then they’ll ask us to prove it. We can’t.</w:t>
-      </w:r>
-      <w:r>
-        <w:t xml:space="preserve"> </w:t>
-      </w:r>
-      <w:r>
-        <w:t xml:space="preserve">엘레나: 가격이 대신 말했죠. ’안전’을 위해 100달러 더. 의사들은 그 계산을 2초 만에 하고, 그다음엔 증명해 보라고 할 거예요. 우린 못 해요.</w:t>
-      </w:r>
-    </w:p>
-    <w:p>
-      <w:pPr>
-        <w:numPr>
-          <w:ilvl w:val="0"/>
-          <w:numId w:val="1003"/>
-        </w:numPr>
-      </w:pPr>
-      <w:r>
-        <w:t xml:space="preserve">ZOE: She’s right. At four-fifty, the price makes a claim the label can’t.</w:t>
-      </w:r>
-      <w:r>
-        <w:t xml:space="preserve"> </w:t>
-      </w:r>
-      <w:r>
-        <w:t xml:space="preserve">조이: 엘레나 말이 맞아요. 450달러면 가격이 라벨이 못 하는 주장을 하게 돼요.</w:t>
-      </w:r>
-    </w:p>
-    <w:p>
-      <w:pPr>
-        <w:numPr>
-          <w:ilvl w:val="0"/>
-          <w:numId w:val="1003"/>
-        </w:numPr>
-      </w:pPr>
-      <w:r>
-        <w:t xml:space="preserve">NOAH: Okay. Fair. Marcus, three-fifty. Your story?</w:t>
-      </w:r>
-      <w:r>
-        <w:t xml:space="preserve"> </w:t>
-      </w:r>
-      <w:r>
-        <w:t xml:space="preserve">노아: 알겠어요. 맞아요. 마커스, 350달러. 어떤 이야기예요?</w:t>
-      </w:r>
-    </w:p>
-    <w:p>
-      <w:pPr>
-        <w:numPr>
-          <w:ilvl w:val="0"/>
-          <w:numId w:val="1003"/>
-        </w:numPr>
-      </w:pPr>
-      <w:r>
-        <w:t xml:space="preserve">MARCUS:</w:t>
-      </w:r>
-      <w:r>
-        <w:t xml:space="preserve"> </w:t>
-      </w:r>
-      <w:r>
-        <w:t xml:space="preserve">“</w:t>
-      </w:r>
-      <w:r>
-        <w:t xml:space="preserve">Same price as Lumaderm. Same results. Plus an emergency exit. Why not switch?</w:t>
-      </w:r>
-      <w:r>
-        <w:t xml:space="preserve">”</w:t>
-      </w:r>
-      <w:r>
-        <w:t xml:space="preserve"> </w:t>
-      </w:r>
-      <w:r>
-        <w:t xml:space="preserve">마커스:</w:t>
-      </w:r>
-      <w:r>
-        <w:t xml:space="preserve"> </w:t>
-      </w:r>
-      <w:r>
-        <w:t xml:space="preserve">“</w:t>
-      </w:r>
-      <w:r>
-        <w:t xml:space="preserve">루마덤과 같은 가격. 같은 효과. 거기에 비상구까지. 바꾸지 않을 이유가 있나?</w:t>
-      </w:r>
-      <w:r>
-        <w:t xml:space="preserve">”</w:t>
-      </w:r>
-    </w:p>
-    <w:p>
-      <w:pPr>
-        <w:numPr>
-          <w:ilvl w:val="0"/>
-          <w:numId w:val="1003"/>
-        </w:numPr>
-      </w:pPr>
-      <w:r>
-        <w:t xml:space="preserve">PRIYA: That’s actually strong.</w:t>
-      </w:r>
-      <w:r>
-        <w:t xml:space="preserve"> </w:t>
-      </w:r>
-      <w:r>
-        <w:t xml:space="preserve">“</w:t>
-      </w:r>
-      <w:r>
-        <w:t xml:space="preserve">Same, plus.</w:t>
-      </w:r>
-      <w:r>
-        <w:t xml:space="preserve">”</w:t>
-      </w:r>
-      <w:r>
-        <w:t xml:space="preserve"> </w:t>
-      </w:r>
-      <w:r>
-        <w:t xml:space="preserve">프리야: 그거 사실 강력한데.</w:t>
-      </w:r>
-      <w:r>
-        <w:t xml:space="preserve"> </w:t>
-      </w:r>
-      <w:r>
-        <w:t xml:space="preserve">“</w:t>
-      </w:r>
-      <w:r>
-        <w:t xml:space="preserve">같은데, 플러스.</w:t>
-      </w:r>
-      <w:r>
-        <w:t xml:space="preserve">”</w:t>
-      </w:r>
-    </w:p>
-    <w:p>
-      <w:pPr>
-        <w:numPr>
-          <w:ilvl w:val="0"/>
-          <w:numId w:val="1003"/>
-        </w:numPr>
-      </w:pPr>
-      <w:r>
-        <w:t xml:space="preserve">ZOE: Strong but risky. If we match Lumaderm, Halvern can drop their price.</w:t>
-      </w:r>
-      <w:r>
-        <w:t xml:space="preserve"> </w:t>
-      </w:r>
-      <w:r>
-        <w:t xml:space="preserve">조이: 강력하지만 위험해요. 루마덤과 같게 하면 할번이 가격을 내릴 수 있어요.</w:t>
-      </w:r>
-    </w:p>
-    <w:p>
-      <w:pPr>
-        <w:numPr>
-          <w:ilvl w:val="0"/>
-          <w:numId w:val="1003"/>
-        </w:numPr>
-      </w:pPr>
-      <w:r>
-        <w:t xml:space="preserve">MARCUS: Would they drop it?</w:t>
-      </w:r>
-      <w:r>
-        <w:t xml:space="preserve"> </w:t>
-      </w:r>
-      <w:r>
-        <w:t xml:space="preserve">마커스: 내릴까?</w:t>
-      </w:r>
-    </w:p>
-    <w:p>
-      <w:pPr>
-        <w:numPr>
-          <w:ilvl w:val="0"/>
-          <w:numId w:val="1003"/>
-        </w:numPr>
-      </w:pPr>
-      <w:r>
-        <w:t xml:space="preserve">NOAH: For a big competitor? Absolutely. I’ve seen Tom do it.</w:t>
-      </w:r>
-      <w:r>
-        <w:t xml:space="preserve"> </w:t>
-      </w:r>
-      <w:r>
-        <w:t xml:space="preserve">노아: 큰 경쟁자라면요? 당연하죠. 톰이 그러는 걸 봤어요.</w:t>
-      </w:r>
-    </w:p>
-    <w:p>
-      <w:pPr>
-        <w:numPr>
-          <w:ilvl w:val="0"/>
-          <w:numId w:val="1003"/>
-        </w:numPr>
-      </w:pPr>
-      <w:r>
-        <w:t xml:space="preserve">ZOE: And once you start at three-fifty, you can never go up.</w:t>
-      </w:r>
-      <w:r>
-        <w:t xml:space="preserve"> </w:t>
-      </w:r>
-      <w:r>
-        <w:t xml:space="preserve">조이: 그리고 350달러로 시작하면 절대 올릴 수 없어요.</w:t>
-      </w:r>
-    </w:p>
-    <w:p>
-      <w:pPr>
-        <w:numPr>
-          <w:ilvl w:val="0"/>
-          <w:numId w:val="1003"/>
-        </w:numPr>
-      </w:pPr>
-      <w:r>
-        <w:t xml:space="preserve">GRACE: Prices only go down after launch. Never up. Clinics remember the first price you gave them, and every increase feels like a broken promise, even when your costs have changed.</w:t>
-      </w:r>
-      <w:r>
-        <w:t xml:space="preserve"> </w:t>
-      </w:r>
-      <w:r>
-        <w:t xml:space="preserve">그레이스: 출시 후엔 가격이 내려가기만 하죠. 올라가진 않고요. 병원은 처음 받은 가격을 기억해요. 그래서 원가가 바뀌었더라도 가격을 올리면 약속을 깬 것처럼 느껴져요.</w:t>
-      </w:r>
-    </w:p>
-    <w:p>
-      <w:pPr>
-        <w:numPr>
-          <w:ilvl w:val="0"/>
-          <w:numId w:val="1003"/>
-        </w:numPr>
-      </w:pPr>
-      <w:r>
-        <w:t xml:space="preserve">ZOE: Exactly. So we need room. Room to discount. Room to fight.</w:t>
-      </w:r>
-      <w:r>
-        <w:t xml:space="preserve"> </w:t>
-      </w:r>
-      <w:r>
-        <w:t xml:space="preserve">조이: 맞아요. 그래서 여유가 필요해요. 할인할 여유. 싸울 여유.</w:t>
-      </w:r>
-    </w:p>
-    <w:p>
-      <w:pPr>
-        <w:numPr>
-          <w:ilvl w:val="0"/>
-          <w:numId w:val="1003"/>
-        </w:numPr>
-      </w:pPr>
-      <w:r>
-        <w:t xml:space="preserve">MARCUS: So what is your number, Zoe?</w:t>
-      </w:r>
-      <w:r>
-        <w:t xml:space="preserve"> </w:t>
-      </w:r>
-      <w:r>
-        <w:t xml:space="preserve">마커스: 그래서 조이의 숫자는 뭐야?</w:t>
-      </w:r>
-    </w:p>
-    <w:p>
-      <w:pPr>
-        <w:numPr>
-          <w:ilvl w:val="0"/>
-          <w:numId w:val="1003"/>
-        </w:numPr>
-      </w:pPr>
-      <w:r>
-        <w:t xml:space="preserve">PRIYA: Two numbers? A list price and a launch price?</w:t>
-      </w:r>
-      <w:r>
-        <w:t xml:space="preserve"> </w:t>
-      </w:r>
-      <w:r>
-        <w:t xml:space="preserve">프리야: 숫자 두 개요? 정가랑 출시가?</w:t>
-      </w:r>
-    </w:p>
-    <w:p>
-      <w:pPr>
-        <w:numPr>
-          <w:ilvl w:val="0"/>
-          <w:numId w:val="1003"/>
-        </w:numPr>
-      </w:pPr>
-      <w:r>
-        <w:t xml:space="preserve">ZOE: List price: four twenty-five. Launch program: three ninety-five. For the first six months.</w:t>
-      </w:r>
-      <w:r>
-        <w:t xml:space="preserve"> </w:t>
-      </w:r>
-      <w:r>
-        <w:t xml:space="preserve">조이: 정가 425달러. 출시 프로그램 395달러. 처음 6개월 동안.</w:t>
-      </w:r>
-    </w:p>
-    <w:p>
-      <w:pPr>
-        <w:numPr>
-          <w:ilvl w:val="0"/>
-          <w:numId w:val="1003"/>
-        </w:numPr>
-      </w:pPr>
-      <w:r>
-        <w:t xml:space="preserve">NOAH: Four twenty-five is the anchor.</w:t>
-      </w:r>
-      <w:r>
-        <w:t xml:space="preserve"> </w:t>
-      </w:r>
-      <w:r>
-        <w:t xml:space="preserve">노아: 425달러가 앵커네요.</w:t>
-      </w:r>
-    </w:p>
-    <w:p>
-      <w:pPr>
-        <w:numPr>
-          <w:ilvl w:val="0"/>
-          <w:numId w:val="1003"/>
-        </w:numPr>
-      </w:pPr>
-      <w:r>
-        <w:t xml:space="preserve">ZOE: Exactly. The anchor makes three ninety-five feel like a good deal.</w:t>
-      </w:r>
-      <w:r>
-        <w:t xml:space="preserve"> </w:t>
-      </w:r>
-      <w:r>
-        <w:t xml:space="preserve">조이: 맞아요. 앵커가 있으면 395달러가 좋은 조건처럼 느껴져요.</w:t>
-      </w:r>
-    </w:p>
-    <w:p>
-      <w:pPr>
-        <w:numPr>
-          <w:ilvl w:val="0"/>
-          <w:numId w:val="1003"/>
-        </w:numPr>
-      </w:pPr>
-      <w:r>
-        <w:t xml:space="preserve">MARCUS: And three ninety-five is only forty-five above Lumaderm.</w:t>
-      </w:r>
-      <w:r>
-        <w:t xml:space="preserve"> </w:t>
-      </w:r>
-      <w:r>
-        <w:t xml:space="preserve">마커스: 그리고 395달러면 루마덤보다 45달러밖에 안 비싸고.</w:t>
-      </w:r>
-    </w:p>
-    <w:p>
-      <w:pPr>
-        <w:numPr>
-          <w:ilvl w:val="0"/>
-          <w:numId w:val="1003"/>
-        </w:numPr>
-      </w:pPr>
-      <w:r>
-        <w:t xml:space="preserve">ZOE: And what does the clinic get for forty-five dollars?</w:t>
-      </w:r>
-      <w:r>
-        <w:t xml:space="preserve"> </w:t>
-      </w:r>
-      <w:r>
-        <w:t xml:space="preserve">조이: 그리고 병원은 45달러로 뭘 얻죠?</w:t>
-      </w:r>
-    </w:p>
-    <w:p>
-      <w:pPr>
-        <w:numPr>
-          <w:ilvl w:val="0"/>
-          <w:numId w:val="1003"/>
-        </w:numPr>
-      </w:pPr>
-      <w:r>
-        <w:t xml:space="preserve">ELENA: Training. An emergency kit. And a measured dissolution advantage.</w:t>
-      </w:r>
-      <w:r>
-        <w:t xml:space="preserve"> </w:t>
-      </w:r>
-      <w:r>
-        <w:t xml:space="preserve">엘레나: 교육. 응급 키트. 그리고 측정된 용해 장점.</w:t>
-      </w:r>
-    </w:p>
-    <w:p>
-      <w:pPr>
-        <w:numPr>
-          <w:ilvl w:val="0"/>
-          <w:numId w:val="1003"/>
-        </w:numPr>
-      </w:pPr>
-      <w:r>
-        <w:t xml:space="preserve">ZOE: What that means for you is… the extra forty-five buys a system.</w:t>
-      </w:r>
-      <w:r>
-        <w:t xml:space="preserve"> </w:t>
-      </w:r>
-      <w:r>
-        <w:t xml:space="preserve">조이: 그 말은 곧… 추가 45달러로 시스템을 산다는 거예요.</w:t>
-      </w:r>
-    </w:p>
-    <w:p>
-      <w:pPr>
-        <w:numPr>
-          <w:ilvl w:val="0"/>
-          <w:numId w:val="1003"/>
-        </w:numPr>
-      </w:pPr>
-      <w:r>
-        <w:t xml:space="preserve">PRIYA: You keep saying</w:t>
-      </w:r>
-      <w:r>
-        <w:t xml:space="preserve"> </w:t>
-      </w:r>
-      <w:r>
-        <w:t xml:space="preserve">“</w:t>
-      </w:r>
-      <w:r>
-        <w:t xml:space="preserve">What that means for you is.</w:t>
-      </w:r>
-      <w:r>
-        <w:t xml:space="preserve">”</w:t>
-      </w:r>
-      <w:r>
-        <w:t xml:space="preserve"> </w:t>
-      </w:r>
-      <w:r>
-        <w:t xml:space="preserve">Is that a habit?</w:t>
-      </w:r>
-      <w:r>
-        <w:t xml:space="preserve"> </w:t>
-      </w:r>
-      <w:r>
-        <w:t xml:space="preserve">프리야: 계속</w:t>
-      </w:r>
-      <w:r>
-        <w:t xml:space="preserve"> </w:t>
-      </w:r>
-      <w:r>
-        <w:t xml:space="preserve">“</w:t>
-      </w:r>
-      <w:r>
-        <w:t xml:space="preserve">그 말은 곧</w:t>
-      </w:r>
-      <w:r>
-        <w:t xml:space="preserve">”</w:t>
-      </w:r>
-      <w:r>
-        <w:t xml:space="preserve">이라고 하네요. 습관이에요?</w:t>
-      </w:r>
-    </w:p>
-    <w:p>
-      <w:pPr>
-        <w:numPr>
-          <w:ilvl w:val="0"/>
-          <w:numId w:val="1003"/>
-        </w:numPr>
-      </w:pPr>
-      <w:r>
-        <w:t xml:space="preserve">ZOE: It’s my favorite sentence. Features mean nothing until you say what they mean for someone. A doctor doesn’t buy</w:t>
-      </w:r>
-      <w:r>
-        <w:t xml:space="preserve"> </w:t>
-      </w:r>
-      <w:r>
-        <w:t xml:space="preserve">‘</w:t>
-      </w:r>
-      <w:r>
-        <w:t xml:space="preserve">two point eight.</w:t>
-      </w:r>
-      <w:r>
-        <w:t xml:space="preserve">’</w:t>
-      </w:r>
-      <w:r>
-        <w:t xml:space="preserve"> </w:t>
-      </w:r>
-      <w:r>
         <w:t xml:space="preserve">She buys what that number means in her clinic.</w:t>
       </w:r>
-      <w:r>
-        <w:t xml:space="preserve"> </w:t>
-      </w:r>
-      <w:r>
-        <w:t xml:space="preserve">조이: 제가 제일 좋아하는 문장이에요. 특징은 누군가에게 무슨 의미인지 말하기 전까진 아무 의미 없거든요. 의사는 ’2.8’을 사는 게 아니에요. 그 숫자가 자기 병원에서 갖는 의미를 사는 거죠.</w:t>
-      </w:r>
-    </w:p>
-    <w:p>
-      <w:pPr>
-        <w:numPr>
-          <w:ilvl w:val="0"/>
-          <w:numId w:val="1003"/>
-        </w:numPr>
+    </w:p>
+    <w:p>
+      <w:pPr>
+        <w:pStyle w:val="BodyText"/>
       </w:pPr>
       <w:r>
         <w:t xml:space="preserve">GRACE: What about the price patients pay?</w:t>
       </w:r>
-      <w:r>
-        <w:t xml:space="preserve"> </w:t>
-      </w:r>
-      <w:r>
-        <w:t xml:space="preserve">그레이스: 환자가 내는 가격은요?</w:t>
-      </w:r>
-    </w:p>
-    <w:p>
-      <w:pPr>
-        <w:numPr>
-          <w:ilvl w:val="0"/>
-          <w:numId w:val="1003"/>
-        </w:numPr>
+    </w:p>
+    <w:p>
+      <w:pPr>
+        <w:pStyle w:val="BodyText"/>
       </w:pPr>
       <w:r>
         <w:t xml:space="preserve">ZOE: Clinics usually charge patients about double. Seven-fifty, eight hundred.</w:t>
       </w:r>
-      <w:r>
-        <w:t xml:space="preserve"> </w:t>
-      </w:r>
-      <w:r>
-        <w:t xml:space="preserve">조이: 병원은 보통 환자에게 두 배쯤 받아요. 750, 800달러.</w:t>
-      </w:r>
-    </w:p>
-    <w:p>
-      <w:pPr>
-        <w:numPr>
-          <w:ilvl w:val="0"/>
-          <w:numId w:val="1003"/>
-        </w:numPr>
+    </w:p>
+    <w:p>
+      <w:pPr>
+        <w:pStyle w:val="BodyText"/>
       </w:pPr>
       <w:r>
         <w:t xml:space="preserve">NOAH: Should we suggest a patient price? To make it easier?</w:t>
       </w:r>
-      <w:r>
-        <w:t xml:space="preserve"> </w:t>
-      </w:r>
-      <w:r>
-        <w:t xml:space="preserve">노아: 환자 가격을 제안해야 할까요? 쉽게 하려고요?</w:t>
-      </w:r>
-    </w:p>
-    <w:p>
-      <w:pPr>
-        <w:numPr>
-          <w:ilvl w:val="0"/>
-          <w:numId w:val="1003"/>
-        </w:numPr>
+    </w:p>
+    <w:p>
+      <w:pPr>
+        <w:pStyle w:val="BodyText"/>
       </w:pPr>
       <w:r>
         <w:t xml:space="preserve">DIANE: Absolutely not. I’m on speaker. I heard that.</w:t>
-      </w:r>
-      <w:r>
-        <w:t xml:space="preserve"> </w:t>
-      </w:r>
-      <w:r>
-        <w:t xml:space="preserve">다이앤: 절대 안 돼요. 스피커로 듣고 있어요. 다 들었어요.</w:t>
       </w:r>
     </w:p>
     <w:bookmarkEnd w:id="23"/>
@@ -1961,95 +1055,47 @@
     </w:p>
     <w:p>
       <w:pPr>
-        <w:numPr>
-          <w:ilvl w:val="0"/>
-          <w:numId w:val="1004"/>
-        </w:numPr>
+        <w:pStyle w:val="FirstParagraph"/>
       </w:pPr>
       <w:r>
         <w:t xml:space="preserve">NOAH: Diane! I forgot you were on.</w:t>
       </w:r>
-      <w:r>
-        <w:t xml:space="preserve"> </w:t>
-      </w:r>
-      <w:r>
-        <w:t xml:space="preserve">노아: 다이앤! 계신 줄 잊었어요.</w:t>
-      </w:r>
-    </w:p>
-    <w:p>
-      <w:pPr>
-        <w:numPr>
-          <w:ilvl w:val="0"/>
-          <w:numId w:val="1004"/>
-        </w:numPr>
+    </w:p>
+    <w:p>
+      <w:pPr>
+        <w:pStyle w:val="BodyText"/>
       </w:pPr>
       <w:r>
         <w:t xml:space="preserve">DIANE: Everyone forgets. Then they say something I need to fix.</w:t>
       </w:r>
-      <w:r>
-        <w:t xml:space="preserve"> </w:t>
-      </w:r>
-      <w:r>
-        <w:t xml:space="preserve">다이앤: 다들 잊어요. 그러고는 내가 고쳐야 할 말을 하죠.</w:t>
-      </w:r>
-    </w:p>
-    <w:p>
-      <w:pPr>
-        <w:numPr>
-          <w:ilvl w:val="0"/>
-          <w:numId w:val="1004"/>
-        </w:numPr>
+    </w:p>
+    <w:p>
+      <w:pPr>
+        <w:pStyle w:val="BodyText"/>
       </w:pPr>
       <w:r>
         <w:t xml:space="preserve">ZOE: Why can’t we suggest a patient price?</w:t>
       </w:r>
-      <w:r>
-        <w:t xml:space="preserve"> </w:t>
-      </w:r>
-      <w:r>
-        <w:t xml:space="preserve">조이: 왜 환자 가격을 제안하면 안 돼요?</w:t>
-      </w:r>
-    </w:p>
-    <w:p>
-      <w:pPr>
-        <w:numPr>
-          <w:ilvl w:val="0"/>
-          <w:numId w:val="1004"/>
-        </w:numPr>
+    </w:p>
+    <w:p>
+      <w:pPr>
+        <w:pStyle w:val="BodyText"/>
       </w:pPr>
       <w:r>
         <w:t xml:space="preserve">DIANE: Clinics set their own prices. If a supplier tells them what to charge, it can look like price fixing, and that’s a legal risk for us and for them. So we stay out.</w:t>
       </w:r>
-      <w:r>
-        <w:t xml:space="preserve"> </w:t>
-      </w:r>
-      <w:r>
-        <w:t xml:space="preserve">다이앤: 병원은 자기 가격을 스스로 정해요. 공급자가 얼마 받으라고 하면 가격 담합처럼 보일 수 있고, 그건 우리와 병원 모두에게 법적 리스크예요. 그러니까 우린 빠지는 거예요.</w:t>
-      </w:r>
-    </w:p>
-    <w:p>
-      <w:pPr>
-        <w:numPr>
-          <w:ilvl w:val="0"/>
-          <w:numId w:val="1004"/>
-        </w:numPr>
+    </w:p>
+    <w:p>
+      <w:pPr>
+        <w:pStyle w:val="BodyText"/>
       </w:pPr>
       <w:r>
         <w:t xml:space="preserve">MARCUS: Even a suggestion?</w:t>
       </w:r>
-      <w:r>
-        <w:t xml:space="preserve"> </w:t>
-      </w:r>
-      <w:r>
-        <w:t xml:space="preserve">마커스: 제안만 해도요?</w:t>
-      </w:r>
-    </w:p>
-    <w:p>
-      <w:pPr>
-        <w:numPr>
-          <w:ilvl w:val="0"/>
-          <w:numId w:val="1004"/>
-        </w:numPr>
+    </w:p>
+    <w:p>
+      <w:pPr>
+        <w:pStyle w:val="BodyText"/>
       </w:pPr>
       <w:r>
         <w:t xml:space="preserve">DIANE: A</w:t>
@@ -2072,349 +1118,157 @@
       <w:r>
         <w:t xml:space="preserve">from a supplier can look like control. Just don’t.</w:t>
       </w:r>
-      <w:r>
-        <w:t xml:space="preserve"> </w:t>
-      </w:r>
-      <w:r>
-        <w:t xml:space="preserve">다이앤: 공급자의</w:t>
-      </w:r>
-      <w:r>
-        <w:t xml:space="preserve"> </w:t>
-      </w:r>
-      <w:r>
-        <w:t xml:space="preserve">“</w:t>
-      </w:r>
-      <w:r>
-        <w:t xml:space="preserve">제안</w:t>
-      </w:r>
-      <w:r>
-        <w:t xml:space="preserve">”</w:t>
-      </w:r>
-      <w:r>
-        <w:t xml:space="preserve">은 통제처럼 보일 수 있어요. 그냥 하지 마요.</w:t>
-      </w:r>
-    </w:p>
-    <w:p>
-      <w:pPr>
-        <w:numPr>
-          <w:ilvl w:val="0"/>
-          <w:numId w:val="1004"/>
-        </w:numPr>
+    </w:p>
+    <w:p>
+      <w:pPr>
+        <w:pStyle w:val="BodyText"/>
       </w:pPr>
       <w:r>
         <w:t xml:space="preserve">ZOE: Understood. In cosmetics, we printed suggested prices on the box.</w:t>
       </w:r>
-      <w:r>
-        <w:t xml:space="preserve"> </w:t>
-      </w:r>
-      <w:r>
-        <w:t xml:space="preserve">조이: 이해했어요. 화장품 땐 상자에 권장 가격을 인쇄했었는데.</w:t>
-      </w:r>
-    </w:p>
-    <w:p>
-      <w:pPr>
-        <w:numPr>
-          <w:ilvl w:val="0"/>
-          <w:numId w:val="1004"/>
-        </w:numPr>
+    </w:p>
+    <w:p>
+      <w:pPr>
+        <w:pStyle w:val="BodyText"/>
       </w:pPr>
       <w:r>
         <w:t xml:space="preserve">DIANE: This isn’t cosmetics. Welcome to medical devices, Zoe.</w:t>
       </w:r>
-      <w:r>
-        <w:t xml:space="preserve"> </w:t>
-      </w:r>
-      <w:r>
-        <w:t xml:space="preserve">다이앤: 여긴 화장품이 아니에요. 의료기기에 온 걸 환영해요, 조이.</w:t>
-      </w:r>
-    </w:p>
-    <w:p>
-      <w:pPr>
-        <w:numPr>
-          <w:ilvl w:val="0"/>
-          <w:numId w:val="1004"/>
-        </w:numPr>
+    </w:p>
+    <w:p>
+      <w:pPr>
+        <w:pStyle w:val="BodyText"/>
       </w:pPr>
       <w:r>
         <w:t xml:space="preserve">ZOE: Everyone keeps saying that. Like a warning.</w:t>
       </w:r>
-      <w:r>
-        <w:t xml:space="preserve"> </w:t>
-      </w:r>
-      <w:r>
-        <w:t xml:space="preserve">조이: 다들 그 말을 하네요. 경고처럼.</w:t>
-      </w:r>
-    </w:p>
-    <w:p>
-      <w:pPr>
-        <w:numPr>
-          <w:ilvl w:val="0"/>
-          <w:numId w:val="1004"/>
-        </w:numPr>
+    </w:p>
+    <w:p>
+      <w:pPr>
+        <w:pStyle w:val="BodyText"/>
       </w:pPr>
       <w:r>
         <w:t xml:space="preserve">ELENA: It is a warning. A friendly one.</w:t>
       </w:r>
-      <w:r>
-        <w:t xml:space="preserve"> </w:t>
-      </w:r>
-      <w:r>
-        <w:t xml:space="preserve">엘레나: 경고 맞아요. 친절한 경고.</w:t>
-      </w:r>
-    </w:p>
-    <w:p>
-      <w:pPr>
-        <w:numPr>
-          <w:ilvl w:val="0"/>
-          <w:numId w:val="1004"/>
-        </w:numPr>
+    </w:p>
+    <w:p>
+      <w:pPr>
+        <w:pStyle w:val="BodyText"/>
       </w:pPr>
       <w:r>
         <w:t xml:space="preserve">DIANE: One more thing. The launch program. Free emergency kits are fine. Document the value.</w:t>
       </w:r>
-      <w:r>
-        <w:t xml:space="preserve"> </w:t>
-      </w:r>
-      <w:r>
-        <w:t xml:space="preserve">다이앤: 하나 더요. 출시 프로그램. 무료 응급 키트는 괜찮아요. 가치를 문서화하세요.</w:t>
-      </w:r>
-    </w:p>
-    <w:p>
-      <w:pPr>
-        <w:numPr>
-          <w:ilvl w:val="0"/>
-          <w:numId w:val="1004"/>
-        </w:numPr>
+    </w:p>
+    <w:p>
+      <w:pPr>
+        <w:pStyle w:val="BodyText"/>
       </w:pPr>
       <w:r>
         <w:t xml:space="preserve">ZOE: Document it why?</w:t>
       </w:r>
-      <w:r>
-        <w:t xml:space="preserve"> </w:t>
-      </w:r>
-      <w:r>
-        <w:t xml:space="preserve">조이: 왜 문서화해요?</w:t>
-      </w:r>
-    </w:p>
-    <w:p>
-      <w:pPr>
-        <w:numPr>
-          <w:ilvl w:val="0"/>
-          <w:numId w:val="1004"/>
-        </w:numPr>
+    </w:p>
+    <w:p>
+      <w:pPr>
+        <w:pStyle w:val="BodyText"/>
       </w:pPr>
       <w:r>
         <w:t xml:space="preserve">DIANE: Anything of value given to doctors may need to be reported to Open Payments. That can include free kits. It’s public, so anyone can search it, including competitors and journalists.</w:t>
       </w:r>
-      <w:r>
-        <w:t xml:space="preserve"> </w:t>
-      </w:r>
-      <w:r>
-        <w:t xml:space="preserve">다이앤: 의사에게 주는 가치 있는 건 오픈 페이먼츠에 보고해야 할 수 있어요. 무료 키트도 포함될 수 있고요. 공개 자료라서 경쟁사든 기자든 누구나 검색할 수 있어요.</w:t>
-      </w:r>
-    </w:p>
-    <w:p>
-      <w:pPr>
-        <w:numPr>
-          <w:ilvl w:val="0"/>
-          <w:numId w:val="1004"/>
-        </w:numPr>
+    </w:p>
+    <w:p>
+      <w:pPr>
+        <w:pStyle w:val="BodyText"/>
       </w:pPr>
       <w:r>
         <w:t xml:space="preserve">ELENA: The same database where Rachel’s Halvern money showed up.</w:t>
       </w:r>
-      <w:r>
-        <w:t xml:space="preserve"> </w:t>
-      </w:r>
-      <w:r>
-        <w:t xml:space="preserve">엘레나: 레이첼의 할번 자문료가 나왔던 그 데이터베이스요.</w:t>
-      </w:r>
-    </w:p>
-    <w:p>
-      <w:pPr>
-        <w:numPr>
-          <w:ilvl w:val="0"/>
-          <w:numId w:val="1004"/>
-        </w:numPr>
+    </w:p>
+    <w:p>
+      <w:pPr>
+        <w:pStyle w:val="BodyText"/>
       </w:pPr>
       <w:r>
         <w:t xml:space="preserve">ZOE: Okay. Medical marketing has more rules than I thought.</w:t>
       </w:r>
-      <w:r>
-        <w:t xml:space="preserve"> </w:t>
-      </w:r>
-      <w:r>
-        <w:t xml:space="preserve">조이: 알겠어요. 의료 마케팅엔 생각보다 규칙이 많네요.</w:t>
-      </w:r>
-    </w:p>
-    <w:p>
-      <w:pPr>
-        <w:numPr>
-          <w:ilvl w:val="0"/>
-          <w:numId w:val="1004"/>
-        </w:numPr>
+    </w:p>
+    <w:p>
+      <w:pPr>
+        <w:pStyle w:val="BodyText"/>
       </w:pPr>
       <w:r>
         <w:t xml:space="preserve">MARCUS: Rules are fine. Surprises are the problem.</w:t>
       </w:r>
-      <w:r>
-        <w:t xml:space="preserve"> </w:t>
-      </w:r>
-      <w:r>
-        <w:t xml:space="preserve">마커스: 규칙은 괜찮아. 문제는 뜻밖의 일이지.</w:t>
-      </w:r>
-    </w:p>
-    <w:p>
-      <w:pPr>
-        <w:numPr>
-          <w:ilvl w:val="0"/>
-          <w:numId w:val="1004"/>
-        </w:numPr>
+    </w:p>
+    <w:p>
+      <w:pPr>
+        <w:pStyle w:val="BodyText"/>
       </w:pPr>
       <w:r>
         <w:t xml:space="preserve">NOAH: So, decision. List price four twenty-five. Launch program three ninety-five for six months. That gives clinics a reason to start now, and it leaves us room if Halvern cuts prices.</w:t>
       </w:r>
-      <w:r>
-        <w:t xml:space="preserve"> </w:t>
-      </w:r>
-      <w:r>
-        <w:t xml:space="preserve">노아: 그럼 결정. 정가 425달러. 출시 프로그램 395달러, 6개월간. 병원엔 지금 시작할 이유가 되고, 할번이 가격을 내려도 우리에게 여유가 남아요.</w:t>
-      </w:r>
-    </w:p>
-    <w:p>
-      <w:pPr>
-        <w:numPr>
-          <w:ilvl w:val="0"/>
-          <w:numId w:val="1004"/>
-        </w:numPr>
+    </w:p>
+    <w:p>
+      <w:pPr>
+        <w:pStyle w:val="BodyText"/>
       </w:pPr>
       <w:r>
         <w:t xml:space="preserve">ZOE: First order includes training and two emergency kits. Documented.</w:t>
       </w:r>
-      <w:r>
-        <w:t xml:space="preserve"> </w:t>
-      </w:r>
-      <w:r>
-        <w:t xml:space="preserve">조이: 첫 주문엔 교육과 응급 키트 두 개 포함. 문서화해서.</w:t>
-      </w:r>
-    </w:p>
-    <w:p>
-      <w:pPr>
-        <w:numPr>
-          <w:ilvl w:val="0"/>
-          <w:numId w:val="1004"/>
-        </w:numPr>
+    </w:p>
+    <w:p>
+      <w:pPr>
+        <w:pStyle w:val="BodyText"/>
       </w:pPr>
       <w:r>
         <w:t xml:space="preserve">MARCUS: And our margin at three ninety-five?</w:t>
       </w:r>
-      <w:r>
-        <w:t xml:space="preserve"> </w:t>
-      </w:r>
-      <w:r>
-        <w:t xml:space="preserve">마커스: 그리고 395달러일 때 우리 마진은?</w:t>
-      </w:r>
-    </w:p>
-    <w:p>
-      <w:pPr>
-        <w:numPr>
-          <w:ilvl w:val="0"/>
-          <w:numId w:val="1004"/>
-        </w:numPr>
+    </w:p>
+    <w:p>
+      <w:pPr>
+        <w:pStyle w:val="BodyText"/>
       </w:pPr>
       <w:r>
         <w:t xml:space="preserve">ZOE: After kits, training, and shipping? Still above eighty percent.</w:t>
       </w:r>
-      <w:r>
-        <w:t xml:space="preserve"> </w:t>
-      </w:r>
-      <w:r>
-        <w:t xml:space="preserve">조이: 키트, 교육, 배송 다 빼고요? 여전히 80퍼센트 이상이에요.</w:t>
-      </w:r>
-    </w:p>
-    <w:p>
-      <w:pPr>
-        <w:numPr>
-          <w:ilvl w:val="0"/>
-          <w:numId w:val="1004"/>
-        </w:numPr>
+    </w:p>
+    <w:p>
+      <w:pPr>
+        <w:pStyle w:val="BodyText"/>
       </w:pPr>
       <w:r>
         <w:t xml:space="preserve">MARCUS: Eighty percent. Denise will want to see the math.</w:t>
       </w:r>
-      <w:r>
-        <w:t xml:space="preserve"> </w:t>
-      </w:r>
-      <w:r>
-        <w:t xml:space="preserve">마커스: 80퍼센트. 데니스가 계산 과정을 보고 싶어 할 거야.</w:t>
-      </w:r>
-    </w:p>
-    <w:p>
-      <w:pPr>
-        <w:numPr>
-          <w:ilvl w:val="0"/>
-          <w:numId w:val="1004"/>
-        </w:numPr>
+    </w:p>
+    <w:p>
+      <w:pPr>
+        <w:pStyle w:val="BodyText"/>
       </w:pPr>
       <w:r>
         <w:t xml:space="preserve">ZOE: Who’s Denise?</w:t>
       </w:r>
-      <w:r>
-        <w:t xml:space="preserve"> </w:t>
-      </w:r>
-      <w:r>
-        <w:t xml:space="preserve">조이: 데니스가 누구예요?</w:t>
-      </w:r>
-    </w:p>
-    <w:p>
-      <w:pPr>
-        <w:numPr>
-          <w:ilvl w:val="0"/>
-          <w:numId w:val="1004"/>
-        </w:numPr>
+    </w:p>
+    <w:p>
+      <w:pPr>
+        <w:pStyle w:val="BodyText"/>
       </w:pPr>
       <w:r>
         <w:t xml:space="preserve">PRIYA: Marcus’s wife. Math teacher. She checks every number in this company.</w:t>
       </w:r>
-      <w:r>
-        <w:t xml:space="preserve"> </w:t>
-      </w:r>
-      <w:r>
-        <w:t xml:space="preserve">프리야: 마커스 아내요. 수학 선생님. 이 회사 숫자는 전부 검사하세요.</w:t>
-      </w:r>
-    </w:p>
-    <w:p>
-      <w:pPr>
-        <w:numPr>
-          <w:ilvl w:val="0"/>
-          <w:numId w:val="1004"/>
-        </w:numPr>
+    </w:p>
+    <w:p>
+      <w:pPr>
+        <w:pStyle w:val="BodyText"/>
       </w:pPr>
       <w:r>
         <w:t xml:space="preserve">ZOE: Then I’ll show my work.</w:t>
       </w:r>
-      <w:r>
-        <w:t xml:space="preserve"> </w:t>
-      </w:r>
-      <w:r>
-        <w:t xml:space="preserve">조이: 그럼 풀이 과정을 보여 드려야겠네요.</w:t>
-      </w:r>
-    </w:p>
-    <w:p>
-      <w:pPr>
-        <w:numPr>
-          <w:ilvl w:val="0"/>
-          <w:numId w:val="1004"/>
-        </w:numPr>
+    </w:p>
+    <w:p>
+      <w:pPr>
+        <w:pStyle w:val="BodyText"/>
       </w:pPr>
       <w:r>
         <w:t xml:space="preserve">MARCUS: You’ve been here four hours. And you already speak our language.</w:t>
-      </w:r>
-      <w:r>
-        <w:t xml:space="preserve"> </w:t>
-      </w:r>
-      <w:r>
-        <w:t xml:space="preserve">마커스: 여기 온 지 네 시간인데. 벌써 우리 말을 하네.</w:t>
       </w:r>
     </w:p>
     <w:bookmarkEnd w:id="24"/>
@@ -2429,146 +1283,71 @@
     </w:p>
     <w:p>
       <w:pPr>
-        <w:numPr>
-          <w:ilvl w:val="0"/>
-          <w:numId w:val="1005"/>
-        </w:numPr>
+        <w:pStyle w:val="FirstParagraph"/>
       </w:pPr>
       <w:r>
         <w:t xml:space="preserve">ZOE: Can I come in? Your door doesn’t close.</w:t>
       </w:r>
-      <w:r>
-        <w:t xml:space="preserve"> </w:t>
-      </w:r>
-      <w:r>
-        <w:t xml:space="preserve">조이: 들어가도 돼요? 문이 안 닫히네요.</w:t>
-      </w:r>
-    </w:p>
-    <w:p>
-      <w:pPr>
-        <w:numPr>
-          <w:ilvl w:val="0"/>
-          <w:numId w:val="1005"/>
-        </w:numPr>
+    </w:p>
+    <w:p>
+      <w:pPr>
+        <w:pStyle w:val="BodyText"/>
       </w:pPr>
       <w:r>
         <w:t xml:space="preserve">NOAH: It’s broken. Marcus says it’s good for culture.</w:t>
       </w:r>
-      <w:r>
-        <w:t xml:space="preserve"> </w:t>
-      </w:r>
-      <w:r>
-        <w:t xml:space="preserve">노아: 고장 났어요. 마커스 말로는 조직 문화에 좋대요.</w:t>
-      </w:r>
-    </w:p>
-    <w:p>
-      <w:pPr>
-        <w:numPr>
-          <w:ilvl w:val="0"/>
-          <w:numId w:val="1005"/>
-        </w:numPr>
+    </w:p>
+    <w:p>
+      <w:pPr>
+        <w:pStyle w:val="BodyText"/>
       </w:pPr>
       <w:r>
         <w:t xml:space="preserve">ZOE: Good for marketing too. Open door, open company. I’m stealing that.</w:t>
       </w:r>
-      <w:r>
-        <w:t xml:space="preserve"> </w:t>
-      </w:r>
-      <w:r>
-        <w:t xml:space="preserve">조이: 마케팅에도 좋네요. 열린 문, 열린 회사. 그거 훔쳐 갈게요.</w:t>
-      </w:r>
-    </w:p>
-    <w:p>
-      <w:pPr>
-        <w:numPr>
-          <w:ilvl w:val="0"/>
-          <w:numId w:val="1005"/>
-        </w:numPr>
+    </w:p>
+    <w:p>
+      <w:pPr>
+        <w:pStyle w:val="BodyText"/>
       </w:pPr>
       <w:r>
         <w:t xml:space="preserve">NOAH: How was day one? Honestly?</w:t>
       </w:r>
-      <w:r>
-        <w:t xml:space="preserve"> </w:t>
-      </w:r>
-      <w:r>
-        <w:t xml:space="preserve">노아: 첫날 어땠어요? 솔직하게요?</w:t>
-      </w:r>
-    </w:p>
-    <w:p>
-      <w:pPr>
-        <w:numPr>
-          <w:ilvl w:val="0"/>
-          <w:numId w:val="1005"/>
-        </w:numPr>
+    </w:p>
+    <w:p>
+      <w:pPr>
+        <w:pStyle w:val="BodyText"/>
       </w:pPr>
       <w:r>
         <w:t xml:space="preserve">ZOE: Honestly? This team argues more than any team I’ve seen.</w:t>
       </w:r>
-      <w:r>
-        <w:t xml:space="preserve"> </w:t>
-      </w:r>
-      <w:r>
-        <w:t xml:space="preserve">조이: 솔직히요? 이 팀은 제가 본 어떤 팀보다 많이 다퉈요.</w:t>
-      </w:r>
-    </w:p>
-    <w:p>
-      <w:pPr>
-        <w:numPr>
-          <w:ilvl w:val="0"/>
-          <w:numId w:val="1005"/>
-        </w:numPr>
+    </w:p>
+    <w:p>
+      <w:pPr>
+        <w:pStyle w:val="BodyText"/>
       </w:pPr>
       <w:r>
         <w:t xml:space="preserve">NOAH: Is that bad?</w:t>
       </w:r>
-      <w:r>
-        <w:t xml:space="preserve"> </w:t>
-      </w:r>
-      <w:r>
-        <w:t xml:space="preserve">노아: 그게 나쁜 거예요?</w:t>
-      </w:r>
-    </w:p>
-    <w:p>
-      <w:pPr>
-        <w:numPr>
-          <w:ilvl w:val="0"/>
-          <w:numId w:val="1005"/>
-        </w:numPr>
+    </w:p>
+    <w:p>
+      <w:pPr>
+        <w:pStyle w:val="BodyText"/>
       </w:pPr>
       <w:r>
         <w:t xml:space="preserve">ZOE: No. In my old job, nobody argued, because nobody wanted to upset the boss. So bad ideas went straight to the shelf, and we made a lot of bad products.</w:t>
       </w:r>
-      <w:r>
-        <w:t xml:space="preserve"> </w:t>
-      </w:r>
-      <w:r>
-        <w:t xml:space="preserve">조이: 아니요. 예전 직장에선 아무도 안 다퉜어요. 다들 상사 기분 상하게 하기 싫었거든요. 그래서 나쁜 아이디어가 그대로 매대에 올라갔고, 나쁜 제품을 엄청 만들었죠.</w:t>
-      </w:r>
-    </w:p>
-    <w:p>
-      <w:pPr>
-        <w:numPr>
-          <w:ilvl w:val="0"/>
-          <w:numId w:val="1005"/>
-        </w:numPr>
+    </w:p>
+    <w:p>
+      <w:pPr>
+        <w:pStyle w:val="BodyText"/>
       </w:pPr>
       <w:r>
         <w:t xml:space="preserve">NOAH: Inside, argue. Outside, one voice. Rule two.</w:t>
       </w:r>
-      <w:r>
-        <w:t xml:space="preserve"> </w:t>
-      </w:r>
-      <w:r>
-        <w:t xml:space="preserve">노아: 안에선 논쟁, 밖에선 한목소리. 원칙 2번.</w:t>
-      </w:r>
-    </w:p>
-    <w:p>
-      <w:pPr>
-        <w:numPr>
-          <w:ilvl w:val="0"/>
-          <w:numId w:val="1005"/>
-        </w:numPr>
+    </w:p>
+    <w:p>
+      <w:pPr>
+        <w:pStyle w:val="BodyText"/>
       </w:pPr>
       <w:r>
         <w:t xml:space="preserve">ZOE: I saw it on the whiteboard. Next to</w:t>
@@ -2585,131 +1364,53 @@
       <w:r>
         <w:t xml:space="preserve">”</w:t>
       </w:r>
-      <w:r>
-        <w:t xml:space="preserve"> </w:t>
-      </w:r>
-      <w:r>
-        <w:t xml:space="preserve">조이: 화이트보드에서 봤어요.</w:t>
-      </w:r>
-      <w:r>
-        <w:t xml:space="preserve"> </w:t>
-      </w:r>
-      <w:r>
-        <w:t xml:space="preserve">“</w:t>
-      </w:r>
-      <w:r>
-        <w:t xml:space="preserve">월 7만 달러</w:t>
-      </w:r>
-      <w:r>
-        <w:t xml:space="preserve">”</w:t>
-      </w:r>
-      <w:r>
-        <w:t xml:space="preserve"> </w:t>
-      </w:r>
-      <w:r>
-        <w:t xml:space="preserve">옆에서.</w:t>
-      </w:r>
-    </w:p>
-    <w:p>
-      <w:pPr>
-        <w:numPr>
-          <w:ilvl w:val="0"/>
-          <w:numId w:val="1005"/>
-        </w:numPr>
+    </w:p>
+    <w:p>
+      <w:pPr>
+        <w:pStyle w:val="BodyText"/>
       </w:pPr>
       <w:r>
         <w:t xml:space="preserve">NOAH: That’s the bank. Marcus wrote it so we never forget.</w:t>
       </w:r>
-      <w:r>
-        <w:t xml:space="preserve"> </w:t>
-      </w:r>
-      <w:r>
-        <w:t xml:space="preserve">노아: 그건 은행 이자예요. 잊지 말라고 마커스가 써 놨어요.</w:t>
-      </w:r>
-    </w:p>
-    <w:p>
-      <w:pPr>
-        <w:numPr>
-          <w:ilvl w:val="0"/>
-          <w:numId w:val="1005"/>
-        </w:numPr>
+    </w:p>
+    <w:p>
+      <w:pPr>
+        <w:pStyle w:val="BodyText"/>
       </w:pPr>
       <w:r>
         <w:t xml:space="preserve">ZOE: Next step. Features and benefits. Our message house. I need Priya for a full day.</w:t>
       </w:r>
-      <w:r>
-        <w:t xml:space="preserve"> </w:t>
-      </w:r>
-      <w:r>
-        <w:t xml:space="preserve">조이: 다음 단계. 특징과 혜택. 메시지 하우스. 프리야가 하루 종일 필요해요.</w:t>
-      </w:r>
-    </w:p>
-    <w:p>
-      <w:pPr>
-        <w:numPr>
-          <w:ilvl w:val="0"/>
-          <w:numId w:val="1005"/>
-        </w:numPr>
+    </w:p>
+    <w:p>
+      <w:pPr>
+        <w:pStyle w:val="BodyText"/>
       </w:pPr>
       <w:r>
         <w:t xml:space="preserve">NOAH: Priya speaks in chemistry.</w:t>
       </w:r>
-      <w:r>
-        <w:t xml:space="preserve"> </w:t>
-      </w:r>
-      <w:r>
-        <w:t xml:space="preserve">노아: 프리야는 화학으로 말하는데요.</w:t>
-      </w:r>
-    </w:p>
-    <w:p>
-      <w:pPr>
-        <w:numPr>
-          <w:ilvl w:val="0"/>
-          <w:numId w:val="1005"/>
-        </w:numPr>
+    </w:p>
+    <w:p>
+      <w:pPr>
+        <w:pStyle w:val="BodyText"/>
       </w:pPr>
       <w:r>
         <w:t xml:space="preserve">ZOE: Good. I’ll translate. That’s my job.</w:t>
       </w:r>
-      <w:r>
-        <w:t xml:space="preserve"> </w:t>
-      </w:r>
-      <w:r>
-        <w:t xml:space="preserve">조이: 좋아요. 제가 번역할게요. 그게 제 일이에요.</w:t>
-      </w:r>
-    </w:p>
-    <w:p>
-      <w:pPr>
-        <w:numPr>
-          <w:ilvl w:val="0"/>
-          <w:numId w:val="1005"/>
-        </w:numPr>
+    </w:p>
+    <w:p>
+      <w:pPr>
+        <w:pStyle w:val="BodyText"/>
       </w:pPr>
       <w:r>
         <w:t xml:space="preserve">NOAH: And the product needs a name for the technology. Something doctors remember.</w:t>
       </w:r>
-      <w:r>
-        <w:t xml:space="preserve"> </w:t>
-      </w:r>
-      <w:r>
-        <w:t xml:space="preserve">노아: 그리고 기술에도 이름이 필요해요. 의사들이 기억할 만한 걸로.</w:t>
-      </w:r>
-    </w:p>
-    <w:p>
-      <w:pPr>
-        <w:numPr>
-          <w:ilvl w:val="0"/>
-          <w:numId w:val="1005"/>
-        </w:numPr>
+    </w:p>
+    <w:p>
+      <w:pPr>
+        <w:pStyle w:val="BodyText"/>
       </w:pPr>
       <w:r>
         <w:t xml:space="preserve">ZOE: I have twelve ideas already. All on sticky notes. Thursday, nine a.m.</w:t>
-      </w:r>
-      <w:r>
-        <w:t xml:space="preserve"> </w:t>
-      </w:r>
-      <w:r>
-        <w:t xml:space="preserve">조이: 벌써 아이디어 열두 개 있어요. 전부 포스트잇에. 목요일 오전 9시.</w:t>
       </w:r>
     </w:p>
     <w:p>
@@ -2850,7 +1551,7 @@
               <w:jc w:val="left"/>
             </w:pPr>
             <w:r>
-              <w:t xml:space="preserve">15턴. 가격이 브랜드 메시지를 전달한다는 마케팅 관점.</w:t>
+              <w:t xml:space="preserve">도입. 가격이 브랜드 메시지를 전달한다는 마케팅 관점.</w:t>
             </w:r>
           </w:p>
         </w:tc>
@@ -2900,7 +1601,7 @@
               <w:jc w:val="left"/>
             </w:pPr>
             <w:r>
-              <w:t xml:space="preserve">17~33턴. 가격 전략의 세 가지 기본 방식.</w:t>
+              <w:t xml:space="preserve">장면1. 가격 전략의 세 가지 기본 방식.</w:t>
             </w:r>
           </w:p>
         </w:tc>
@@ -2950,7 +1651,7 @@
               <w:jc w:val="left"/>
             </w:pPr>
             <w:r>
-              <w:t xml:space="preserve">23턴. 원가 가산 방식의 약점.</w:t>
+              <w:t xml:space="preserve">장면1. 원가 가산 방식의 약점.</w:t>
             </w:r>
           </w:p>
         </w:tc>
@@ -3000,7 +1701,7 @@
               <w:jc w:val="left"/>
             </w:pPr>
             <w:r>
-              <w:t xml:space="preserve">29턴. 가격의 신호 효과.</w:t>
+              <w:t xml:space="preserve">장면1. 가격의 신호 효과.</w:t>
             </w:r>
           </w:p>
         </w:tc>
@@ -3050,7 +1751,7 @@
               <w:jc w:val="left"/>
             </w:pPr>
             <w:r>
-              <w:t xml:space="preserve">33턴. 가치 기반 가격의 핵심 질문.</w:t>
+              <w:t xml:space="preserve">장면1. 가치 기반 가격의 핵심 질문.</w:t>
             </w:r>
           </w:p>
         </w:tc>
@@ -3100,7 +1801,7 @@
               <w:jc w:val="left"/>
             </w:pPr>
             <w:r>
-              <w:t xml:space="preserve">49턴. 영업에서</w:t>
+              <w:t xml:space="preserve">장면1. 영업에서</w:t>
             </w:r>
             <w:r>
               <w:t xml:space="preserve"> </w:t>
@@ -3165,7 +1866,7 @@
               <w:jc w:val="left"/>
             </w:pPr>
             <w:r>
-              <w:t xml:space="preserve">64턴. 처음 가격 설정이 중요한 이유.</w:t>
+              <w:t xml:space="preserve">장면2. 처음 가격 설정이 중요한 이유.</w:t>
             </w:r>
           </w:p>
         </w:tc>
@@ -3215,7 +1916,7 @@
               <w:jc w:val="left"/>
             </w:pPr>
             <w:r>
-              <w:t xml:space="preserve">69~70턴. 높은 정가가 할인가를 매력적으로 보이게 함.</w:t>
+              <w:t xml:space="preserve">장면2. 높은 정가가 할인가를 매력적으로 보이게 함.</w:t>
             </w:r>
           </w:p>
         </w:tc>
@@ -3265,7 +1966,7 @@
               <w:jc w:val="left"/>
             </w:pPr>
             <w:r>
-              <w:t xml:space="preserve">74턴. Zoe의 습관어. 특징을 고객 혜택으로 바꾸는 표현.</w:t>
+              <w:t xml:space="preserve">장면2. Zoe의 습관어. 특징을 고객 혜택으로 바꾸는 표현.</w:t>
             </w:r>
           </w:p>
         </w:tc>
@@ -3315,7 +2016,7 @@
               <w:jc w:val="left"/>
             </w:pPr>
             <w:r>
-              <w:t xml:space="preserve">91턴. 의료 업계에서 무상 제공품도 기록·보고 대상일 수 있음.</w:t>
+              <w:t xml:space="preserve">절정·전환. 의료 업계에서 무상 제공품도 기록·보고 대상일 수 있음.</w:t>
             </w:r>
           </w:p>
         </w:tc>
@@ -4105,7 +2806,7 @@
           <w:bCs/>
           <w:b/>
         </w:rPr>
-        <w:t xml:space="preserve">23턴 ZOE:</w:t>
+        <w:t xml:space="preserve">ZOE (장면1):</w:t>
       </w:r>
       <w:r>
         <w:t xml:space="preserve"> </w:t>
@@ -4389,9 +3090,1255 @@
         <w:t xml:space="preserve">으로 예산을 정하자는 제안에 같은 구조로 30단어 안팎으로 반론해 보기.</w:t>
       </w:r>
     </w:p>
+    <w:p>
+      <w:r>
+        <w:pict>
+          <v:rect style="width:0;height:1.5pt" o:hralign="center" o:hrstd="t" o:hr="t"/>
+        </w:pict>
+      </w:r>
+    </w:p>
     <w:bookmarkEnd w:id="30"/>
     <w:bookmarkEnd w:id="31"/>
+    <w:bookmarkStart w:id="37" w:name="한국어-번역"/>
+    <w:p>
+      <w:pPr>
+        <w:pStyle w:val="Heading2"/>
+      </w:pPr>
+      <w:r>
+        <w:t xml:space="preserve">한국어 번역</w:t>
+      </w:r>
+    </w:p>
+    <w:bookmarkStart w:id="32" w:name="도입-zoe의-첫-출근-오전-9시-1"/>
+    <w:p>
+      <w:pPr>
+        <w:pStyle w:val="Heading3"/>
+      </w:pPr>
+      <w:r>
+        <w:t xml:space="preserve">도입 — Zoe의 첫 출근, 오전 9시</w:t>
+      </w:r>
+    </w:p>
+    <w:p>
+      <w:pPr>
+        <w:pStyle w:val="FirstParagraph"/>
+      </w:pPr>
+      <w:r>
+        <w:t xml:space="preserve">조이: 좋은 아침이에요! 공식 첫날. 도넛 가져왔어요. 그리고 포스트잇도.</w:t>
+      </w:r>
+    </w:p>
+    <w:p>
+      <w:pPr>
+        <w:pStyle w:val="BodyText"/>
+      </w:pPr>
+      <w:r>
+        <w:t xml:space="preserve">마커스: 첫날 도넛이라. 잘 적응하겠네.</w:t>
+      </w:r>
+    </w:p>
+    <w:p>
+      <w:pPr>
+        <w:pStyle w:val="BodyText"/>
+      </w:pPr>
+      <w:r>
+        <w:t xml:space="preserve">프리야: 포스트잇은 뭐에 쓰려고요?</w:t>
+      </w:r>
+    </w:p>
+    <w:p>
+      <w:pPr>
+        <w:pStyle w:val="BodyText"/>
+      </w:pPr>
+      <w:r>
+        <w:t xml:space="preserve">조이: 모든 거에요. 전 벽에다 생각해요. 스프레드시트가 아니라.</w:t>
+      </w:r>
+    </w:p>
+    <w:p>
+      <w:pPr>
+        <w:pStyle w:val="BodyText"/>
+      </w:pPr>
+      <w:r>
+        <w:t xml:space="preserve">엘레나: Veyra 오기 전엔 어디 있었어요, 조이?</w:t>
+      </w:r>
+    </w:p>
+    <w:p>
+      <w:pPr>
+        <w:pStyle w:val="BodyText"/>
+      </w:pPr>
+      <w:r>
+        <w:t xml:space="preserve">조이: 뉴욕이요. 스킨케어 브랜드에서 12년. 세럼, 크림, 립스틱 엄청 많이.</w:t>
+      </w:r>
+    </w:p>
+    <w:p>
+      <w:pPr>
+        <w:pStyle w:val="BodyText"/>
+      </w:pPr>
+      <w:r>
+        <w:t xml:space="preserve">그레이스: 의료기기랑은 많이 다르네요.</w:t>
+      </w:r>
+    </w:p>
+    <w:p>
+      <w:pPr>
+        <w:pStyle w:val="BodyText"/>
+      </w:pPr>
+      <w:r>
+        <w:t xml:space="preserve">조이: 아주요. 화장품에선</w:t>
+      </w:r>
+      <w:r>
+        <w:t xml:space="preserve"> </w:t>
+      </w:r>
+      <w:r>
+        <w:t xml:space="preserve">“</w:t>
+      </w:r>
+      <w:r>
+        <w:t xml:space="preserve">빛나는</w:t>
+      </w:r>
+      <w:r>
+        <w:t xml:space="preserve">”</w:t>
+      </w:r>
+      <w:r>
+        <w:t xml:space="preserve">,</w:t>
+      </w:r>
+      <w:r>
+        <w:t xml:space="preserve"> </w:t>
+      </w:r>
+      <w:r>
+        <w:t xml:space="preserve">“</w:t>
+      </w:r>
+      <w:r>
+        <w:t xml:space="preserve">마법 같은</w:t>
+      </w:r>
+      <w:r>
+        <w:t xml:space="preserve">”</w:t>
+      </w:r>
+      <w:r>
+        <w:t xml:space="preserve">이라고 했죠. 여기선</w:t>
+      </w:r>
+      <w:r>
+        <w:t xml:space="preserve"> </w:t>
+      </w:r>
+      <w:r>
+        <w:t xml:space="preserve">“</w:t>
+      </w:r>
+      <w:r>
+        <w:t xml:space="preserve">2.8</w:t>
+      </w:r>
+      <w:r>
+        <w:t xml:space="preserve">”</w:t>
+      </w:r>
+      <w:r>
+        <w:t xml:space="preserve">이라고 해요.</w:t>
+      </w:r>
+    </w:p>
+    <w:p>
+      <w:pPr>
+        <w:pStyle w:val="BodyText"/>
+      </w:pPr>
+      <w:r>
+        <w:t xml:space="preserve">엘레나: 그리고</w:t>
+      </w:r>
+      <w:r>
+        <w:t xml:space="preserve"> </w:t>
+      </w:r>
+      <w:r>
+        <w:t xml:space="preserve">“</w:t>
+      </w:r>
+      <w:r>
+        <w:t xml:space="preserve">임상 연구에서 확립되지 않았다</w:t>
+      </w:r>
+      <w:r>
+        <w:t xml:space="preserve">”</w:t>
+      </w:r>
+      <w:r>
+        <w:t xml:space="preserve">도요.</w:t>
+      </w:r>
+    </w:p>
+    <w:p>
+      <w:pPr>
+        <w:pStyle w:val="BodyText"/>
+      </w:pPr>
+      <w:r>
+        <w:t xml:space="preserve">조이: 알아요. 라벨을 아홉 번 읽었어요. 이젠 꿈에도 나와요.</w:t>
+      </w:r>
+    </w:p>
+    <w:p>
+      <w:pPr>
+        <w:pStyle w:val="BodyText"/>
+      </w:pPr>
+      <w:r>
+        <w:t xml:space="preserve">노아: 왜 화장품 업계를 떠났어요?</w:t>
+      </w:r>
+    </w:p>
+    <w:p>
+      <w:pPr>
+        <w:pStyle w:val="BodyText"/>
+      </w:pPr>
+      <w:r>
+        <w:t xml:space="preserve">조이: 병에 담긴 희망을 파는 데 지쳤어요. 시즌마다 새로운 약속에 똑같은 크림. 진짜인 걸 팔고 싶었어요. 숫자가 정말로 의미를 가지는 걸요.</w:t>
+      </w:r>
+    </w:p>
+    <w:p>
+      <w:pPr>
+        <w:pStyle w:val="BodyText"/>
+      </w:pPr>
+      <w:r>
+        <w:t xml:space="preserve">마커스: 이건 진짜야. 1만 2천 쪽짜리 진짜.</w:t>
+      </w:r>
+    </w:p>
+    <w:p>
+      <w:pPr>
+        <w:pStyle w:val="BodyText"/>
+      </w:pPr>
+      <w:r>
+        <w:t xml:space="preserve">노아: 좋아요. 오전 10시. 첫 번째 큰 마케팅 결정. 가격.</w:t>
+      </w:r>
+    </w:p>
+    <w:p>
+      <w:pPr>
+        <w:pStyle w:val="BodyText"/>
+      </w:pPr>
+      <w:r>
+        <w:t xml:space="preserve">조이: 완벽해요. 가격은 제가 제일 좋아하는 주제예요. 가격도 하나의 이야기거든요.</w:t>
+      </w:r>
+    </w:p>
     <w:bookmarkEnd w:id="32"/>
+    <w:bookmarkStart w:id="33" w:name="장면1-세-가지-가격-책정-방식-1"/>
+    <w:p>
+      <w:pPr>
+        <w:pStyle w:val="Heading3"/>
+      </w:pPr>
+      <w:r>
+        <w:t xml:space="preserve">장면1 — 세 가지 가격 책정 방식</w:t>
+      </w:r>
+    </w:p>
+    <w:p>
+      <w:pPr>
+        <w:pStyle w:val="FirstParagraph"/>
+      </w:pPr>
+      <w:r>
+        <w:t xml:space="preserve">조이: 가격을 정하는 방법은 세 가지예요. 벽에 붙일게요.</w:t>
+      </w:r>
+    </w:p>
+    <w:p>
+      <w:pPr>
+        <w:pStyle w:val="BodyText"/>
+      </w:pPr>
+      <w:r>
+        <w:t xml:space="preserve">그레이스: 첫째는 원가 가산이죠? 우리 원가에 마진을 더하는 거.</w:t>
+      </w:r>
+    </w:p>
+    <w:p>
+      <w:pPr>
+        <w:pStyle w:val="BodyText"/>
+      </w:pPr>
+      <w:r>
+        <w:t xml:space="preserve">마커스: 그건 내가 도울 수 있어. 상업 생산 원가가 시린지당 약 34달러야.</w:t>
+      </w:r>
+    </w:p>
+    <w:p>
+      <w:pPr>
+        <w:pStyle w:val="BodyText"/>
+      </w:pPr>
+      <w:r>
+        <w:t xml:space="preserve">프리야: 임상 배치 때 48달러에서 내려왔네요.</w:t>
+      </w:r>
+    </w:p>
+    <w:p>
+      <w:pPr>
+        <w:pStyle w:val="BodyText"/>
+      </w:pPr>
+      <w:r>
+        <w:t xml:space="preserve">마커스: 배치가 커지면 원가가 내려가지. 포장, 배송, 응급 키트까지 더해서.</w:t>
+      </w:r>
+    </w:p>
+    <w:p>
+      <w:pPr>
+        <w:pStyle w:val="BodyText"/>
+      </w:pPr>
+      <w:r>
+        <w:t xml:space="preserve">조이: 그럼 원가 가산이면… 100달러? 건강한 마진으로?</w:t>
+      </w:r>
+    </w:p>
+    <w:p>
+      <w:pPr>
+        <w:pStyle w:val="BodyText"/>
+      </w:pPr>
+      <w:r>
+        <w:t xml:space="preserve">노아: 100달러요? 루마덤은 350달러에 팔려요.</w:t>
+      </w:r>
+    </w:p>
+    <w:p>
+      <w:pPr>
+        <w:pStyle w:val="BodyText"/>
+      </w:pPr>
+      <w:r>
+        <w:t xml:space="preserve">조이: 바로 그거예요. 그래서 원가 가산은 대개 틀려요. 제품이 우리에게 얼마 드는지만 보고, 시장도, 고객이 이미 내고 있는 돈도, 기꺼이 낼 돈도 무시하니까요.</w:t>
+      </w:r>
+    </w:p>
+    <w:p>
+      <w:pPr>
+        <w:pStyle w:val="BodyText"/>
+      </w:pPr>
+      <w:r>
+        <w:t xml:space="preserve">엘레나: 그리고 우리 임상도 무시하죠. 여기까지 오는 데 4천만 달러를 썼어요.</w:t>
+      </w:r>
+    </w:p>
+    <w:p>
+      <w:pPr>
+        <w:pStyle w:val="BodyText"/>
+      </w:pPr>
+      <w:r>
+        <w:t xml:space="preserve">조이: 둘. 경쟁사 기준. 루마덤을 보고 우리가 어디 앉을지 정하는 거예요.</w:t>
+      </w:r>
+    </w:p>
+    <w:p>
+      <w:pPr>
+        <w:pStyle w:val="BodyText"/>
+      </w:pPr>
+      <w:r>
+        <w:t xml:space="preserve">그레이스: 아래, 같게, 아니면 위.</w:t>
+      </w:r>
+    </w:p>
+    <w:p>
+      <w:pPr>
+        <w:pStyle w:val="BodyText"/>
+      </w:pPr>
+      <w:r>
+        <w:t xml:space="preserve">조이: 아래는</w:t>
+      </w:r>
+      <w:r>
+        <w:t xml:space="preserve"> </w:t>
+      </w:r>
+      <w:r>
+        <w:t xml:space="preserve">“</w:t>
+      </w:r>
+      <w:r>
+        <w:t xml:space="preserve">더 싸다</w:t>
+      </w:r>
+      <w:r>
+        <w:t xml:space="preserve">”</w:t>
+      </w:r>
+      <w:r>
+        <w:t xml:space="preserve">, 같으면</w:t>
+      </w:r>
+      <w:r>
+        <w:t xml:space="preserve"> </w:t>
+      </w:r>
+      <w:r>
+        <w:t xml:space="preserve">“</w:t>
+      </w:r>
+      <w:r>
+        <w:t xml:space="preserve">똑같다</w:t>
+      </w:r>
+      <w:r>
+        <w:t xml:space="preserve">”</w:t>
+      </w:r>
+      <w:r>
+        <w:t xml:space="preserve">, 위는</w:t>
+      </w:r>
+      <w:r>
+        <w:t xml:space="preserve"> </w:t>
+      </w:r>
+      <w:r>
+        <w:t xml:space="preserve">“</w:t>
+      </w:r>
+      <w:r>
+        <w:t xml:space="preserve">더 좋다</w:t>
+      </w:r>
+      <w:r>
+        <w:t xml:space="preserve">”</w:t>
+      </w:r>
+      <w:r>
+        <w:t xml:space="preserve">를 말해요.</w:t>
+      </w:r>
+    </w:p>
+    <w:p>
+      <w:pPr>
+        <w:pStyle w:val="BodyText"/>
+      </w:pPr>
+      <w:r>
+        <w:t xml:space="preserve">노아: 하지만</w:t>
+      </w:r>
+      <w:r>
+        <w:t xml:space="preserve"> </w:t>
+      </w:r>
+      <w:r>
+        <w:t xml:space="preserve">“</w:t>
+      </w:r>
+      <w:r>
+        <w:t xml:space="preserve">더 좋다</w:t>
+      </w:r>
+      <w:r>
+        <w:t xml:space="preserve">”</w:t>
+      </w:r>
+      <w:r>
+        <w:t xml:space="preserve">고 할 수 없잖아요. 비열등성으로 설계했으니까.</w:t>
+      </w:r>
+    </w:p>
+    <w:p>
+      <w:pPr>
+        <w:pStyle w:val="BodyText"/>
+      </w:pPr>
+      <w:r>
+        <w:t xml:space="preserve">조이: 말로는 못 하죠. 가격은 말이 못 하는 걸 말해요.</w:t>
+      </w:r>
+    </w:p>
+    <w:p>
+      <w:pPr>
+        <w:pStyle w:val="BodyText"/>
+      </w:pPr>
+      <w:r>
+        <w:t xml:space="preserve">엘레나: 조심해요. 가격으로 라벨에 없는 주장을 할 순 없어요. 우리 가격이 의사들에게 은근히 더 좋다고 말하면, 규제 당국은 그걸 브로슈어 문구처럼 하나의 주장으로 볼 수 있어요.</w:t>
+      </w:r>
+    </w:p>
+    <w:p>
+      <w:pPr>
+        <w:pStyle w:val="BodyText"/>
+      </w:pPr>
+      <w:r>
+        <w:t xml:space="preserve">조이: 동의해요. 가격은 가치를 신호하지, 결과를 약속하진 않아요.</w:t>
+      </w:r>
+    </w:p>
+    <w:p>
+      <w:pPr>
+        <w:pStyle w:val="BodyText"/>
+      </w:pPr>
+      <w:r>
+        <w:t xml:space="preserve">프리야: 세 번째 방법은요?</w:t>
+      </w:r>
+    </w:p>
+    <w:p>
+      <w:pPr>
+        <w:pStyle w:val="BodyText"/>
+      </w:pPr>
+      <w:r>
+        <w:t xml:space="preserve">조이: 셋. 가치 기반. 고객에게 얼마의 가치가 있는가?</w:t>
+      </w:r>
+    </w:p>
+    <w:p>
+      <w:pPr>
+        <w:pStyle w:val="BodyText"/>
+      </w:pPr>
+      <w:r>
+        <w:t xml:space="preserve">마커스: 그리고 고객이 누구야? 의사? 환자?</w:t>
+      </w:r>
+    </w:p>
+    <w:p>
+      <w:pPr>
+        <w:pStyle w:val="BodyText"/>
+      </w:pPr>
+      <w:r>
+        <w:t xml:space="preserve">조이: 우리에겐 병원이요. 병원이 주사기를 사고, 환자는 병원에 돈을 내죠.</w:t>
+      </w:r>
+    </w:p>
+    <w:p>
+      <w:pPr>
+        <w:pStyle w:val="BodyText"/>
+      </w:pPr>
+      <w:r>
+        <w:t xml:space="preserve">노아: 그럼 Veyra는 병원에 얼마의 가치가 있어요?</w:t>
+      </w:r>
+    </w:p>
+    <w:p>
+      <w:pPr>
+        <w:pStyle w:val="BodyText"/>
+      </w:pPr>
+      <w:r>
+        <w:t xml:space="preserve">조이: 알아보죠. 병원이 가장 두려워하는 게 뭐예요?</w:t>
+      </w:r>
+    </w:p>
+    <w:p>
+      <w:pPr>
+        <w:pStyle w:val="BodyText"/>
+      </w:pPr>
+      <w:r>
+        <w:t xml:space="preserve">엘레나: 부작용이요. 응급실에 실려 간 환자.</w:t>
+      </w:r>
+    </w:p>
+    <w:p>
+      <w:pPr>
+        <w:pStyle w:val="BodyText"/>
+      </w:pPr>
+      <w:r>
+        <w:t xml:space="preserve">노아: 그리고 소송이요. 티파니 기억나요? 보험료가 40퍼센트 올랐잖아요.</w:t>
+      </w:r>
+    </w:p>
+    <w:p>
+      <w:pPr>
+        <w:pStyle w:val="BodyText"/>
+      </w:pPr>
+      <w:r>
+        <w:t xml:space="preserve">조이: 티파니가 누구예요?</w:t>
+      </w:r>
+    </w:p>
+    <w:p>
+      <w:pPr>
+        <w:pStyle w:val="BodyText"/>
+      </w:pPr>
+      <w:r>
+        <w:t xml:space="preserve">노아: 4년 전, 이게 아이디어에 불과했을 때 인터뷰한 메디스파 원장이요. 부작용 한 건, 소송 위협 한 번에 보험료가 40퍼센트 올랐어요.</w:t>
+      </w:r>
+    </w:p>
+    <w:p>
+      <w:pPr>
+        <w:pStyle w:val="BodyText"/>
+      </w:pPr>
+      <w:r>
+        <w:t xml:space="preserve">조이: 그거 금 같은 정보예요. 그 말은 곧… 우리 가치가 주사기만이 아니라는 거예요.</w:t>
+      </w:r>
+    </w:p>
+    <w:p>
+      <w:pPr>
+        <w:pStyle w:val="BodyText"/>
+      </w:pPr>
+      <w:r>
+        <w:t xml:space="preserve">노아: 주사기, 거기에 교육, 거기에 응급 키트, 거기에 마음의 평화.</w:t>
+      </w:r>
+    </w:p>
+    <w:p>
+      <w:pPr>
+        <w:pStyle w:val="BodyText"/>
+      </w:pPr>
+      <w:r>
+        <w:t xml:space="preserve">그레이스: 그리고 2.8이라는 숫자도 말할 수 있죠. 라벨 안에서.</w:t>
+      </w:r>
+    </w:p>
+    <w:p>
+      <w:pPr>
+        <w:pStyle w:val="BodyText"/>
+      </w:pPr>
+      <w:r>
+        <w:t xml:space="preserve">조이: 맞아요. 그러니까 가치 기반으로는… 루마덤보다 위. 많이는 아니고. 하지만 위.</w:t>
+      </w:r>
+    </w:p>
+    <w:p>
+      <w:pPr>
+        <w:pStyle w:val="BodyText"/>
+      </w:pPr>
+      <w:r>
+        <w:t xml:space="preserve">마커스: 얼마나 위?</w:t>
+      </w:r>
+    </w:p>
+    <w:p>
+      <w:pPr>
+        <w:pStyle w:val="BodyText"/>
+      </w:pPr>
+      <w:r>
+        <w:t xml:space="preserve">조이: 그게 싸움이죠. 해 봐요.</w:t>
+      </w:r>
+    </w:p>
+    <w:p>
+      <w:pPr>
+        <w:pStyle w:val="BodyText"/>
+      </w:pPr>
+      <w:r>
+        <w:t xml:space="preserve">노아: 전 450달러로 가겠어요. 프리미엄. 존재감을 보여 주죠.</w:t>
+      </w:r>
+    </w:p>
+    <w:p>
+      <w:pPr>
+        <w:pStyle w:val="BodyText"/>
+      </w:pPr>
+      <w:r>
+        <w:t xml:space="preserve">마커스: 난 350달러. 루마덤이랑 같게. 가격 반대 이유를 완전히 없애는 거지. 그러면 의사가 고민할 건 바꿀지 말지 하나뿐이야. 군대에선 그걸 길을 치운다고 하지.</w:t>
+      </w:r>
+    </w:p>
+    <w:p>
+      <w:pPr>
+        <w:pStyle w:val="BodyText"/>
+      </w:pPr>
+      <w:r>
+        <w:t xml:space="preserve">조이: 아주 다른 두 이야기네요. 시험해 보죠.</w:t>
+      </w:r>
+    </w:p>
+    <w:bookmarkEnd w:id="33"/>
+    <w:bookmarkStart w:id="34" w:name="장면2-가격-논쟁-1"/>
+    <w:p>
+      <w:pPr>
+        <w:pStyle w:val="Heading3"/>
+      </w:pPr>
+      <w:r>
+        <w:t xml:space="preserve">장면2 — 가격 논쟁</w:t>
+      </w:r>
+    </w:p>
+    <w:p>
+      <w:pPr>
+        <w:pStyle w:val="FirstParagraph"/>
+      </w:pPr>
+      <w:r>
+        <w:t xml:space="preserve">조이: 노아. 450달러. 어떤 이야기예요?</w:t>
+      </w:r>
+    </w:p>
+    <w:p>
+      <w:pPr>
+        <w:pStyle w:val="BodyText"/>
+      </w:pPr>
+      <w:r>
+        <w:t xml:space="preserve">노아:</w:t>
+      </w:r>
+      <w:r>
+        <w:t xml:space="preserve"> </w:t>
+      </w:r>
+      <w:r>
+        <w:t xml:space="preserve">“</w:t>
+      </w:r>
+      <w:r>
+        <w:t xml:space="preserve">우리는 프리미엄 선택이다. 안전을 중시하는 의사는 더 낸다.</w:t>
+      </w:r>
+      <w:r>
+        <w:t xml:space="preserve">”</w:t>
+      </w:r>
+    </w:p>
+    <w:p>
+      <w:pPr>
+        <w:pStyle w:val="BodyText"/>
+      </w:pPr>
+      <w:r>
+        <w:t xml:space="preserve">엘레나: 그건</w:t>
+      </w:r>
+      <w:r>
+        <w:t xml:space="preserve"> </w:t>
+      </w:r>
+      <w:r>
+        <w:t xml:space="preserve">“</w:t>
+      </w:r>
+      <w:r>
+        <w:t xml:space="preserve">더 안전하다</w:t>
+      </w:r>
+      <w:r>
+        <w:t xml:space="preserve">”</w:t>
+      </w:r>
+      <w:r>
+        <w:t xml:space="preserve">로 들려요. 그 말은 못 해요.</w:t>
+      </w:r>
+    </w:p>
+    <w:p>
+      <w:pPr>
+        <w:pStyle w:val="BodyText"/>
+      </w:pPr>
+      <w:r>
+        <w:t xml:space="preserve">노아: 더 안전하다고 안 했어요.</w:t>
+      </w:r>
+    </w:p>
+    <w:p>
+      <w:pPr>
+        <w:pStyle w:val="BodyText"/>
+      </w:pPr>
+      <w:r>
+        <w:t xml:space="preserve">엘레나: 가격이 대신 말했죠. ’안전’을 위해 100달러 더. 의사들은 그 계산을 2초 만에 하고, 그다음엔 증명해 보라고 할 거예요. 우린 못 해요.</w:t>
+      </w:r>
+    </w:p>
+    <w:p>
+      <w:pPr>
+        <w:pStyle w:val="BodyText"/>
+      </w:pPr>
+      <w:r>
+        <w:t xml:space="preserve">조이: 엘레나 말이 맞아요. 450달러면 가격이 라벨이 못 하는 주장을 하게 돼요.</w:t>
+      </w:r>
+    </w:p>
+    <w:p>
+      <w:pPr>
+        <w:pStyle w:val="BodyText"/>
+      </w:pPr>
+      <w:r>
+        <w:t xml:space="preserve">노아: 알겠어요. 맞아요. 마커스, 350달러. 어떤 이야기예요?</w:t>
+      </w:r>
+    </w:p>
+    <w:p>
+      <w:pPr>
+        <w:pStyle w:val="BodyText"/>
+      </w:pPr>
+      <w:r>
+        <w:t xml:space="preserve">마커스:</w:t>
+      </w:r>
+      <w:r>
+        <w:t xml:space="preserve"> </w:t>
+      </w:r>
+      <w:r>
+        <w:t xml:space="preserve">“</w:t>
+      </w:r>
+      <w:r>
+        <w:t xml:space="preserve">루마덤과 같은 가격. 같은 효과. 거기에 비상구까지. 바꾸지 않을 이유가 있나?</w:t>
+      </w:r>
+      <w:r>
+        <w:t xml:space="preserve">”</w:t>
+      </w:r>
+    </w:p>
+    <w:p>
+      <w:pPr>
+        <w:pStyle w:val="BodyText"/>
+      </w:pPr>
+      <w:r>
+        <w:t xml:space="preserve">프리야: 그거 사실 강력한데.</w:t>
+      </w:r>
+      <w:r>
+        <w:t xml:space="preserve"> </w:t>
+      </w:r>
+      <w:r>
+        <w:t xml:space="preserve">“</w:t>
+      </w:r>
+      <w:r>
+        <w:t xml:space="preserve">같은데, 플러스.</w:t>
+      </w:r>
+      <w:r>
+        <w:t xml:space="preserve">”</w:t>
+      </w:r>
+    </w:p>
+    <w:p>
+      <w:pPr>
+        <w:pStyle w:val="BodyText"/>
+      </w:pPr>
+      <w:r>
+        <w:t xml:space="preserve">조이: 강력하지만 위험해요. 루마덤과 같게 하면 할번이 가격을 내릴 수 있어요.</w:t>
+      </w:r>
+    </w:p>
+    <w:p>
+      <w:pPr>
+        <w:pStyle w:val="BodyText"/>
+      </w:pPr>
+      <w:r>
+        <w:t xml:space="preserve">마커스: 내릴까?</w:t>
+      </w:r>
+    </w:p>
+    <w:p>
+      <w:pPr>
+        <w:pStyle w:val="BodyText"/>
+      </w:pPr>
+      <w:r>
+        <w:t xml:space="preserve">노아: 큰 경쟁자라면요? 당연하죠. 톰이 그러는 걸 봤어요.</w:t>
+      </w:r>
+    </w:p>
+    <w:p>
+      <w:pPr>
+        <w:pStyle w:val="BodyText"/>
+      </w:pPr>
+      <w:r>
+        <w:t xml:space="preserve">조이: 그리고 350달러로 시작하면 절대 올릴 수 없어요.</w:t>
+      </w:r>
+    </w:p>
+    <w:p>
+      <w:pPr>
+        <w:pStyle w:val="BodyText"/>
+      </w:pPr>
+      <w:r>
+        <w:t xml:space="preserve">그레이스: 출시 후엔 가격이 내려가기만 하죠. 올라가진 않고요. 병원은 처음 받은 가격을 기억해요. 그래서 원가가 바뀌었더라도 가격을 올리면 약속을 깬 것처럼 느껴져요.</w:t>
+      </w:r>
+    </w:p>
+    <w:p>
+      <w:pPr>
+        <w:pStyle w:val="BodyText"/>
+      </w:pPr>
+      <w:r>
+        <w:t xml:space="preserve">조이: 맞아요. 그래서 여유가 필요해요. 할인할 여유. 싸울 여유.</w:t>
+      </w:r>
+    </w:p>
+    <w:p>
+      <w:pPr>
+        <w:pStyle w:val="BodyText"/>
+      </w:pPr>
+      <w:r>
+        <w:t xml:space="preserve">마커스: 그래서 조이의 숫자는 뭐야?</w:t>
+      </w:r>
+    </w:p>
+    <w:p>
+      <w:pPr>
+        <w:pStyle w:val="BodyText"/>
+      </w:pPr>
+      <w:r>
+        <w:t xml:space="preserve">프리야: 숫자 두 개요? 정가랑 출시가?</w:t>
+      </w:r>
+    </w:p>
+    <w:p>
+      <w:pPr>
+        <w:pStyle w:val="BodyText"/>
+      </w:pPr>
+      <w:r>
+        <w:t xml:space="preserve">조이: 정가 425달러. 출시 프로그램 395달러. 처음 6개월 동안.</w:t>
+      </w:r>
+    </w:p>
+    <w:p>
+      <w:pPr>
+        <w:pStyle w:val="BodyText"/>
+      </w:pPr>
+      <w:r>
+        <w:t xml:space="preserve">노아: 425달러가 앵커네요.</w:t>
+      </w:r>
+    </w:p>
+    <w:p>
+      <w:pPr>
+        <w:pStyle w:val="BodyText"/>
+      </w:pPr>
+      <w:r>
+        <w:t xml:space="preserve">조이: 맞아요. 앵커가 있으면 395달러가 좋은 조건처럼 느껴져요.</w:t>
+      </w:r>
+    </w:p>
+    <w:p>
+      <w:pPr>
+        <w:pStyle w:val="BodyText"/>
+      </w:pPr>
+      <w:r>
+        <w:t xml:space="preserve">마커스: 그리고 395달러면 루마덤보다 45달러밖에 안 비싸고.</w:t>
+      </w:r>
+    </w:p>
+    <w:p>
+      <w:pPr>
+        <w:pStyle w:val="BodyText"/>
+      </w:pPr>
+      <w:r>
+        <w:t xml:space="preserve">조이: 그리고 병원은 45달러로 뭘 얻죠?</w:t>
+      </w:r>
+    </w:p>
+    <w:p>
+      <w:pPr>
+        <w:pStyle w:val="BodyText"/>
+      </w:pPr>
+      <w:r>
+        <w:t xml:space="preserve">엘레나: 교육. 응급 키트. 그리고 측정된 용해 장점.</w:t>
+      </w:r>
+    </w:p>
+    <w:p>
+      <w:pPr>
+        <w:pStyle w:val="BodyText"/>
+      </w:pPr>
+      <w:r>
+        <w:t xml:space="preserve">조이: 그 말은 곧… 추가 45달러로 시스템을 산다는 거예요.</w:t>
+      </w:r>
+    </w:p>
+    <w:p>
+      <w:pPr>
+        <w:pStyle w:val="BodyText"/>
+      </w:pPr>
+      <w:r>
+        <w:t xml:space="preserve">프리야: 계속</w:t>
+      </w:r>
+      <w:r>
+        <w:t xml:space="preserve"> </w:t>
+      </w:r>
+      <w:r>
+        <w:t xml:space="preserve">“</w:t>
+      </w:r>
+      <w:r>
+        <w:t xml:space="preserve">그 말은 곧</w:t>
+      </w:r>
+      <w:r>
+        <w:t xml:space="preserve">”</w:t>
+      </w:r>
+      <w:r>
+        <w:t xml:space="preserve">이라고 하네요. 습관이에요?</w:t>
+      </w:r>
+    </w:p>
+    <w:p>
+      <w:pPr>
+        <w:pStyle w:val="BodyText"/>
+      </w:pPr>
+      <w:r>
+        <w:t xml:space="preserve">조이: 제가 제일 좋아하는 문장이에요. 특징은 누군가에게 무슨 의미인지 말하기 전까진 아무 의미 없거든요. 의사는 ’2.8’을 사는 게 아니에요. 그 숫자가 자기 병원에서 갖는 의미를 사는 거죠.</w:t>
+      </w:r>
+    </w:p>
+    <w:p>
+      <w:pPr>
+        <w:pStyle w:val="BodyText"/>
+      </w:pPr>
+      <w:r>
+        <w:t xml:space="preserve">그레이스: 환자가 내는 가격은요?</w:t>
+      </w:r>
+    </w:p>
+    <w:p>
+      <w:pPr>
+        <w:pStyle w:val="BodyText"/>
+      </w:pPr>
+      <w:r>
+        <w:t xml:space="preserve">조이: 병원은 보통 환자에게 두 배쯤 받아요. 750, 800달러.</w:t>
+      </w:r>
+    </w:p>
+    <w:p>
+      <w:pPr>
+        <w:pStyle w:val="BodyText"/>
+      </w:pPr>
+      <w:r>
+        <w:t xml:space="preserve">노아: 환자 가격을 제안해야 할까요? 쉽게 하려고요?</w:t>
+      </w:r>
+    </w:p>
+    <w:p>
+      <w:pPr>
+        <w:pStyle w:val="BodyText"/>
+      </w:pPr>
+      <w:r>
+        <w:t xml:space="preserve">다이앤: 절대 안 돼요. 스피커로 듣고 있어요. 다 들었어요.</w:t>
+      </w:r>
+    </w:p>
+    <w:bookmarkEnd w:id="34"/>
+    <w:bookmarkStart w:id="35" w:name="절정전환-법적-선-그리고-결정-1"/>
+    <w:p>
+      <w:pPr>
+        <w:pStyle w:val="Heading3"/>
+      </w:pPr>
+      <w:r>
+        <w:t xml:space="preserve">절정·전환 — 법적 선, 그리고 결정</w:t>
+      </w:r>
+    </w:p>
+    <w:p>
+      <w:pPr>
+        <w:pStyle w:val="FirstParagraph"/>
+      </w:pPr>
+      <w:r>
+        <w:t xml:space="preserve">노아: 다이앤! 계신 줄 잊었어요.</w:t>
+      </w:r>
+    </w:p>
+    <w:p>
+      <w:pPr>
+        <w:pStyle w:val="BodyText"/>
+      </w:pPr>
+      <w:r>
+        <w:t xml:space="preserve">다이앤: 다들 잊어요. 그러고는 내가 고쳐야 할 말을 하죠.</w:t>
+      </w:r>
+    </w:p>
+    <w:p>
+      <w:pPr>
+        <w:pStyle w:val="BodyText"/>
+      </w:pPr>
+      <w:r>
+        <w:t xml:space="preserve">조이: 왜 환자 가격을 제안하면 안 돼요?</w:t>
+      </w:r>
+    </w:p>
+    <w:p>
+      <w:pPr>
+        <w:pStyle w:val="BodyText"/>
+      </w:pPr>
+      <w:r>
+        <w:t xml:space="preserve">다이앤: 병원은 자기 가격을 스스로 정해요. 공급자가 얼마 받으라고 하면 가격 담합처럼 보일 수 있고, 그건 우리와 병원 모두에게 법적 리스크예요. 그러니까 우린 빠지는 거예요.</w:t>
+      </w:r>
+    </w:p>
+    <w:p>
+      <w:pPr>
+        <w:pStyle w:val="BodyText"/>
+      </w:pPr>
+      <w:r>
+        <w:t xml:space="preserve">마커스: 제안만 해도요?</w:t>
+      </w:r>
+    </w:p>
+    <w:p>
+      <w:pPr>
+        <w:pStyle w:val="BodyText"/>
+      </w:pPr>
+      <w:r>
+        <w:t xml:space="preserve">다이앤: 공급자의</w:t>
+      </w:r>
+      <w:r>
+        <w:t xml:space="preserve"> </w:t>
+      </w:r>
+      <w:r>
+        <w:t xml:space="preserve">“</w:t>
+      </w:r>
+      <w:r>
+        <w:t xml:space="preserve">제안</w:t>
+      </w:r>
+      <w:r>
+        <w:t xml:space="preserve">”</w:t>
+      </w:r>
+      <w:r>
+        <w:t xml:space="preserve">은 통제처럼 보일 수 있어요. 그냥 하지 마요.</w:t>
+      </w:r>
+    </w:p>
+    <w:p>
+      <w:pPr>
+        <w:pStyle w:val="BodyText"/>
+      </w:pPr>
+      <w:r>
+        <w:t xml:space="preserve">조이: 이해했어요. 화장품 땐 상자에 권장 가격을 인쇄했었는데.</w:t>
+      </w:r>
+    </w:p>
+    <w:p>
+      <w:pPr>
+        <w:pStyle w:val="BodyText"/>
+      </w:pPr>
+      <w:r>
+        <w:t xml:space="preserve">다이앤: 여긴 화장품이 아니에요. 의료기기에 온 걸 환영해요, 조이.</w:t>
+      </w:r>
+    </w:p>
+    <w:p>
+      <w:pPr>
+        <w:pStyle w:val="BodyText"/>
+      </w:pPr>
+      <w:r>
+        <w:t xml:space="preserve">조이: 다들 그 말을 하네요. 경고처럼.</w:t>
+      </w:r>
+    </w:p>
+    <w:p>
+      <w:pPr>
+        <w:pStyle w:val="BodyText"/>
+      </w:pPr>
+      <w:r>
+        <w:t xml:space="preserve">엘레나: 경고 맞아요. 친절한 경고.</w:t>
+      </w:r>
+    </w:p>
+    <w:p>
+      <w:pPr>
+        <w:pStyle w:val="BodyText"/>
+      </w:pPr>
+      <w:r>
+        <w:t xml:space="preserve">다이앤: 하나 더요. 출시 프로그램. 무료 응급 키트는 괜찮아요. 가치를 문서화하세요.</w:t>
+      </w:r>
+    </w:p>
+    <w:p>
+      <w:pPr>
+        <w:pStyle w:val="BodyText"/>
+      </w:pPr>
+      <w:r>
+        <w:t xml:space="preserve">조이: 왜 문서화해요?</w:t>
+      </w:r>
+    </w:p>
+    <w:p>
+      <w:pPr>
+        <w:pStyle w:val="BodyText"/>
+      </w:pPr>
+      <w:r>
+        <w:t xml:space="preserve">다이앤: 의사에게 주는 가치 있는 건 오픈 페이먼츠에 보고해야 할 수 있어요. 무료 키트도 포함될 수 있고요. 공개 자료라서 경쟁사든 기자든 누구나 검색할 수 있어요.</w:t>
+      </w:r>
+    </w:p>
+    <w:p>
+      <w:pPr>
+        <w:pStyle w:val="BodyText"/>
+      </w:pPr>
+      <w:r>
+        <w:t xml:space="preserve">엘레나: 레이첼의 할번 자문료가 나왔던 그 데이터베이스요.</w:t>
+      </w:r>
+    </w:p>
+    <w:p>
+      <w:pPr>
+        <w:pStyle w:val="BodyText"/>
+      </w:pPr>
+      <w:r>
+        <w:t xml:space="preserve">조이: 알겠어요. 의료 마케팅엔 생각보다 규칙이 많네요.</w:t>
+      </w:r>
+    </w:p>
+    <w:p>
+      <w:pPr>
+        <w:pStyle w:val="BodyText"/>
+      </w:pPr>
+      <w:r>
+        <w:t xml:space="preserve">마커스: 규칙은 괜찮아. 문제는 뜻밖의 일이지.</w:t>
+      </w:r>
+    </w:p>
+    <w:p>
+      <w:pPr>
+        <w:pStyle w:val="BodyText"/>
+      </w:pPr>
+      <w:r>
+        <w:t xml:space="preserve">노아: 그럼 결정. 정가 425달러. 출시 프로그램 395달러, 6개월간. 병원엔 지금 시작할 이유가 되고, 할번이 가격을 내려도 우리에게 여유가 남아요.</w:t>
+      </w:r>
+    </w:p>
+    <w:p>
+      <w:pPr>
+        <w:pStyle w:val="BodyText"/>
+      </w:pPr>
+      <w:r>
+        <w:t xml:space="preserve">조이: 첫 주문엔 교육과 응급 키트 두 개 포함. 문서화해서.</w:t>
+      </w:r>
+    </w:p>
+    <w:p>
+      <w:pPr>
+        <w:pStyle w:val="BodyText"/>
+      </w:pPr>
+      <w:r>
+        <w:t xml:space="preserve">마커스: 그리고 395달러일 때 우리 마진은?</w:t>
+      </w:r>
+    </w:p>
+    <w:p>
+      <w:pPr>
+        <w:pStyle w:val="BodyText"/>
+      </w:pPr>
+      <w:r>
+        <w:t xml:space="preserve">조이: 키트, 교육, 배송 다 빼고요? 여전히 80퍼센트 이상이에요.</w:t>
+      </w:r>
+    </w:p>
+    <w:p>
+      <w:pPr>
+        <w:pStyle w:val="BodyText"/>
+      </w:pPr>
+      <w:r>
+        <w:t xml:space="preserve">마커스: 80퍼센트. 데니스가 계산 과정을 보고 싶어 할 거야.</w:t>
+      </w:r>
+    </w:p>
+    <w:p>
+      <w:pPr>
+        <w:pStyle w:val="BodyText"/>
+      </w:pPr>
+      <w:r>
+        <w:t xml:space="preserve">조이: 데니스가 누구예요?</w:t>
+      </w:r>
+    </w:p>
+    <w:p>
+      <w:pPr>
+        <w:pStyle w:val="BodyText"/>
+      </w:pPr>
+      <w:r>
+        <w:t xml:space="preserve">프리야: 마커스 아내요. 수학 선생님. 이 회사 숫자는 전부 검사하세요.</w:t>
+      </w:r>
+    </w:p>
+    <w:p>
+      <w:pPr>
+        <w:pStyle w:val="BodyText"/>
+      </w:pPr>
+      <w:r>
+        <w:t xml:space="preserve">조이: 그럼 풀이 과정을 보여 드려야겠네요.</w:t>
+      </w:r>
+    </w:p>
+    <w:p>
+      <w:pPr>
+        <w:pStyle w:val="BodyText"/>
+      </w:pPr>
+      <w:r>
+        <w:t xml:space="preserve">마커스: 여기 온 지 네 시간인데. 벌써 우리 말을 하네.</w:t>
+      </w:r>
+    </w:p>
+    <w:bookmarkEnd w:id="35"/>
+    <w:bookmarkStart w:id="36" w:name="마무리-오후-5시-noah의-방-1"/>
+    <w:p>
+      <w:pPr>
+        <w:pStyle w:val="Heading3"/>
+      </w:pPr>
+      <w:r>
+        <w:t xml:space="preserve">마무리 — 오후 5시, Noah의 방</w:t>
+      </w:r>
+    </w:p>
+    <w:p>
+      <w:pPr>
+        <w:pStyle w:val="FirstParagraph"/>
+      </w:pPr>
+      <w:r>
+        <w:t xml:space="preserve">조이: 들어가도 돼요? 문이 안 닫히네요.</w:t>
+      </w:r>
+    </w:p>
+    <w:p>
+      <w:pPr>
+        <w:pStyle w:val="BodyText"/>
+      </w:pPr>
+      <w:r>
+        <w:t xml:space="preserve">노아: 고장 났어요. 마커스 말로는 조직 문화에 좋대요.</w:t>
+      </w:r>
+    </w:p>
+    <w:p>
+      <w:pPr>
+        <w:pStyle w:val="BodyText"/>
+      </w:pPr>
+      <w:r>
+        <w:t xml:space="preserve">조이: 마케팅에도 좋네요. 열린 문, 열린 회사. 그거 훔쳐 갈게요.</w:t>
+      </w:r>
+    </w:p>
+    <w:p>
+      <w:pPr>
+        <w:pStyle w:val="BodyText"/>
+      </w:pPr>
+      <w:r>
+        <w:t xml:space="preserve">노아: 첫날 어땠어요? 솔직하게요?</w:t>
+      </w:r>
+    </w:p>
+    <w:p>
+      <w:pPr>
+        <w:pStyle w:val="BodyText"/>
+      </w:pPr>
+      <w:r>
+        <w:t xml:space="preserve">조이: 솔직히요? 이 팀은 제가 본 어떤 팀보다 많이 다퉈요.</w:t>
+      </w:r>
+    </w:p>
+    <w:p>
+      <w:pPr>
+        <w:pStyle w:val="BodyText"/>
+      </w:pPr>
+      <w:r>
+        <w:t xml:space="preserve">노아: 그게 나쁜 거예요?</w:t>
+      </w:r>
+    </w:p>
+    <w:p>
+      <w:pPr>
+        <w:pStyle w:val="BodyText"/>
+      </w:pPr>
+      <w:r>
+        <w:t xml:space="preserve">조이: 아니요. 예전 직장에선 아무도 안 다퉜어요. 다들 상사 기분 상하게 하기 싫었거든요. 그래서 나쁜 아이디어가 그대로 매대에 올라갔고, 나쁜 제품을 엄청 만들었죠.</w:t>
+      </w:r>
+    </w:p>
+    <w:p>
+      <w:pPr>
+        <w:pStyle w:val="BodyText"/>
+      </w:pPr>
+      <w:r>
+        <w:t xml:space="preserve">노아: 안에선 논쟁, 밖에선 한목소리. 원칙 2번.</w:t>
+      </w:r>
+    </w:p>
+    <w:p>
+      <w:pPr>
+        <w:pStyle w:val="BodyText"/>
+      </w:pPr>
+      <w:r>
+        <w:t xml:space="preserve">조이: 화이트보드에서 봤어요.</w:t>
+      </w:r>
+      <w:r>
+        <w:t xml:space="preserve"> </w:t>
+      </w:r>
+      <w:r>
+        <w:t xml:space="preserve">“</w:t>
+      </w:r>
+      <w:r>
+        <w:t xml:space="preserve">월 7만 달러</w:t>
+      </w:r>
+      <w:r>
+        <w:t xml:space="preserve">”</w:t>
+      </w:r>
+      <w:r>
+        <w:t xml:space="preserve"> </w:t>
+      </w:r>
+      <w:r>
+        <w:t xml:space="preserve">옆에서.</w:t>
+      </w:r>
+    </w:p>
+    <w:p>
+      <w:pPr>
+        <w:pStyle w:val="BodyText"/>
+      </w:pPr>
+      <w:r>
+        <w:t xml:space="preserve">노아: 그건 은행 이자예요. 잊지 말라고 마커스가 써 놨어요.</w:t>
+      </w:r>
+    </w:p>
+    <w:p>
+      <w:pPr>
+        <w:pStyle w:val="BodyText"/>
+      </w:pPr>
+      <w:r>
+        <w:t xml:space="preserve">조이: 다음 단계. 특징과 혜택. 메시지 하우스. 프리야가 하루 종일 필요해요.</w:t>
+      </w:r>
+    </w:p>
+    <w:p>
+      <w:pPr>
+        <w:pStyle w:val="BodyText"/>
+      </w:pPr>
+      <w:r>
+        <w:t xml:space="preserve">노아: 프리야는 화학으로 말하는데요.</w:t>
+      </w:r>
+    </w:p>
+    <w:p>
+      <w:pPr>
+        <w:pStyle w:val="BodyText"/>
+      </w:pPr>
+      <w:r>
+        <w:t xml:space="preserve">조이: 좋아요. 제가 번역할게요. 그게 제 일이에요.</w:t>
+      </w:r>
+    </w:p>
+    <w:p>
+      <w:pPr>
+        <w:pStyle w:val="BodyText"/>
+      </w:pPr>
+      <w:r>
+        <w:t xml:space="preserve">노아: 그리고 기술에도 이름이 필요해요. 의사들이 기억할 만한 걸로.</w:t>
+      </w:r>
+    </w:p>
+    <w:p>
+      <w:pPr>
+        <w:pStyle w:val="BodyText"/>
+      </w:pPr>
+      <w:r>
+        <w:t xml:space="preserve">조이: 벌써 아이디어 열두 개 있어요. 전부 포스트잇에. 목요일 오전 9시.</w:t>
+      </w:r>
+    </w:p>
+    <w:bookmarkEnd w:id="36"/>
+    <w:bookmarkEnd w:id="37"/>
+    <w:bookmarkEnd w:id="38"/>
     <w:sectPr/>
   </w:body>
 </w:document>
@@ -4498,583 +4445,8 @@
       </w:pPr>
     </w:lvl>
   </w:abstractNum>
-  <w:abstractNum w:abstractNumId="99411">
-    <w:nsid w:val="A99411"/>
-    <w:multiLevelType w:val="multilevel"/>
-    <w:lvl w:ilvl="0">
-      <w:start w:val="1"/>
-      <w:numFmt w:val="decimal"/>
-      <w:lvlText w:val="%1."/>
-      <w:lvlJc w:val="left"/>
-      <w:pPr>
-        <w:ind w:left="720" w:hanging="480"/>
-      </w:pPr>
-    </w:lvl>
-    <w:lvl w:ilvl="1">
-      <w:start w:val="1"/>
-      <w:numFmt w:val="decimal"/>
-      <w:lvlText w:val="%2."/>
-      <w:lvlJc w:val="left"/>
-      <w:pPr>
-        <w:ind w:left="1440" w:hanging="480"/>
-      </w:pPr>
-    </w:lvl>
-    <w:lvl w:ilvl="2">
-      <w:start w:val="1"/>
-      <w:numFmt w:val="decimal"/>
-      <w:lvlText w:val="%3."/>
-      <w:lvlJc w:val="left"/>
-      <w:pPr>
-        <w:ind w:left="2160" w:hanging="480"/>
-      </w:pPr>
-    </w:lvl>
-    <w:lvl w:ilvl="3">
-      <w:start w:val="1"/>
-      <w:numFmt w:val="decimal"/>
-      <w:lvlText w:val="%4."/>
-      <w:lvlJc w:val="left"/>
-      <w:pPr>
-        <w:ind w:left="2880" w:hanging="480"/>
-      </w:pPr>
-    </w:lvl>
-    <w:lvl w:ilvl="4">
-      <w:start w:val="1"/>
-      <w:numFmt w:val="decimal"/>
-      <w:lvlText w:val="%5."/>
-      <w:lvlJc w:val="left"/>
-      <w:pPr>
-        <w:ind w:left="3600" w:hanging="480"/>
-      </w:pPr>
-    </w:lvl>
-    <w:lvl w:ilvl="5">
-      <w:start w:val="1"/>
-      <w:numFmt w:val="decimal"/>
-      <w:lvlText w:val="%6."/>
-      <w:lvlJc w:val="left"/>
-      <w:pPr>
-        <w:ind w:left="4320" w:hanging="480"/>
-      </w:pPr>
-    </w:lvl>
-    <w:lvl w:ilvl="6">
-      <w:start w:val="1"/>
-      <w:numFmt w:val="decimal"/>
-      <w:lvlText w:val="%7."/>
-      <w:lvlJc w:val="left"/>
-      <w:pPr>
-        <w:ind w:left="5040" w:hanging="480"/>
-      </w:pPr>
-    </w:lvl>
-    <w:lvl w:ilvl="7">
-      <w:start w:val="1"/>
-      <w:numFmt w:val="decimal"/>
-      <w:lvlText w:val="%8."/>
-      <w:lvlJc w:val="left"/>
-      <w:pPr>
-        <w:ind w:left="5760" w:hanging="480"/>
-      </w:pPr>
-    </w:lvl>
-    <w:lvl w:ilvl="8">
-      <w:start w:val="1"/>
-      <w:numFmt w:val="decimal"/>
-      <w:lvlText w:val="%9."/>
-      <w:lvlJc w:val="left"/>
-      <w:pPr>
-        <w:ind w:left="6480" w:hanging="480"/>
-      </w:pPr>
-    </w:lvl>
-  </w:abstractNum>
-  <w:abstractNum w:abstractNumId="994116">
-    <w:nsid w:val="A994116"/>
-    <w:multiLevelType w:val="multilevel"/>
-    <w:lvl w:ilvl="0">
-      <w:start w:val="16"/>
-      <w:numFmt w:val="decimal"/>
-      <w:lvlText w:val="%1."/>
-      <w:lvlJc w:val="left"/>
-      <w:pPr>
-        <w:ind w:left="720" w:hanging="480"/>
-      </w:pPr>
-    </w:lvl>
-    <w:lvl w:ilvl="1">
-      <w:start w:val="16"/>
-      <w:numFmt w:val="decimal"/>
-      <w:lvlText w:val="%2."/>
-      <w:lvlJc w:val="left"/>
-      <w:pPr>
-        <w:ind w:left="1440" w:hanging="480"/>
-      </w:pPr>
-    </w:lvl>
-    <w:lvl w:ilvl="2">
-      <w:start w:val="16"/>
-      <w:numFmt w:val="decimal"/>
-      <w:lvlText w:val="%3."/>
-      <w:lvlJc w:val="left"/>
-      <w:pPr>
-        <w:ind w:left="2160" w:hanging="480"/>
-      </w:pPr>
-    </w:lvl>
-    <w:lvl w:ilvl="3">
-      <w:start w:val="16"/>
-      <w:numFmt w:val="decimal"/>
-      <w:lvlText w:val="%4."/>
-      <w:lvlJc w:val="left"/>
-      <w:pPr>
-        <w:ind w:left="2880" w:hanging="480"/>
-      </w:pPr>
-    </w:lvl>
-    <w:lvl w:ilvl="4">
-      <w:start w:val="16"/>
-      <w:numFmt w:val="decimal"/>
-      <w:lvlText w:val="%5."/>
-      <w:lvlJc w:val="left"/>
-      <w:pPr>
-        <w:ind w:left="3600" w:hanging="480"/>
-      </w:pPr>
-    </w:lvl>
-    <w:lvl w:ilvl="5">
-      <w:start w:val="16"/>
-      <w:numFmt w:val="decimal"/>
-      <w:lvlText w:val="%6."/>
-      <w:lvlJc w:val="left"/>
-      <w:pPr>
-        <w:ind w:left="4320" w:hanging="480"/>
-      </w:pPr>
-    </w:lvl>
-    <w:lvl w:ilvl="6">
-      <w:start w:val="16"/>
-      <w:numFmt w:val="decimal"/>
-      <w:lvlText w:val="%7."/>
-      <w:lvlJc w:val="left"/>
-      <w:pPr>
-        <w:ind w:left="5040" w:hanging="480"/>
-      </w:pPr>
-    </w:lvl>
-    <w:lvl w:ilvl="7">
-      <w:start w:val="16"/>
-      <w:numFmt w:val="decimal"/>
-      <w:lvlText w:val="%8."/>
-      <w:lvlJc w:val="left"/>
-      <w:pPr>
-        <w:ind w:left="5760" w:hanging="480"/>
-      </w:pPr>
-    </w:lvl>
-    <w:lvl w:ilvl="8">
-      <w:start w:val="16"/>
-      <w:numFmt w:val="decimal"/>
-      <w:lvlText w:val="%9."/>
-      <w:lvlJc w:val="left"/>
-      <w:pPr>
-        <w:ind w:left="6480" w:hanging="480"/>
-      </w:pPr>
-    </w:lvl>
-  </w:abstractNum>
-  <w:abstractNum w:abstractNumId="994151">
-    <w:nsid w:val="A994151"/>
-    <w:multiLevelType w:val="multilevel"/>
-    <w:lvl w:ilvl="0">
-      <w:start w:val="51"/>
-      <w:numFmt w:val="decimal"/>
-      <w:lvlText w:val="%1."/>
-      <w:lvlJc w:val="left"/>
-      <w:pPr>
-        <w:ind w:left="720" w:hanging="480"/>
-      </w:pPr>
-    </w:lvl>
-    <w:lvl w:ilvl="1">
-      <w:start w:val="51"/>
-      <w:numFmt w:val="decimal"/>
-      <w:lvlText w:val="%2."/>
-      <w:lvlJc w:val="left"/>
-      <w:pPr>
-        <w:ind w:left="1440" w:hanging="480"/>
-      </w:pPr>
-    </w:lvl>
-    <w:lvl w:ilvl="2">
-      <w:start w:val="51"/>
-      <w:numFmt w:val="decimal"/>
-      <w:lvlText w:val="%3."/>
-      <w:lvlJc w:val="left"/>
-      <w:pPr>
-        <w:ind w:left="2160" w:hanging="480"/>
-      </w:pPr>
-    </w:lvl>
-    <w:lvl w:ilvl="3">
-      <w:start w:val="51"/>
-      <w:numFmt w:val="decimal"/>
-      <w:lvlText w:val="%4."/>
-      <w:lvlJc w:val="left"/>
-      <w:pPr>
-        <w:ind w:left="2880" w:hanging="480"/>
-      </w:pPr>
-    </w:lvl>
-    <w:lvl w:ilvl="4">
-      <w:start w:val="51"/>
-      <w:numFmt w:val="decimal"/>
-      <w:lvlText w:val="%5."/>
-      <w:lvlJc w:val="left"/>
-      <w:pPr>
-        <w:ind w:left="3600" w:hanging="480"/>
-      </w:pPr>
-    </w:lvl>
-    <w:lvl w:ilvl="5">
-      <w:start w:val="51"/>
-      <w:numFmt w:val="decimal"/>
-      <w:lvlText w:val="%6."/>
-      <w:lvlJc w:val="left"/>
-      <w:pPr>
-        <w:ind w:left="4320" w:hanging="480"/>
-      </w:pPr>
-    </w:lvl>
-    <w:lvl w:ilvl="6">
-      <w:start w:val="51"/>
-      <w:numFmt w:val="decimal"/>
-      <w:lvlText w:val="%7."/>
-      <w:lvlJc w:val="left"/>
-      <w:pPr>
-        <w:ind w:left="5040" w:hanging="480"/>
-      </w:pPr>
-    </w:lvl>
-    <w:lvl w:ilvl="7">
-      <w:start w:val="51"/>
-      <w:numFmt w:val="decimal"/>
-      <w:lvlText w:val="%8."/>
-      <w:lvlJc w:val="left"/>
-      <w:pPr>
-        <w:ind w:left="5760" w:hanging="480"/>
-      </w:pPr>
-    </w:lvl>
-    <w:lvl w:ilvl="8">
-      <w:start w:val="51"/>
-      <w:numFmt w:val="decimal"/>
-      <w:lvlText w:val="%9."/>
-      <w:lvlJc w:val="left"/>
-      <w:pPr>
-        <w:ind w:left="6480" w:hanging="480"/>
-      </w:pPr>
-    </w:lvl>
-  </w:abstractNum>
-  <w:abstractNum w:abstractNumId="994181">
-    <w:nsid w:val="A994181"/>
-    <w:multiLevelType w:val="multilevel"/>
-    <w:lvl w:ilvl="0">
-      <w:start w:val="81"/>
-      <w:numFmt w:val="decimal"/>
-      <w:lvlText w:val="%1."/>
-      <w:lvlJc w:val="left"/>
-      <w:pPr>
-        <w:ind w:left="720" w:hanging="480"/>
-      </w:pPr>
-    </w:lvl>
-    <w:lvl w:ilvl="1">
-      <w:start w:val="81"/>
-      <w:numFmt w:val="decimal"/>
-      <w:lvlText w:val="%2."/>
-      <w:lvlJc w:val="left"/>
-      <w:pPr>
-        <w:ind w:left="1440" w:hanging="480"/>
-      </w:pPr>
-    </w:lvl>
-    <w:lvl w:ilvl="2">
-      <w:start w:val="81"/>
-      <w:numFmt w:val="decimal"/>
-      <w:lvlText w:val="%3."/>
-      <w:lvlJc w:val="left"/>
-      <w:pPr>
-        <w:ind w:left="2160" w:hanging="480"/>
-      </w:pPr>
-    </w:lvl>
-    <w:lvl w:ilvl="3">
-      <w:start w:val="81"/>
-      <w:numFmt w:val="decimal"/>
-      <w:lvlText w:val="%4."/>
-      <w:lvlJc w:val="left"/>
-      <w:pPr>
-        <w:ind w:left="2880" w:hanging="480"/>
-      </w:pPr>
-    </w:lvl>
-    <w:lvl w:ilvl="4">
-      <w:start w:val="81"/>
-      <w:numFmt w:val="decimal"/>
-      <w:lvlText w:val="%5."/>
-      <w:lvlJc w:val="left"/>
-      <w:pPr>
-        <w:ind w:left="3600" w:hanging="480"/>
-      </w:pPr>
-    </w:lvl>
-    <w:lvl w:ilvl="5">
-      <w:start w:val="81"/>
-      <w:numFmt w:val="decimal"/>
-      <w:lvlText w:val="%6."/>
-      <w:lvlJc w:val="left"/>
-      <w:pPr>
-        <w:ind w:left="4320" w:hanging="480"/>
-      </w:pPr>
-    </w:lvl>
-    <w:lvl w:ilvl="6">
-      <w:start w:val="81"/>
-      <w:numFmt w:val="decimal"/>
-      <w:lvlText w:val="%7."/>
-      <w:lvlJc w:val="left"/>
-      <w:pPr>
-        <w:ind w:left="5040" w:hanging="480"/>
-      </w:pPr>
-    </w:lvl>
-    <w:lvl w:ilvl="7">
-      <w:start w:val="81"/>
-      <w:numFmt w:val="decimal"/>
-      <w:lvlText w:val="%8."/>
-      <w:lvlJc w:val="left"/>
-      <w:pPr>
-        <w:ind w:left="5760" w:hanging="480"/>
-      </w:pPr>
-    </w:lvl>
-    <w:lvl w:ilvl="8">
-      <w:start w:val="81"/>
-      <w:numFmt w:val="decimal"/>
-      <w:lvlText w:val="%9."/>
-      <w:lvlJc w:val="left"/>
-      <w:pPr>
-        <w:ind w:left="6480" w:hanging="480"/>
-      </w:pPr>
-    </w:lvl>
-  </w:abstractNum>
-  <w:abstractNum w:abstractNumId="9941106">
-    <w:nsid w:val="A9941106"/>
-    <w:multiLevelType w:val="multilevel"/>
-    <w:lvl w:ilvl="0">
-      <w:start w:val="106"/>
-      <w:numFmt w:val="decimal"/>
-      <w:lvlText w:val="%1."/>
-      <w:lvlJc w:val="left"/>
-      <w:pPr>
-        <w:ind w:left="720" w:hanging="480"/>
-      </w:pPr>
-    </w:lvl>
-    <w:lvl w:ilvl="1">
-      <w:start w:val="106"/>
-      <w:numFmt w:val="decimal"/>
-      <w:lvlText w:val="%2."/>
-      <w:lvlJc w:val="left"/>
-      <w:pPr>
-        <w:ind w:left="1440" w:hanging="480"/>
-      </w:pPr>
-    </w:lvl>
-    <w:lvl w:ilvl="2">
-      <w:start w:val="106"/>
-      <w:numFmt w:val="decimal"/>
-      <w:lvlText w:val="%3."/>
-      <w:lvlJc w:val="left"/>
-      <w:pPr>
-        <w:ind w:left="2160" w:hanging="480"/>
-      </w:pPr>
-    </w:lvl>
-    <w:lvl w:ilvl="3">
-      <w:start w:val="106"/>
-      <w:numFmt w:val="decimal"/>
-      <w:lvlText w:val="%4."/>
-      <w:lvlJc w:val="left"/>
-      <w:pPr>
-        <w:ind w:left="2880" w:hanging="480"/>
-      </w:pPr>
-    </w:lvl>
-    <w:lvl w:ilvl="4">
-      <w:start w:val="106"/>
-      <w:numFmt w:val="decimal"/>
-      <w:lvlText w:val="%5."/>
-      <w:lvlJc w:val="left"/>
-      <w:pPr>
-        <w:ind w:left="3600" w:hanging="480"/>
-      </w:pPr>
-    </w:lvl>
-    <w:lvl w:ilvl="5">
-      <w:start w:val="106"/>
-      <w:numFmt w:val="decimal"/>
-      <w:lvlText w:val="%6."/>
-      <w:lvlJc w:val="left"/>
-      <w:pPr>
-        <w:ind w:left="4320" w:hanging="480"/>
-      </w:pPr>
-    </w:lvl>
-    <w:lvl w:ilvl="6">
-      <w:start w:val="106"/>
-      <w:numFmt w:val="decimal"/>
-      <w:lvlText w:val="%7."/>
-      <w:lvlJc w:val="left"/>
-      <w:pPr>
-        <w:ind w:left="5040" w:hanging="480"/>
-      </w:pPr>
-    </w:lvl>
-    <w:lvl w:ilvl="7">
-      <w:start w:val="106"/>
-      <w:numFmt w:val="decimal"/>
-      <w:lvlText w:val="%8."/>
-      <w:lvlJc w:val="left"/>
-      <w:pPr>
-        <w:ind w:left="5760" w:hanging="480"/>
-      </w:pPr>
-    </w:lvl>
-    <w:lvl w:ilvl="8">
-      <w:start w:val="106"/>
-      <w:numFmt w:val="decimal"/>
-      <w:lvlText w:val="%9."/>
-      <w:lvlJc w:val="left"/>
-      <w:pPr>
-        <w:ind w:left="6480" w:hanging="480"/>
-      </w:pPr>
-    </w:lvl>
-  </w:abstractNum>
   <w:num w:numId="1000">
     <w:abstractNumId w:val="990"/>
-  </w:num>
-  <w:num w:numId="1001">
-    <w:abstractNumId w:val="99411"/>
-    <w:lvlOverride w:ilvl="0">
-      <w:startOverride w:val="1"/>
-    </w:lvlOverride>
-    <w:lvlOverride w:ilvl="1">
-      <w:startOverride w:val="1"/>
-    </w:lvlOverride>
-    <w:lvlOverride w:ilvl="2">
-      <w:startOverride w:val="1"/>
-    </w:lvlOverride>
-    <w:lvlOverride w:ilvl="3">
-      <w:startOverride w:val="1"/>
-    </w:lvlOverride>
-    <w:lvlOverride w:ilvl="4">
-      <w:startOverride w:val="1"/>
-    </w:lvlOverride>
-    <w:lvlOverride w:ilvl="5">
-      <w:startOverride w:val="1"/>
-    </w:lvlOverride>
-    <w:lvlOverride w:ilvl="6">
-      <w:startOverride w:val="1"/>
-    </w:lvlOverride>
-    <w:lvlOverride w:ilvl="7">
-      <w:startOverride w:val="1"/>
-    </w:lvlOverride>
-    <w:lvlOverride w:ilvl="8">
-      <w:startOverride w:val="1"/>
-    </w:lvlOverride>
-  </w:num>
-  <w:num w:numId="1002">
-    <w:abstractNumId w:val="994116"/>
-    <w:lvlOverride w:ilvl="0">
-      <w:startOverride w:val="16"/>
-    </w:lvlOverride>
-    <w:lvlOverride w:ilvl="1">
-      <w:startOverride w:val="16"/>
-    </w:lvlOverride>
-    <w:lvlOverride w:ilvl="2">
-      <w:startOverride w:val="16"/>
-    </w:lvlOverride>
-    <w:lvlOverride w:ilvl="3">
-      <w:startOverride w:val="16"/>
-    </w:lvlOverride>
-    <w:lvlOverride w:ilvl="4">
-      <w:startOverride w:val="16"/>
-    </w:lvlOverride>
-    <w:lvlOverride w:ilvl="5">
-      <w:startOverride w:val="16"/>
-    </w:lvlOverride>
-    <w:lvlOverride w:ilvl="6">
-      <w:startOverride w:val="16"/>
-    </w:lvlOverride>
-    <w:lvlOverride w:ilvl="7">
-      <w:startOverride w:val="16"/>
-    </w:lvlOverride>
-    <w:lvlOverride w:ilvl="8">
-      <w:startOverride w:val="16"/>
-    </w:lvlOverride>
-  </w:num>
-  <w:num w:numId="1003">
-    <w:abstractNumId w:val="994151"/>
-    <w:lvlOverride w:ilvl="0">
-      <w:startOverride w:val="51"/>
-    </w:lvlOverride>
-    <w:lvlOverride w:ilvl="1">
-      <w:startOverride w:val="51"/>
-    </w:lvlOverride>
-    <w:lvlOverride w:ilvl="2">
-      <w:startOverride w:val="51"/>
-    </w:lvlOverride>
-    <w:lvlOverride w:ilvl="3">
-      <w:startOverride w:val="51"/>
-    </w:lvlOverride>
-    <w:lvlOverride w:ilvl="4">
-      <w:startOverride w:val="51"/>
-    </w:lvlOverride>
-    <w:lvlOverride w:ilvl="5">
-      <w:startOverride w:val="51"/>
-    </w:lvlOverride>
-    <w:lvlOverride w:ilvl="6">
-      <w:startOverride w:val="51"/>
-    </w:lvlOverride>
-    <w:lvlOverride w:ilvl="7">
-      <w:startOverride w:val="51"/>
-    </w:lvlOverride>
-    <w:lvlOverride w:ilvl="8">
-      <w:startOverride w:val="51"/>
-    </w:lvlOverride>
-  </w:num>
-  <w:num w:numId="1004">
-    <w:abstractNumId w:val="994181"/>
-    <w:lvlOverride w:ilvl="0">
-      <w:startOverride w:val="81"/>
-    </w:lvlOverride>
-    <w:lvlOverride w:ilvl="1">
-      <w:startOverride w:val="81"/>
-    </w:lvlOverride>
-    <w:lvlOverride w:ilvl="2">
-      <w:startOverride w:val="81"/>
-    </w:lvlOverride>
-    <w:lvlOverride w:ilvl="3">
-      <w:startOverride w:val="81"/>
-    </w:lvlOverride>
-    <w:lvlOverride w:ilvl="4">
-      <w:startOverride w:val="81"/>
-    </w:lvlOverride>
-    <w:lvlOverride w:ilvl="5">
-      <w:startOverride w:val="81"/>
-    </w:lvlOverride>
-    <w:lvlOverride w:ilvl="6">
-      <w:startOverride w:val="81"/>
-    </w:lvlOverride>
-    <w:lvlOverride w:ilvl="7">
-      <w:startOverride w:val="81"/>
-    </w:lvlOverride>
-    <w:lvlOverride w:ilvl="8">
-      <w:startOverride w:val="81"/>
-    </w:lvlOverride>
-  </w:num>
-  <w:num w:numId="1005">
-    <w:abstractNumId w:val="9941106"/>
-    <w:lvlOverride w:ilvl="0">
-      <w:startOverride w:val="106"/>
-    </w:lvlOverride>
-    <w:lvlOverride w:ilvl="1">
-      <w:startOverride w:val="106"/>
-    </w:lvlOverride>
-    <w:lvlOverride w:ilvl="2">
-      <w:startOverride w:val="106"/>
-    </w:lvlOverride>
-    <w:lvlOverride w:ilvl="3">
-      <w:startOverride w:val="106"/>
-    </w:lvlOverride>
-    <w:lvlOverride w:ilvl="4">
-      <w:startOverride w:val="106"/>
-    </w:lvlOverride>
-    <w:lvlOverride w:ilvl="5">
-      <w:startOverride w:val="106"/>
-    </w:lvlOverride>
-    <w:lvlOverride w:ilvl="6">
-      <w:startOverride w:val="106"/>
-    </w:lvlOverride>
-    <w:lvlOverride w:ilvl="7">
-      <w:startOverride w:val="106"/>
-    </w:lvlOverride>
-    <w:lvlOverride w:ilvl="8">
-      <w:startOverride w:val="106"/>
-    </w:lvlOverride>
   </w:num>
 </w:numbering>
 </file>
